--- a/Ausgabe/Klasse_9/01_Informationen_und_Daten/03_Material.docx
+++ b/Ausgabe/Klasse_9/01_Informationen_und_Daten/03_Material.docx
@@ -5483,7 +5483,7 @@
       <w:rPr>
         <w:sz w:val="16"/>
       </w:rPr>
-      <w:t>Unterrichtsmaterial Oberschule Sachsen · Version v0.4.0-319-gc4b6538-dirty · Build 16.08.2026</w:t>
+      <w:t>Unterrichtsmaterial Oberschule Sachsen · Version v0.4.0-322-g516fad1-dirty · Build 17.08.2026</w:t>
     </w:r>
   </w:p>
 </w:ftr>

--- a/Ausgabe/Klasse_9/01_Informationen_und_Daten/03_Material.docx
+++ b/Ausgabe/Klasse_9/01_Informationen_und_Daten/03_Material.docx
@@ -5483,7 +5483,7 @@
       <w:rPr>
         <w:sz w:val="16"/>
       </w:rPr>
-      <w:t>Unterrichtsmaterial Oberschule Sachsen · Version v0.4.0-322-g516fad1-dirty · Build 17.08.2026</w:t>
+      <w:t>Unterrichtsmaterial Oberschule Sachsen · Version v0.4.0-327-g8416f81-dirty · Build 17.08.2026</w:t>
     </w:r>
   </w:p>
 </w:ftr>

--- a/Ausgabe/Klasse_9/01_Informationen_und_Daten/03_Material.docx
+++ b/Ausgabe/Klasse_9/01_Informationen_und_Daten/03_Material.docx
@@ -5483,7 +5483,7 @@
       <w:rPr>
         <w:sz w:val="16"/>
       </w:rPr>
-      <w:t>Unterrichtsmaterial Oberschule Sachsen · Version v0.4.0-327-g8416f81-dirty · Build 17.08.2026</w:t>
+      <w:t>Unterrichtsmaterial Oberschule Sachsen · Version v0.4.0-333-gbccbada-dirty · Build 17.08.2026</w:t>
     </w:r>
   </w:p>
 </w:ftr>

--- a/Ausgabe/Klasse_9/01_Informationen_und_Daten/03_Material.docx
+++ b/Ausgabe/Klasse_9/01_Informationen_und_Daten/03_Material.docx
@@ -5483,7 +5483,7 @@
       <w:rPr>
         <w:sz w:val="16"/>
       </w:rPr>
-      <w:t>Unterrichtsmaterial Oberschule Sachsen · Version v0.4.0-333-gbccbada-dirty · Build 17.08.2026</w:t>
+      <w:t>Unterrichtsmaterial Oberschule Sachsen · Version v0.4.0-341-g0b15cca-dirty · Build 17.08.2026</w:t>
     </w:r>
   </w:p>
 </w:ftr>

--- a/Ausgabe/Klasse_9/01_Informationen_und_Daten/03_Material.docx
+++ b/Ausgabe/Klasse_9/01_Informationen_und_Daten/03_Material.docx
@@ -5483,7 +5483,7 @@
       <w:rPr>
         <w:sz w:val="16"/>
       </w:rPr>
-      <w:t>Unterrichtsmaterial Oberschule Sachsen · Version v0.4.0-341-g0b15cca-dirty · Build 17.08.2026</w:t>
+      <w:t>Unterrichtsmaterial Oberschule Sachsen · Version v0.4.0-356-g3db0967-dirty · Build 17.08.2026</w:t>
     </w:r>
   </w:p>
 </w:ftr>

--- a/Ausgabe/Klasse_9/01_Informationen_und_Daten/03_Material.docx
+++ b/Ausgabe/Klasse_9/01_Informationen_und_Daten/03_Material.docx
@@ -5483,7 +5483,7 @@
       <w:rPr>
         <w:sz w:val="16"/>
       </w:rPr>
-      <w:t>Unterrichtsmaterial Oberschule Sachsen · Version v0.4.0-356-g3db0967-dirty · Build 17.08.2026</w:t>
+      <w:t>Unterrichtsmaterial Oberschule Sachsen · Version v0.4.0-376-gf442749-dirty · Build 17.08.2026</w:t>
     </w:r>
   </w:p>
 </w:ftr>

--- a/Ausgabe/Klasse_9/01_Informationen_und_Daten/03_Material.docx
+++ b/Ausgabe/Klasse_9/01_Informationen_und_Daten/03_Material.docx
@@ -5483,7 +5483,7 @@
       <w:rPr>
         <w:sz w:val="16"/>
       </w:rPr>
-      <w:t>Unterrichtsmaterial Oberschule Sachsen · Version v0.4.0-356-g3db0967-dirty · Build 17.08.2026</w:t>
+      <w:t>Unterrichtsmaterial Oberschule Sachsen · Version v0.4.0-376-g6ba679b-dirty · Build 17.08.2026</w:t>
     </w:r>
   </w:p>
 </w:ftr>

--- a/Ausgabe/Klasse_9/01_Informationen_und_Daten/03_Material.docx
+++ b/Ausgabe/Klasse_9/01_Informationen_und_Daten/03_Material.docx
@@ -5483,7 +5483,7 @@
       <w:rPr>
         <w:sz w:val="16"/>
       </w:rPr>
-      <w:t>Unterrichtsmaterial Oberschule Sachsen · Version v0.4.0-356-g3db0967-dirty · Build 17.08.2026</w:t>
+      <w:t>Unterrichtsmaterial Oberschule Sachsen · Version v0.4.0-378-g61c0f2a-dirty · Build 17.08.2026</w:t>
     </w:r>
   </w:p>
 </w:ftr>

--- a/Ausgabe/Klasse_9/01_Informationen_und_Daten/03_Material.docx
+++ b/Ausgabe/Klasse_9/01_Informationen_und_Daten/03_Material.docx
@@ -5483,7 +5483,7 @@
       <w:rPr>
         <w:sz w:val="16"/>
       </w:rPr>
-      <w:t>Unterrichtsmaterial Oberschule Sachsen · Version v0.4.0-356-g3db0967-dirty · Build 17.08.2026</w:t>
+      <w:t>Unterrichtsmaterial Oberschule Sachsen · Version v0.4.0-367-gb55ec7c-dirty · Build 17.08.2026</w:t>
     </w:r>
   </w:p>
 </w:ftr>

--- a/Ausgabe/Klasse_9/01_Informationen_und_Daten/03_Material.docx
+++ b/Ausgabe/Klasse_9/01_Informationen_und_Daten/03_Material.docx
@@ -5483,7 +5483,7 @@
       <w:rPr>
         <w:sz w:val="16"/>
       </w:rPr>
-      <w:t>Unterrichtsmaterial Oberschule Sachsen · Version v0.4.0-376-gf442749-dirty · Build 17.08.2026</w:t>
+      <w:t>Unterrichtsmaterial Oberschule Sachsen · Version v0.4.0-410-g8744ce6-dirty · Build 17.08.2026</w:t>
     </w:r>
   </w:p>
 </w:ftr>

--- a/Ausgabe/Klasse_9/01_Informationen_und_Daten/03_Material.docx
+++ b/Ausgabe/Klasse_9/01_Informationen_und_Daten/03_Material.docx
@@ -5483,7 +5483,7 @@
       <w:rPr>
         <w:sz w:val="16"/>
       </w:rPr>
-      <w:t>Unterrichtsmaterial Oberschule Sachsen · Version v0.4.0-410-g8744ce6-dirty · Build 17.08.2026</w:t>
+      <w:t>Unterrichtsmaterial Oberschule Sachsen · Version v0.4.0-444-gad95bb4-dirty · Build 18.08.2026</w:t>
     </w:r>
   </w:p>
 </w:ftr>

--- a/Ausgabe/Klasse_9/01_Informationen_und_Daten/03_Material.docx
+++ b/Ausgabe/Klasse_9/01_Informationen_und_Daten/03_Material.docx
@@ -5483,7 +5483,7 @@
       <w:rPr>
         <w:sz w:val="16"/>
       </w:rPr>
-      <w:t>Unterrichtsmaterial Oberschule Sachsen · Version v0.4.0-444-gad95bb4-dirty · Build 18.08.2026</w:t>
+      <w:t>Unterrichtsmaterial Oberschule Sachsen · Version v0.4.0-459-gb11fd20-dirty · Build 18.08.2026</w:t>
     </w:r>
   </w:p>
 </w:ftr>

--- a/Ausgabe/Klasse_9/01_Informationen_und_Daten/03_Material.docx
+++ b/Ausgabe/Klasse_9/01_Informationen_und_Daten/03_Material.docx
@@ -5483,7 +5483,7 @@
       <w:rPr>
         <w:sz w:val="16"/>
       </w:rPr>
-      <w:t>Unterrichtsmaterial Oberschule Sachsen · Version v0.4.0-459-gb11fd20-dirty · Build 18.08.2026</w:t>
+      <w:t>Unterrichtsmaterial Oberschule Sachsen · Version v0.4.0-444-gad95bb4-dirty · Build 18.08.2026</w:t>
     </w:r>
   </w:p>
 </w:ftr>

--- a/Ausgabe/Klasse_9/01_Informationen_und_Daten/03_Material.docx
+++ b/Ausgabe/Klasse_9/01_Informationen_und_Daten/03_Material.docx
@@ -243,22 +243,22 @@
       </w:r>
     </w:p>
     <w:bookmarkEnd w:id="20"/>
-    <w:bookmarkStart w:id="26" w:name="m01-datensatzkarten"/>
+    <w:bookmarkStart w:id="42" w:name="X9b96cbf24c8dbc783801cf1f72dd6d430b66e3f"/>
     <w:p>
       <w:pPr>
         <w:pStyle w:val="Heading1"/>
       </w:pPr>
       <w:r>
-        <w:t xml:space="preserve">M01 – Datensatzkarten</w:t>
-      </w:r>
-    </w:p>
-    <w:bookmarkStart w:id="21" w:name="aufgabe"/>
+        <w:t xml:space="preserve">Lernkarten – Daten, Informationen und Wissen</w:t>
+      </w:r>
+    </w:p>
+    <w:bookmarkStart w:id="21" w:name="einsatz"/>
     <w:p>
       <w:pPr>
         <w:pStyle w:val="Heading2"/>
       </w:pPr>
       <w:r>
-        <w:t xml:space="preserve">Aufgabe</w:t>
+        <w:t xml:space="preserve">Einsatz</w:t>
       </w:r>
     </w:p>
     <w:p>
@@ -266,7 +266,99 @@
         <w:pStyle w:val="FirstParagraph"/>
       </w:pPr>
       <w:r>
-        <w:t xml:space="preserve">Ordnet die Karten so, dass aus einzelnen Informationen sinnvolle Datensätze entstehen.</w:t>
+        <w:t xml:space="preserve">Die Karten gehören zum Einstieg der ersten Unterrichtssequenz. Die Lernenden ordnen die Aussagen den Bereichen</w:t>
+      </w:r>
+      <w:r>
+        <w:t xml:space="preserve"> </w:t>
+      </w:r>
+      <w:r>
+        <w:rPr>
+          <w:bCs/>
+          <w:b/>
+        </w:rPr>
+        <w:t xml:space="preserve">Daten</w:t>
+      </w:r>
+      <w:r>
+        <w:t xml:space="preserve">,</w:t>
+      </w:r>
+      <w:r>
+        <w:t xml:space="preserve"> </w:t>
+      </w:r>
+      <w:r>
+        <w:rPr>
+          <w:bCs/>
+          <w:b/>
+        </w:rPr>
+        <w:t xml:space="preserve">Information</w:t>
+      </w:r>
+      <w:r>
+        <w:t xml:space="preserve"> </w:t>
+      </w:r>
+      <w:r>
+        <w:t xml:space="preserve">und</w:t>
+      </w:r>
+      <w:r>
+        <w:t xml:space="preserve"> </w:t>
+      </w:r>
+      <w:r>
+        <w:rPr>
+          <w:bCs/>
+          <w:b/>
+        </w:rPr>
+        <w:t xml:space="preserve">Wissen</w:t>
+      </w:r>
+      <w:r>
+        <w:t xml:space="preserve"> </w:t>
+      </w:r>
+      <w:r>
+        <w:t xml:space="preserve">zu und begründen ihre Entscheidung.</w:t>
+      </w:r>
+    </w:p>
+    <w:p>
+      <w:pPr>
+        <w:pStyle w:val="BlockText"/>
+      </w:pPr>
+      <w:r>
+        <w:t xml:space="preserve">Wichtig: Einige Karten sind bewusst mehrdeutig. Entscheidend ist nicht nur die Zuordnung, sondern die Begründung und die Frage, welcher Kontext noch fehlt.</w:t>
+      </w:r>
+    </w:p>
+    <w:bookmarkEnd w:id="21"/>
+    <w:bookmarkStart w:id="25" w:name="überschriftenkarten"/>
+    <w:p>
+      <w:pPr>
+        <w:pStyle w:val="Heading2"/>
+      </w:pPr>
+      <w:r>
+        <w:t xml:space="preserve">Überschriftenkarten</w:t>
+      </w:r>
+    </w:p>
+    <w:bookmarkStart w:id="22" w:name="daten"/>
+    <w:p>
+      <w:pPr>
+        <w:pStyle w:val="Heading3"/>
+      </w:pPr>
+      <w:r>
+        <w:t xml:space="preserve">DATEN</w:t>
+      </w:r>
+    </w:p>
+    <w:bookmarkEnd w:id="22"/>
+    <w:bookmarkStart w:id="23" w:name="information"/>
+    <w:p>
+      <w:pPr>
+        <w:pStyle w:val="Heading3"/>
+      </w:pPr>
+      <w:r>
+        <w:t xml:space="preserve">INFORMATION</w:t>
+      </w:r>
+    </w:p>
+    <w:bookmarkEnd w:id="23"/>
+    <w:bookmarkStart w:id="24" w:name="wissen"/>
+    <w:p>
+      <w:pPr>
+        <w:pStyle w:val="Heading3"/>
+      </w:pPr>
+      <w:r>
+        <w:t xml:space="preserve">WISSEN</w:t>
       </w:r>
     </w:p>
     <w:p>
@@ -276,52 +368,278 @@
         </w:pict>
       </w:r>
     </w:p>
-    <w:bookmarkEnd w:id="21"/>
-    <w:bookmarkStart w:id="22" w:name="schüler-a"/>
+    <w:bookmarkEnd w:id="24"/>
+    <w:bookmarkEnd w:id="25"/>
+    <w:bookmarkStart w:id="38" w:name="aussagekarten"/>
     <w:p>
       <w:pPr>
         <w:pStyle w:val="Heading2"/>
       </w:pPr>
       <w:r>
-        <w:t xml:space="preserve">Schüler A</w:t>
-      </w:r>
-    </w:p>
-    <w:p>
-      <w:pPr>
-        <w:pStyle w:val="SourceCode"/>
-      </w:pPr>
-      <w:r>
-        <w:rPr>
-          <w:rStyle w:val="VerbatimChar"/>
-        </w:rPr>
-        <w:t xml:space="preserve">SchuelerID: 1001</w:t>
-      </w:r>
-      <w:r>
-        <w:br/>
-      </w:r>
-      <w:r>
-        <w:rPr>
-          <w:rStyle w:val="VerbatimChar"/>
-        </w:rPr>
-        <w:t xml:space="preserve">Name: Mia</w:t>
-      </w:r>
-      <w:r>
-        <w:br/>
-      </w:r>
-      <w:r>
-        <w:rPr>
-          <w:rStyle w:val="VerbatimChar"/>
-        </w:rPr>
-        <w:t xml:space="preserve">Klasse: 9a</w:t>
-      </w:r>
-      <w:r>
-        <w:br/>
-      </w:r>
-      <w:r>
-        <w:rPr>
-          <w:rStyle w:val="VerbatimChar"/>
-        </w:rPr>
-        <w:t xml:space="preserve">Geburtsjahr: 2011</w:t>
+        <w:t xml:space="preserve">Aussagekarten</w:t>
+      </w:r>
+    </w:p>
+    <w:bookmarkStart w:id="26" w:name="karte-1"/>
+    <w:p>
+      <w:pPr>
+        <w:pStyle w:val="Heading3"/>
+      </w:pPr>
+      <w:r>
+        <w:t xml:space="preserve">Karte 1</w:t>
+      </w:r>
+    </w:p>
+    <w:p>
+      <w:pPr>
+        <w:pStyle w:val="FirstParagraph"/>
+      </w:pPr>
+      <w:r>
+        <w:rPr>
+          <w:bCs/>
+          <w:b/>
+        </w:rPr>
+        <w:t xml:space="preserve">25</w:t>
+      </w:r>
+    </w:p>
+    <w:bookmarkEnd w:id="26"/>
+    <w:bookmarkStart w:id="27" w:name="karte-2"/>
+    <w:p>
+      <w:pPr>
+        <w:pStyle w:val="Heading3"/>
+      </w:pPr>
+      <w:r>
+        <w:t xml:space="preserve">Karte 2</w:t>
+      </w:r>
+    </w:p>
+    <w:p>
+      <w:pPr>
+        <w:pStyle w:val="FirstParagraph"/>
+      </w:pPr>
+      <w:r>
+        <w:rPr>
+          <w:bCs/>
+          <w:b/>
+        </w:rPr>
+        <w:t xml:space="preserve">Heute sind es 25 °C.</w:t>
+      </w:r>
+    </w:p>
+    <w:bookmarkEnd w:id="27"/>
+    <w:bookmarkStart w:id="28" w:name="karte-3"/>
+    <w:p>
+      <w:pPr>
+        <w:pStyle w:val="Heading3"/>
+      </w:pPr>
+      <w:r>
+        <w:t xml:space="preserve">Karte 3</w:t>
+      </w:r>
+    </w:p>
+    <w:p>
+      <w:pPr>
+        <w:pStyle w:val="FirstParagraph"/>
+      </w:pPr>
+      <w:r>
+        <w:rPr>
+          <w:bCs/>
+          <w:b/>
+        </w:rPr>
+        <w:t xml:space="preserve">Bei 25 °C brauche ich heute wahrscheinlich keine Winterjacke.</w:t>
+      </w:r>
+    </w:p>
+    <w:bookmarkEnd w:id="28"/>
+    <w:bookmarkStart w:id="29" w:name="karte-4"/>
+    <w:p>
+      <w:pPr>
+        <w:pStyle w:val="Heading3"/>
+      </w:pPr>
+      <w:r>
+        <w:t xml:space="preserve">Karte 4</w:t>
+      </w:r>
+    </w:p>
+    <w:p>
+      <w:pPr>
+        <w:pStyle w:val="FirstParagraph"/>
+      </w:pPr>
+      <w:r>
+        <w:rPr>
+          <w:bCs/>
+          <w:b/>
+        </w:rPr>
+        <w:t xml:space="preserve">Ein Foto</w:t>
+      </w:r>
+    </w:p>
+    <w:bookmarkEnd w:id="29"/>
+    <w:bookmarkStart w:id="30" w:name="karte-5"/>
+    <w:p>
+      <w:pPr>
+        <w:pStyle w:val="Heading3"/>
+      </w:pPr>
+      <w:r>
+        <w:t xml:space="preserve">Karte 5</w:t>
+      </w:r>
+    </w:p>
+    <w:p>
+      <w:pPr>
+        <w:pStyle w:val="FirstParagraph"/>
+      </w:pPr>
+      <w:r>
+        <w:rPr>
+          <w:bCs/>
+          <w:b/>
+        </w:rPr>
+        <w:t xml:space="preserve">Dein Geburtsdatum</w:t>
+      </w:r>
+    </w:p>
+    <w:bookmarkEnd w:id="30"/>
+    <w:bookmarkStart w:id="31" w:name="karte-6"/>
+    <w:p>
+      <w:pPr>
+        <w:pStyle w:val="Heading3"/>
+      </w:pPr>
+      <w:r>
+        <w:t xml:space="preserve">Karte 6</w:t>
+      </w:r>
+    </w:p>
+    <w:p>
+      <w:pPr>
+        <w:pStyle w:val="FirstParagraph"/>
+      </w:pPr>
+      <w:r>
+        <w:rPr>
+          <w:bCs/>
+          <w:b/>
+        </w:rPr>
+        <w:t xml:space="preserve">42</w:t>
+      </w:r>
+    </w:p>
+    <w:bookmarkEnd w:id="31"/>
+    <w:bookmarkStart w:id="32" w:name="karte-7"/>
+    <w:p>
+      <w:pPr>
+        <w:pStyle w:val="Heading3"/>
+      </w:pPr>
+      <w:r>
+        <w:t xml:space="preserve">Karte 7</w:t>
+      </w:r>
+    </w:p>
+    <w:p>
+      <w:pPr>
+        <w:pStyle w:val="FirstParagraph"/>
+      </w:pPr>
+      <w:r>
+        <w:rPr>
+          <w:bCs/>
+          <w:b/>
+        </w:rPr>
+        <w:t xml:space="preserve">3 : 1</w:t>
+      </w:r>
+    </w:p>
+    <w:bookmarkEnd w:id="32"/>
+    <w:bookmarkStart w:id="33" w:name="karte-8"/>
+    <w:p>
+      <w:pPr>
+        <w:pStyle w:val="Heading3"/>
+      </w:pPr>
+      <w:r>
+        <w:t xml:space="preserve">Karte 8</w:t>
+      </w:r>
+    </w:p>
+    <w:p>
+      <w:pPr>
+        <w:pStyle w:val="FirstParagraph"/>
+      </w:pPr>
+      <w:r>
+        <w:rPr>
+          <w:bCs/>
+          <w:b/>
+        </w:rPr>
+        <w:t xml:space="preserve">Montag</w:t>
+      </w:r>
+    </w:p>
+    <w:bookmarkEnd w:id="33"/>
+    <w:bookmarkStart w:id="34" w:name="karte-9"/>
+    <w:p>
+      <w:pPr>
+        <w:pStyle w:val="Heading3"/>
+      </w:pPr>
+      <w:r>
+        <w:t xml:space="preserve">Karte 9</w:t>
+      </w:r>
+    </w:p>
+    <w:p>
+      <w:pPr>
+        <w:pStyle w:val="FirstParagraph"/>
+      </w:pPr>
+      <w:r>
+        <w:rPr>
+          <w:bCs/>
+          <w:b/>
+        </w:rPr>
+        <w:t xml:space="preserve">Rot</w:t>
+      </w:r>
+    </w:p>
+    <w:bookmarkEnd w:id="34"/>
+    <w:bookmarkStart w:id="35" w:name="karte-10"/>
+    <w:p>
+      <w:pPr>
+        <w:pStyle w:val="Heading3"/>
+      </w:pPr>
+      <w:r>
+        <w:t xml:space="preserve">Karte 10</w:t>
+      </w:r>
+    </w:p>
+    <w:p>
+      <w:pPr>
+        <w:pStyle w:val="FirstParagraph"/>
+      </w:pPr>
+      <w:r>
+        <w:rPr>
+          <w:bCs/>
+          <w:b/>
+        </w:rPr>
+        <w:t xml:space="preserve">Der Bus fährt um 7:45 Uhr ab.</w:t>
+      </w:r>
+    </w:p>
+    <w:bookmarkEnd w:id="35"/>
+    <w:bookmarkStart w:id="36" w:name="karte-11"/>
+    <w:p>
+      <w:pPr>
+        <w:pStyle w:val="Heading3"/>
+      </w:pPr>
+      <w:r>
+        <w:t xml:space="preserve">Karte 11</w:t>
+      </w:r>
+    </w:p>
+    <w:p>
+      <w:pPr>
+        <w:pStyle w:val="FirstParagraph"/>
+      </w:pPr>
+      <w:r>
+        <w:rPr>
+          <w:bCs/>
+          <w:b/>
+        </w:rPr>
+        <w:t xml:space="preserve">Der Bus braucht normalerweise 20 Minuten. Deshalb sollte ich spätestens um 7:40 Uhr an der Haltestelle sein.</w:t>
+      </w:r>
+    </w:p>
+    <w:bookmarkEnd w:id="36"/>
+    <w:bookmarkStart w:id="37" w:name="karte-12"/>
+    <w:p>
+      <w:pPr>
+        <w:pStyle w:val="Heading3"/>
+      </w:pPr>
+      <w:r>
+        <w:t xml:space="preserve">Karte 12</w:t>
+      </w:r>
+    </w:p>
+    <w:p>
+      <w:pPr>
+        <w:pStyle w:val="FirstParagraph"/>
+      </w:pPr>
+      <w:r>
+        <w:rPr>
+          <w:bCs/>
+          <w:b/>
+        </w:rPr>
+        <w:t xml:space="preserve">85 %</w:t>
       </w:r>
     </w:p>
     <w:p>
@@ -331,124 +649,15 @@
         </w:pict>
       </w:r>
     </w:p>
-    <w:bookmarkEnd w:id="22"/>
-    <w:bookmarkStart w:id="23" w:name="schüler-b"/>
+    <w:bookmarkEnd w:id="37"/>
+    <w:bookmarkEnd w:id="38"/>
+    <w:bookmarkStart w:id="39" w:name="arbeitsauftrag-für-gruppen"/>
     <w:p>
       <w:pPr>
         <w:pStyle w:val="Heading2"/>
       </w:pPr>
       <w:r>
-        <w:t xml:space="preserve">Schüler B</w:t>
-      </w:r>
-    </w:p>
-    <w:p>
-      <w:pPr>
-        <w:pStyle w:val="SourceCode"/>
-      </w:pPr>
-      <w:r>
-        <w:rPr>
-          <w:rStyle w:val="VerbatimChar"/>
-        </w:rPr>
-        <w:t xml:space="preserve">SchuelerID: 1002</w:t>
-      </w:r>
-      <w:r>
-        <w:br/>
-      </w:r>
-      <w:r>
-        <w:rPr>
-          <w:rStyle w:val="VerbatimChar"/>
-        </w:rPr>
-        <w:t xml:space="preserve">Name: Tim</w:t>
-      </w:r>
-      <w:r>
-        <w:br/>
-      </w:r>
-      <w:r>
-        <w:rPr>
-          <w:rStyle w:val="VerbatimChar"/>
-        </w:rPr>
-        <w:t xml:space="preserve">Klasse: 9a</w:t>
-      </w:r>
-      <w:r>
-        <w:br/>
-      </w:r>
-      <w:r>
-        <w:rPr>
-          <w:rStyle w:val="VerbatimChar"/>
-        </w:rPr>
-        <w:t xml:space="preserve">Geburtsjahr: 2010</w:t>
-      </w:r>
-    </w:p>
-    <w:p>
-      <w:r>
-        <w:pict>
-          <v:rect style="width:0;height:1.5pt" o:hralign="center" o:hrstd="t" o:hr="t"/>
-        </w:pict>
-      </w:r>
-    </w:p>
-    <w:bookmarkEnd w:id="23"/>
-    <w:bookmarkStart w:id="24" w:name="schüler-c"/>
-    <w:p>
-      <w:pPr>
-        <w:pStyle w:val="Heading2"/>
-      </w:pPr>
-      <w:r>
-        <w:t xml:space="preserve">Schüler C</w:t>
-      </w:r>
-    </w:p>
-    <w:p>
-      <w:pPr>
-        <w:pStyle w:val="SourceCode"/>
-      </w:pPr>
-      <w:r>
-        <w:rPr>
-          <w:rStyle w:val="VerbatimChar"/>
-        </w:rPr>
-        <w:t xml:space="preserve">SchuelerID: 1003</w:t>
-      </w:r>
-      <w:r>
-        <w:br/>
-      </w:r>
-      <w:r>
-        <w:rPr>
-          <w:rStyle w:val="VerbatimChar"/>
-        </w:rPr>
-        <w:t xml:space="preserve">Name: Lea</w:t>
-      </w:r>
-      <w:r>
-        <w:br/>
-      </w:r>
-      <w:r>
-        <w:rPr>
-          <w:rStyle w:val="VerbatimChar"/>
-        </w:rPr>
-        <w:t xml:space="preserve">Klasse: 9b</w:t>
-      </w:r>
-      <w:r>
-        <w:br/>
-      </w:r>
-      <w:r>
-        <w:rPr>
-          <w:rStyle w:val="VerbatimChar"/>
-        </w:rPr>
-        <w:t xml:space="preserve">Geburtsjahr: 2011</w:t>
-      </w:r>
-    </w:p>
-    <w:p>
-      <w:r>
-        <w:pict>
-          <v:rect style="width:0;height:1.5pt" o:hralign="center" o:hrstd="t" o:hr="t"/>
-        </w:pict>
-      </w:r>
-    </w:p>
-    <w:bookmarkEnd w:id="24"/>
-    <w:bookmarkStart w:id="25" w:name="leitfragen"/>
-    <w:p>
-      <w:pPr>
-        <w:pStyle w:val="Heading2"/>
-      </w:pPr>
-      <w:r>
-        <w:t xml:space="preserve">Leitfragen</w:t>
+        <w:t xml:space="preserve">Arbeitsauftrag für Gruppen</w:t>
       </w:r>
     </w:p>
     <w:p>
@@ -460,7 +669,7 @@
         <w:pStyle w:val="Compact"/>
       </w:pPr>
       <w:r>
-        <w:t xml:space="preserve">Welche Attribute besitzt jeder Datensatz?</w:t>
+        <w:t xml:space="preserve">Legt die drei Überschriftenkarten aus.</w:t>
       </w:r>
     </w:p>
     <w:p>
@@ -472,7 +681,7 @@
         <w:pStyle w:val="Compact"/>
       </w:pPr>
       <w:r>
-        <w:t xml:space="preserve">Welches Attribut eignet sich als Primärschlüssel?</w:t>
+        <w:t xml:space="preserve">Ordnet jede Aussage einer Kategorie zu.</w:t>
       </w:r>
     </w:p>
     <w:p>
@@ -484,7 +693,7 @@
         <w:pStyle w:val="Compact"/>
       </w:pPr>
       <w:r>
-        <w:t xml:space="preserve">Warum eignet sich der Name nicht zuverlässig als Primärschlüssel?</w:t>
+        <w:t xml:space="preserve">Bei Unsicherheit dürft ihr eine Karte zwischen zwei Kategorien legen.</w:t>
       </w:r>
     </w:p>
     <w:p>
@@ -496,7 +705,71 @@
         <w:pStyle w:val="Compact"/>
       </w:pPr>
       <w:r>
-        <w:t xml:space="preserve">Welche weiteren Attribute könnten sinnvoll sein?</w:t>
+        <w:t xml:space="preserve">Bereitet für mindestens drei Karten eine Begründung vor.</w:t>
+      </w:r>
+    </w:p>
+    <w:p>
+      <w:pPr>
+        <w:numPr>
+          <w:ilvl w:val="0"/>
+          <w:numId w:val="1002"/>
+        </w:numPr>
+        <w:pStyle w:val="Compact"/>
+      </w:pPr>
+      <w:r>
+        <w:t xml:space="preserve">Markiert Karten, bei denen euch Kontext fehlt.</w:t>
+      </w:r>
+    </w:p>
+    <w:bookmarkEnd w:id="39"/>
+    <w:bookmarkStart w:id="40" w:name="X4d0cb33b534a3e2640bea85837977b5bbb685ca"/>
+    <w:p>
+      <w:pPr>
+        <w:pStyle w:val="Heading2"/>
+      </w:pPr>
+      <w:r>
+        <w:t xml:space="preserve">Variante für Tafel oder digitales Whiteboard</w:t>
+      </w:r>
+    </w:p>
+    <w:p>
+      <w:pPr>
+        <w:pStyle w:val="FirstParagraph"/>
+      </w:pPr>
+      <w:r>
+        <w:t xml:space="preserve">Die Lehrkraft schreibt</w:t>
+      </w:r>
+      <w:r>
+        <w:t xml:space="preserve"> </w:t>
+      </w:r>
+      <w:r>
+        <w:rPr>
+          <w:bCs/>
+          <w:b/>
+        </w:rPr>
+        <w:t xml:space="preserve">DATEN | INFORMATION | WISSEN</w:t>
+      </w:r>
+      <w:r>
+        <w:t xml:space="preserve"> </w:t>
+      </w:r>
+      <w:r>
+        <w:t xml:space="preserve">als drei Bereiche an die Tafel bzw. auf das Whiteboard. Die Aussagekarten werden nacheinander angeheftet oder digital verschoben. Abweichende Zuordnungen werden zunächst stehen gelassen und über Begründungen diskutiert.</w:t>
+      </w:r>
+    </w:p>
+    <w:bookmarkEnd w:id="40"/>
+    <w:bookmarkStart w:id="41" w:name="rückkehr-am-stundenende"/>
+    <w:p>
+      <w:pPr>
+        <w:pStyle w:val="Heading2"/>
+      </w:pPr>
+      <w:r>
+        <w:t xml:space="preserve">Rückkehr am Stundenende</w:t>
+      </w:r>
+    </w:p>
+    <w:p>
+      <w:pPr>
+        <w:pStyle w:val="FirstParagraph"/>
+      </w:pPr>
+      <w:r>
+        <w:t xml:space="preserve">Die erste Zuordnung fotografieren, speichern oder stehen lassen. Nach der Erarbeitung dieselben Karten erneut zuordnen. Änderungen müssen mit den neu erarbeiteten Begriffen begründet werden.</w:t>
       </w:r>
     </w:p>
     <w:p>
@@ -504,24 +777,24 @@
         <w:br w:type="page"/>
       </w:r>
     </w:p>
-    <w:bookmarkEnd w:id="25"/>
-    <w:bookmarkEnd w:id="26"/>
-    <w:bookmarkStart w:id="30" w:name="m02-klassen-objekte-und-attribute"/>
+    <w:bookmarkEnd w:id="41"/>
+    <w:bookmarkEnd w:id="42"/>
+    <w:bookmarkStart w:id="48" w:name="m01-datensatzkarten"/>
     <w:p>
       <w:pPr>
         <w:pStyle w:val="Heading1"/>
       </w:pPr>
       <w:r>
-        <w:t xml:space="preserve">M02 – Klassen, Objekte und Attribute</w:t>
-      </w:r>
-    </w:p>
-    <w:bookmarkStart w:id="27" w:name="karten-sortieren"/>
+        <w:t xml:space="preserve">M01 – Datensatzkarten</w:t>
+      </w:r>
+    </w:p>
+    <w:bookmarkStart w:id="43" w:name="aufgabe"/>
     <w:p>
       <w:pPr>
         <w:pStyle w:val="Heading2"/>
       </w:pPr>
       <w:r>
-        <w:t xml:space="preserve">Karten sortieren</w:t>
+        <w:t xml:space="preserve">Aufgabe</w:t>
       </w:r>
     </w:p>
     <w:p>
@@ -529,7 +802,24 @@
         <w:pStyle w:val="FirstParagraph"/>
       </w:pPr>
       <w:r>
-        <w:t xml:space="preserve">Ordnet die Begriffe:</w:t>
+        <w:t xml:space="preserve">Ordnet die Karten so, dass aus einzelnen Informationen sinnvolle Datensätze entstehen.</w:t>
+      </w:r>
+    </w:p>
+    <w:p>
+      <w:r>
+        <w:pict>
+          <v:rect style="width:0;height:1.5pt" o:hralign="center" o:hrstd="t" o:hr="t"/>
+        </w:pict>
+      </w:r>
+    </w:p>
+    <w:bookmarkEnd w:id="43"/>
+    <w:bookmarkStart w:id="44" w:name="schüler-a"/>
+    <w:p>
+      <w:pPr>
+        <w:pStyle w:val="Heading2"/>
+      </w:pPr>
+      <w:r>
+        <w:t xml:space="preserve">Schüler A</w:t>
       </w:r>
     </w:p>
     <w:p>
@@ -540,7 +830,7 @@
         <w:rPr>
           <w:rStyle w:val="VerbatimChar"/>
         </w:rPr>
-        <w:t xml:space="preserve">Schueler</w:t>
+        <w:t xml:space="preserve">SchuelerID: 1001</w:t>
       </w:r>
       <w:r>
         <w:br/>
@@ -549,7 +839,7 @@
         <w:rPr>
           <w:rStyle w:val="VerbatimChar"/>
         </w:rPr>
-        <w:t xml:space="preserve">Mia</w:t>
+        <w:t xml:space="preserve">Name: Mia</w:t>
       </w:r>
       <w:r>
         <w:br/>
@@ -558,7 +848,7 @@
         <w:rPr>
           <w:rStyle w:val="VerbatimChar"/>
         </w:rPr>
-        <w:t xml:space="preserve">Tim</w:t>
+        <w:t xml:space="preserve">Klasse: 9a</w:t>
       </w:r>
       <w:r>
         <w:br/>
@@ -567,7 +857,35 @@
         <w:rPr>
           <w:rStyle w:val="VerbatimChar"/>
         </w:rPr>
-        <w:t xml:space="preserve">SchuelerID</w:t>
+        <w:t xml:space="preserve">Geburtsjahr: 2011</w:t>
+      </w:r>
+    </w:p>
+    <w:p>
+      <w:r>
+        <w:pict>
+          <v:rect style="width:0;height:1.5pt" o:hralign="center" o:hrstd="t" o:hr="t"/>
+        </w:pict>
+      </w:r>
+    </w:p>
+    <w:bookmarkEnd w:id="44"/>
+    <w:bookmarkStart w:id="45" w:name="schüler-b"/>
+    <w:p>
+      <w:pPr>
+        <w:pStyle w:val="Heading2"/>
+      </w:pPr>
+      <w:r>
+        <w:t xml:space="preserve">Schüler B</w:t>
+      </w:r>
+    </w:p>
+    <w:p>
+      <w:pPr>
+        <w:pStyle w:val="SourceCode"/>
+      </w:pPr>
+      <w:r>
+        <w:rPr>
+          <w:rStyle w:val="VerbatimChar"/>
+        </w:rPr>
+        <w:t xml:space="preserve">SchuelerID: 1002</w:t>
       </w:r>
       <w:r>
         <w:br/>
@@ -576,7 +894,7 @@
         <w:rPr>
           <w:rStyle w:val="VerbatimChar"/>
         </w:rPr>
-        <w:t xml:space="preserve">Name</w:t>
+        <w:t xml:space="preserve">Name: Tim</w:t>
       </w:r>
       <w:r>
         <w:br/>
@@ -585,7 +903,7 @@
         <w:rPr>
           <w:rStyle w:val="VerbatimChar"/>
         </w:rPr>
-        <w:t xml:space="preserve">Geburtsdatum</w:t>
+        <w:t xml:space="preserve">Klasse: 9a</w:t>
       </w:r>
       <w:r>
         <w:br/>
@@ -594,7 +912,35 @@
         <w:rPr>
           <w:rStyle w:val="VerbatimChar"/>
         </w:rPr>
-        <w:t xml:space="preserve">Klasse</w:t>
+        <w:t xml:space="preserve">Geburtsjahr: 2010</w:t>
+      </w:r>
+    </w:p>
+    <w:p>
+      <w:r>
+        <w:pict>
+          <v:rect style="width:0;height:1.5pt" o:hralign="center" o:hrstd="t" o:hr="t"/>
+        </w:pict>
+      </w:r>
+    </w:p>
+    <w:bookmarkEnd w:id="45"/>
+    <w:bookmarkStart w:id="46" w:name="schüler-c"/>
+    <w:p>
+      <w:pPr>
+        <w:pStyle w:val="Heading2"/>
+      </w:pPr>
+      <w:r>
+        <w:t xml:space="preserve">Schüler C</w:t>
+      </w:r>
+    </w:p>
+    <w:p>
+      <w:pPr>
+        <w:pStyle w:val="SourceCode"/>
+      </w:pPr>
+      <w:r>
+        <w:rPr>
+          <w:rStyle w:val="VerbatimChar"/>
+        </w:rPr>
+        <w:t xml:space="preserve">SchuelerID: 1003</w:t>
       </w:r>
       <w:r>
         <w:br/>
@@ -603,15 +949,42 @@
         <w:rPr>
           <w:rStyle w:val="VerbatimChar"/>
         </w:rPr>
-        <w:t xml:space="preserve">9a</w:t>
-      </w:r>
-    </w:p>
-    <w:p>
-      <w:pPr>
-        <w:pStyle w:val="FirstParagraph"/>
-      </w:pPr>
-      <w:r>
-        <w:t xml:space="preserve">in die Kategorien:</w:t>
+        <w:t xml:space="preserve">Name: Lea</w:t>
+      </w:r>
+      <w:r>
+        <w:br/>
+      </w:r>
+      <w:r>
+        <w:rPr>
+          <w:rStyle w:val="VerbatimChar"/>
+        </w:rPr>
+        <w:t xml:space="preserve">Klasse: 9b</w:t>
+      </w:r>
+      <w:r>
+        <w:br/>
+      </w:r>
+      <w:r>
+        <w:rPr>
+          <w:rStyle w:val="VerbatimChar"/>
+        </w:rPr>
+        <w:t xml:space="preserve">Geburtsjahr: 2011</w:t>
+      </w:r>
+    </w:p>
+    <w:p>
+      <w:r>
+        <w:pict>
+          <v:rect style="width:0;height:1.5pt" o:hralign="center" o:hrstd="t" o:hr="t"/>
+        </w:pict>
+      </w:r>
+    </w:p>
+    <w:bookmarkEnd w:id="46"/>
+    <w:bookmarkStart w:id="47" w:name="leitfragen"/>
+    <w:p>
+      <w:pPr>
+        <w:pStyle w:val="Heading2"/>
+      </w:pPr>
+      <w:r>
+        <w:t xml:space="preserve">Leitfragen</w:t>
       </w:r>
     </w:p>
     <w:p>
@@ -623,7 +996,7 @@
         <w:pStyle w:val="Compact"/>
       </w:pPr>
       <w:r>
-        <w:t xml:space="preserve">Klasse</w:t>
+        <w:t xml:space="preserve">Welche Attribute besitzt jeder Datensatz?</w:t>
       </w:r>
     </w:p>
     <w:p>
@@ -635,7 +1008,7 @@
         <w:pStyle w:val="Compact"/>
       </w:pPr>
       <w:r>
-        <w:t xml:space="preserve">Objekt</w:t>
+        <w:t xml:space="preserve">Welches Attribut eignet sich als Primärschlüssel?</w:t>
       </w:r>
     </w:p>
     <w:p>
@@ -647,7 +1020,7 @@
         <w:pStyle w:val="Compact"/>
       </w:pPr>
       <w:r>
-        <w:t xml:space="preserve">Attribut</w:t>
+        <w:t xml:space="preserve">Warum eignet sich der Name nicht zuverlässig als Primärschlüssel?</w:t>
       </w:r>
     </w:p>
     <w:p>
@@ -659,11 +1032,174 @@
         <w:pStyle w:val="Compact"/>
       </w:pPr>
       <w:r>
+        <w:t xml:space="preserve">Welche weiteren Attribute könnten sinnvoll sein?</w:t>
+      </w:r>
+    </w:p>
+    <w:p>
+      <w:r>
+        <w:br w:type="page"/>
+      </w:r>
+    </w:p>
+    <w:bookmarkEnd w:id="47"/>
+    <w:bookmarkEnd w:id="48"/>
+    <w:bookmarkStart w:id="52" w:name="m02-klassen-objekte-und-attribute"/>
+    <w:p>
+      <w:pPr>
+        <w:pStyle w:val="Heading1"/>
+      </w:pPr>
+      <w:r>
+        <w:t xml:space="preserve">M02 – Klassen, Objekte und Attribute</w:t>
+      </w:r>
+    </w:p>
+    <w:bookmarkStart w:id="49" w:name="karten-sortieren"/>
+    <w:p>
+      <w:pPr>
+        <w:pStyle w:val="Heading2"/>
+      </w:pPr>
+      <w:r>
+        <w:t xml:space="preserve">Karten sortieren</w:t>
+      </w:r>
+    </w:p>
+    <w:p>
+      <w:pPr>
+        <w:pStyle w:val="FirstParagraph"/>
+      </w:pPr>
+      <w:r>
+        <w:t xml:space="preserve">Ordnet die Begriffe:</w:t>
+      </w:r>
+    </w:p>
+    <w:p>
+      <w:pPr>
+        <w:pStyle w:val="SourceCode"/>
+      </w:pPr>
+      <w:r>
+        <w:rPr>
+          <w:rStyle w:val="VerbatimChar"/>
+        </w:rPr>
+        <w:t xml:space="preserve">Schueler</w:t>
+      </w:r>
+      <w:r>
+        <w:br/>
+      </w:r>
+      <w:r>
+        <w:rPr>
+          <w:rStyle w:val="VerbatimChar"/>
+        </w:rPr>
+        <w:t xml:space="preserve">Mia</w:t>
+      </w:r>
+      <w:r>
+        <w:br/>
+      </w:r>
+      <w:r>
+        <w:rPr>
+          <w:rStyle w:val="VerbatimChar"/>
+        </w:rPr>
+        <w:t xml:space="preserve">Tim</w:t>
+      </w:r>
+      <w:r>
+        <w:br/>
+      </w:r>
+      <w:r>
+        <w:rPr>
+          <w:rStyle w:val="VerbatimChar"/>
+        </w:rPr>
+        <w:t xml:space="preserve">SchuelerID</w:t>
+      </w:r>
+      <w:r>
+        <w:br/>
+      </w:r>
+      <w:r>
+        <w:rPr>
+          <w:rStyle w:val="VerbatimChar"/>
+        </w:rPr>
+        <w:t xml:space="preserve">Name</w:t>
+      </w:r>
+      <w:r>
+        <w:br/>
+      </w:r>
+      <w:r>
+        <w:rPr>
+          <w:rStyle w:val="VerbatimChar"/>
+        </w:rPr>
+        <w:t xml:space="preserve">Geburtsdatum</w:t>
+      </w:r>
+      <w:r>
+        <w:br/>
+      </w:r>
+      <w:r>
+        <w:rPr>
+          <w:rStyle w:val="VerbatimChar"/>
+        </w:rPr>
+        <w:t xml:space="preserve">Klasse</w:t>
+      </w:r>
+      <w:r>
+        <w:br/>
+      </w:r>
+      <w:r>
+        <w:rPr>
+          <w:rStyle w:val="VerbatimChar"/>
+        </w:rPr>
+        <w:t xml:space="preserve">9a</w:t>
+      </w:r>
+    </w:p>
+    <w:p>
+      <w:pPr>
+        <w:pStyle w:val="FirstParagraph"/>
+      </w:pPr>
+      <w:r>
+        <w:t xml:space="preserve">in die Kategorien:</w:t>
+      </w:r>
+    </w:p>
+    <w:p>
+      <w:pPr>
+        <w:numPr>
+          <w:ilvl w:val="0"/>
+          <w:numId w:val="1004"/>
+        </w:numPr>
+        <w:pStyle w:val="Compact"/>
+      </w:pPr>
+      <w:r>
+        <w:t xml:space="preserve">Klasse</w:t>
+      </w:r>
+    </w:p>
+    <w:p>
+      <w:pPr>
+        <w:numPr>
+          <w:ilvl w:val="0"/>
+          <w:numId w:val="1004"/>
+        </w:numPr>
+        <w:pStyle w:val="Compact"/>
+      </w:pPr>
+      <w:r>
+        <w:t xml:space="preserve">Objekt</w:t>
+      </w:r>
+    </w:p>
+    <w:p>
+      <w:pPr>
+        <w:numPr>
+          <w:ilvl w:val="0"/>
+          <w:numId w:val="1004"/>
+        </w:numPr>
+        <w:pStyle w:val="Compact"/>
+      </w:pPr>
+      <w:r>
+        <w:t xml:space="preserve">Attribut</w:t>
+      </w:r>
+    </w:p>
+    <w:p>
+      <w:pPr>
+        <w:numPr>
+          <w:ilvl w:val="0"/>
+          <w:numId w:val="1004"/>
+        </w:numPr>
+        <w:pStyle w:val="Compact"/>
+      </w:pPr>
+      <w:r>
         <w:t xml:space="preserve">Attributwert</w:t>
       </w:r>
     </w:p>
-    <w:bookmarkEnd w:id="27"/>
-    <w:bookmarkStart w:id="28" w:name="lösungsschema"/>
+    <w:bookmarkEnd w:id="49"/>
+    <w:bookmarkStart w:id="50" w:name="lösungsschema"/>
     <w:p>
       <w:pPr>
         <w:pStyle w:val="Heading2"/>
@@ -767,8 +1303,8 @@
         </w:tc>
       </w:tr>
     </w:tbl>
-    <w:bookmarkEnd w:id="28"/>
-    <w:bookmarkStart w:id="29" w:name="transfer"/>
+    <w:bookmarkEnd w:id="50"/>
+    <w:bookmarkStart w:id="51" w:name="transfer"/>
     <w:p>
       <w:pPr>
         <w:pStyle w:val="Heading2"/>
@@ -828,9 +1364,9 @@
         <w:br w:type="page"/>
       </w:r>
     </w:p>
-    <w:bookmarkEnd w:id="29"/>
-    <w:bookmarkEnd w:id="30"/>
-    <w:bookmarkStart w:id="34" w:name="m03-primärschlüssel-prüfen"/>
+    <w:bookmarkEnd w:id="51"/>
+    <w:bookmarkEnd w:id="52"/>
+    <w:bookmarkStart w:id="56" w:name="m03-primärschlüssel-prüfen"/>
     <w:p>
       <w:pPr>
         <w:pStyle w:val="Heading1"/>
@@ -845,116 +1381,6 @@
       </w:pPr>
       <w:r>
         <w:t xml:space="preserve">Entscheidet für jedes Attribut:</w:t>
-      </w:r>
-    </w:p>
-    <w:p>
-      <w:pPr>
-        <w:numPr>
-          <w:ilvl w:val="0"/>
-          <w:numId w:val="1004"/>
-        </w:numPr>
-        <w:pStyle w:val="Compact"/>
-      </w:pPr>
-      <w:r>
-        <w:t xml:space="preserve">geeignet,</w:t>
-      </w:r>
-    </w:p>
-    <w:p>
-      <w:pPr>
-        <w:numPr>
-          <w:ilvl w:val="0"/>
-          <w:numId w:val="1004"/>
-        </w:numPr>
-        <w:pStyle w:val="Compact"/>
-      </w:pPr>
-      <w:r>
-        <w:t xml:space="preserve">bedingt geeignet,</w:t>
-      </w:r>
-    </w:p>
-    <w:p>
-      <w:pPr>
-        <w:numPr>
-          <w:ilvl w:val="0"/>
-          <w:numId w:val="1004"/>
-        </w:numPr>
-        <w:pStyle w:val="Compact"/>
-      </w:pPr>
-      <w:r>
-        <w:t xml:space="preserve">ungeeignet.</w:t>
-      </w:r>
-    </w:p>
-    <w:bookmarkStart w:id="31" w:name="tabelle-schüler"/>
-    <w:p>
-      <w:pPr>
-        <w:pStyle w:val="Heading2"/>
-      </w:pPr>
-      <w:r>
-        <w:t xml:space="preserve">Tabelle Schüler</w:t>
-      </w:r>
-    </w:p>
-    <w:p>
-      <w:pPr>
-        <w:pStyle w:val="SourceCode"/>
-      </w:pPr>
-      <w:r>
-        <w:rPr>
-          <w:rStyle w:val="VerbatimChar"/>
-        </w:rPr>
-        <w:t xml:space="preserve">Name</w:t>
-      </w:r>
-      <w:r>
-        <w:br/>
-      </w:r>
-      <w:r>
-        <w:rPr>
-          <w:rStyle w:val="VerbatimChar"/>
-        </w:rPr>
-        <w:t xml:space="preserve">Geburtsdatum</w:t>
-      </w:r>
-      <w:r>
-        <w:br/>
-      </w:r>
-      <w:r>
-        <w:rPr>
-          <w:rStyle w:val="VerbatimChar"/>
-        </w:rPr>
-        <w:t xml:space="preserve">E-Mail</w:t>
-      </w:r>
-      <w:r>
-        <w:br/>
-      </w:r>
-      <w:r>
-        <w:rPr>
-          <w:rStyle w:val="VerbatimChar"/>
-        </w:rPr>
-        <w:t xml:space="preserve">Schuelernummer</w:t>
-      </w:r>
-      <w:r>
-        <w:br/>
-      </w:r>
-      <w:r>
-        <w:rPr>
-          <w:rStyle w:val="VerbatimChar"/>
-        </w:rPr>
-        <w:t xml:space="preserve">SchuelerID</w:t>
-      </w:r>
-    </w:p>
-    <w:bookmarkEnd w:id="31"/>
-    <w:bookmarkStart w:id="32" w:name="kriterien"/>
-    <w:p>
-      <w:pPr>
-        <w:pStyle w:val="Heading2"/>
-      </w:pPr>
-      <w:r>
-        <w:t xml:space="preserve">Kriterien</w:t>
-      </w:r>
-    </w:p>
-    <w:p>
-      <w:pPr>
-        <w:pStyle w:val="FirstParagraph"/>
-      </w:pPr>
-      <w:r>
-        <w:t xml:space="preserve">Ein guter Primärschlüssel sollte:</w:t>
       </w:r>
     </w:p>
     <w:p>
@@ -966,7 +1392,7 @@
         <w:pStyle w:val="Compact"/>
       </w:pPr>
       <w:r>
-        <w:t xml:space="preserve">eindeutig,</w:t>
+        <w:t xml:space="preserve">geeignet,</w:t>
       </w:r>
     </w:p>
     <w:p>
@@ -978,7 +1404,7 @@
         <w:pStyle w:val="Compact"/>
       </w:pPr>
       <w:r>
-        <w:t xml:space="preserve">stabil,</w:t>
+        <w:t xml:space="preserve">bedingt geeignet,</w:t>
       </w:r>
     </w:p>
     <w:p>
@@ -990,18 +1416,128 @@
         <w:pStyle w:val="Compact"/>
       </w:pPr>
       <w:r>
-        <w:t xml:space="preserve">möglichst kurz,</w:t>
+        <w:t xml:space="preserve">ungeeignet.</w:t>
+      </w:r>
+    </w:p>
+    <w:bookmarkStart w:id="53" w:name="tabelle-schüler"/>
+    <w:p>
+      <w:pPr>
+        <w:pStyle w:val="Heading2"/>
+      </w:pPr>
+      <w:r>
+        <w:t xml:space="preserve">Tabelle Schüler</w:t>
+      </w:r>
+    </w:p>
+    <w:p>
+      <w:pPr>
+        <w:pStyle w:val="SourceCode"/>
+      </w:pPr>
+      <w:r>
+        <w:rPr>
+          <w:rStyle w:val="VerbatimChar"/>
+        </w:rPr>
+        <w:t xml:space="preserve">Name</w:t>
+      </w:r>
+      <w:r>
+        <w:br/>
+      </w:r>
+      <w:r>
+        <w:rPr>
+          <w:rStyle w:val="VerbatimChar"/>
+        </w:rPr>
+        <w:t xml:space="preserve">Geburtsdatum</w:t>
+      </w:r>
+      <w:r>
+        <w:br/>
+      </w:r>
+      <w:r>
+        <w:rPr>
+          <w:rStyle w:val="VerbatimChar"/>
+        </w:rPr>
+        <w:t xml:space="preserve">E-Mail</w:t>
+      </w:r>
+      <w:r>
+        <w:br/>
+      </w:r>
+      <w:r>
+        <w:rPr>
+          <w:rStyle w:val="VerbatimChar"/>
+        </w:rPr>
+        <w:t xml:space="preserve">Schuelernummer</w:t>
+      </w:r>
+      <w:r>
+        <w:br/>
+      </w:r>
+      <w:r>
+        <w:rPr>
+          <w:rStyle w:val="VerbatimChar"/>
+        </w:rPr>
+        <w:t xml:space="preserve">SchuelerID</w:t>
+      </w:r>
+    </w:p>
+    <w:bookmarkEnd w:id="53"/>
+    <w:bookmarkStart w:id="54" w:name="kriterien"/>
+    <w:p>
+      <w:pPr>
+        <w:pStyle w:val="Heading2"/>
+      </w:pPr>
+      <w:r>
+        <w:t xml:space="preserve">Kriterien</w:t>
+      </w:r>
+    </w:p>
+    <w:p>
+      <w:pPr>
+        <w:pStyle w:val="FirstParagraph"/>
+      </w:pPr>
+      <w:r>
+        <w:t xml:space="preserve">Ein guter Primärschlüssel sollte:</w:t>
       </w:r>
     </w:p>
     <w:p>
       <w:pPr>
         <w:numPr>
           <w:ilvl w:val="0"/>
-          <w:numId w:val="1005"/>
+          <w:numId w:val="1006"/>
         </w:numPr>
         <w:pStyle w:val="Compact"/>
       </w:pPr>
       <w:r>
+        <w:t xml:space="preserve">eindeutig,</w:t>
+      </w:r>
+    </w:p>
+    <w:p>
+      <w:pPr>
+        <w:numPr>
+          <w:ilvl w:val="0"/>
+          <w:numId w:val="1006"/>
+        </w:numPr>
+        <w:pStyle w:val="Compact"/>
+      </w:pPr>
+      <w:r>
+        <w:t xml:space="preserve">stabil,</w:t>
+      </w:r>
+    </w:p>
+    <w:p>
+      <w:pPr>
+        <w:numPr>
+          <w:ilvl w:val="0"/>
+          <w:numId w:val="1006"/>
+        </w:numPr>
+        <w:pStyle w:val="Compact"/>
+      </w:pPr>
+      <w:r>
+        <w:t xml:space="preserve">möglichst kurz,</w:t>
+      </w:r>
+    </w:p>
+    <w:p>
+      <w:pPr>
+        <w:numPr>
+          <w:ilvl w:val="0"/>
+          <w:numId w:val="1006"/>
+        </w:numPr>
+        <w:pStyle w:val="Compact"/>
+      </w:pPr>
+      <w:r>
         <w:t xml:space="preserve">immer vorhanden</w:t>
       </w:r>
     </w:p>
@@ -1013,8 +1549,8 @@
         <w:t xml:space="preserve">sein.</w:t>
       </w:r>
     </w:p>
-    <w:bookmarkEnd w:id="32"/>
-    <w:bookmarkStart w:id="33" w:name="zusatzfrage"/>
+    <w:bookmarkEnd w:id="54"/>
+    <w:bookmarkStart w:id="55" w:name="zusatzfrage"/>
     <w:p>
       <w:pPr>
         <w:pStyle w:val="Heading2"/>
@@ -1051,9 +1587,9 @@
         <w:br w:type="page"/>
       </w:r>
     </w:p>
-    <w:bookmarkEnd w:id="33"/>
-    <w:bookmarkEnd w:id="34"/>
-    <w:bookmarkStart w:id="40" w:name="m04-fremdschlüssel-und-beziehungen"/>
+    <w:bookmarkEnd w:id="55"/>
+    <w:bookmarkEnd w:id="56"/>
+    <w:bookmarkStart w:id="62" w:name="m04-fremdschlüssel-und-beziehungen"/>
     <w:p>
       <w:pPr>
         <w:pStyle w:val="Heading1"/>
@@ -1062,7 +1598,7 @@
         <w:t xml:space="preserve">M04 – Fremdschlüssel und Beziehungen</w:t>
       </w:r>
     </w:p>
-    <w:bookmarkStart w:id="37" w:name="ausgangstabellen"/>
+    <w:bookmarkStart w:id="59" w:name="ausgangstabellen"/>
     <w:p>
       <w:pPr>
         <w:pStyle w:val="Heading2"/>
@@ -1071,7 +1607,7 @@
         <w:t xml:space="preserve">Ausgangstabellen</w:t>
       </w:r>
     </w:p>
-    <w:bookmarkStart w:id="35" w:name="klasse"/>
+    <w:bookmarkStart w:id="57" w:name="klasse"/>
     <w:p>
       <w:pPr>
         <w:pStyle w:val="Heading3"/>
@@ -1173,8 +1709,8 @@
         </w:tc>
       </w:tr>
     </w:tbl>
-    <w:bookmarkEnd w:id="35"/>
-    <w:bookmarkStart w:id="36" w:name="schüler"/>
+    <w:bookmarkEnd w:id="57"/>
+    <w:bookmarkStart w:id="58" w:name="schüler"/>
     <w:p>
       <w:pPr>
         <w:pStyle w:val="Heading3"/>
@@ -1351,9 +1887,9 @@
         </w:tc>
       </w:tr>
     </w:tbl>
-    <w:bookmarkEnd w:id="36"/>
-    <w:bookmarkEnd w:id="37"/>
-    <w:bookmarkStart w:id="38" w:name="aufgaben"/>
+    <w:bookmarkEnd w:id="58"/>
+    <w:bookmarkEnd w:id="59"/>
+    <w:bookmarkStart w:id="60" w:name="aufgaben"/>
     <w:p>
       <w:pPr>
         <w:pStyle w:val="Heading2"/>
@@ -1366,7 +1902,7 @@
       <w:pPr>
         <w:numPr>
           <w:ilvl w:val="0"/>
-          <w:numId w:val="1006"/>
+          <w:numId w:val="1007"/>
         </w:numPr>
         <w:pStyle w:val="Compact"/>
       </w:pPr>
@@ -1378,7 +1914,7 @@
       <w:pPr>
         <w:numPr>
           <w:ilvl w:val="0"/>
-          <w:numId w:val="1006"/>
+          <w:numId w:val="1007"/>
         </w:numPr>
         <w:pStyle w:val="Compact"/>
       </w:pPr>
@@ -1390,7 +1926,7 @@
       <w:pPr>
         <w:numPr>
           <w:ilvl w:val="0"/>
-          <w:numId w:val="1006"/>
+          <w:numId w:val="1007"/>
         </w:numPr>
         <w:pStyle w:val="Compact"/>
       </w:pPr>
@@ -1402,7 +1938,7 @@
       <w:pPr>
         <w:numPr>
           <w:ilvl w:val="0"/>
-          <w:numId w:val="1006"/>
+          <w:numId w:val="1007"/>
         </w:numPr>
         <w:pStyle w:val="Compact"/>
       </w:pPr>
@@ -1439,8 +1975,8 @@
         <w:t xml:space="preserve">KlasseID: 99</w:t>
       </w:r>
     </w:p>
-    <w:bookmarkEnd w:id="38"/>
-    <w:bookmarkStart w:id="39" w:name="merksatz"/>
+    <w:bookmarkEnd w:id="60"/>
+    <w:bookmarkStart w:id="61" w:name="merksatz"/>
     <w:p>
       <w:pPr>
         <w:pStyle w:val="Heading2"/>
@@ -1462,9 +1998,9 @@
         <w:br w:type="page"/>
       </w:r>
     </w:p>
-    <w:bookmarkEnd w:id="39"/>
-    <w:bookmarkEnd w:id="40"/>
-    <w:bookmarkStart w:id="47" w:name="m05-crud-karten"/>
+    <w:bookmarkEnd w:id="61"/>
+    <w:bookmarkEnd w:id="62"/>
+    <w:bookmarkStart w:id="69" w:name="m05-crud-karten"/>
     <w:p>
       <w:pPr>
         <w:pStyle w:val="Heading1"/>
@@ -1488,7 +2024,7 @@
         </w:pict>
       </w:r>
     </w:p>
-    <w:bookmarkStart w:id="41" w:name="karte-a"/>
+    <w:bookmarkStart w:id="63" w:name="karte-a"/>
     <w:p>
       <w:pPr>
         <w:pStyle w:val="Heading2"/>
@@ -1572,8 +2108,8 @@
         </w:pict>
       </w:r>
     </w:p>
-    <w:bookmarkEnd w:id="41"/>
-    <w:bookmarkStart w:id="42" w:name="karte-b"/>
+    <w:bookmarkEnd w:id="63"/>
+    <w:bookmarkStart w:id="64" w:name="karte-b"/>
     <w:p>
       <w:pPr>
         <w:pStyle w:val="Heading2"/>
@@ -1666,8 +2202,8 @@
         </w:pict>
       </w:r>
     </w:p>
-    <w:bookmarkEnd w:id="42"/>
-    <w:bookmarkStart w:id="43" w:name="karte-c"/>
+    <w:bookmarkEnd w:id="64"/>
+    <w:bookmarkStart w:id="65" w:name="karte-c"/>
     <w:p>
       <w:pPr>
         <w:pStyle w:val="Heading2"/>
@@ -1772,8 +2308,8 @@
         </w:pict>
       </w:r>
     </w:p>
-    <w:bookmarkEnd w:id="43"/>
-    <w:bookmarkStart w:id="44" w:name="karte-d"/>
+    <w:bookmarkEnd w:id="65"/>
+    <w:bookmarkStart w:id="66" w:name="karte-d"/>
     <w:p>
       <w:pPr>
         <w:pStyle w:val="Heading2"/>
@@ -1857,8 +2393,8 @@
         </w:pict>
       </w:r>
     </w:p>
-    <w:bookmarkEnd w:id="44"/>
-    <w:bookmarkStart w:id="45" w:name="zuordnung"/>
+    <w:bookmarkEnd w:id="66"/>
+    <w:bookmarkStart w:id="67" w:name="zuordnung"/>
     <w:p>
       <w:pPr>
         <w:pStyle w:val="Heading2"/>
@@ -1996,8 +2532,8 @@
         </w:tc>
       </w:tr>
     </w:tbl>
-    <w:bookmarkEnd w:id="45"/>
-    <w:bookmarkStart w:id="46" w:name="wichtig"/>
+    <w:bookmarkEnd w:id="67"/>
+    <w:bookmarkStart w:id="68" w:name="wichtig"/>
     <w:p>
       <w:pPr>
         <w:pStyle w:val="Heading2"/>
@@ -2041,9 +2577,9 @@
         <w:br w:type="page"/>
       </w:r>
     </w:p>
-    <w:bookmarkEnd w:id="46"/>
-    <w:bookmarkEnd w:id="47"/>
-    <w:bookmarkStart w:id="56" w:name="m06-sql-befehlskarten"/>
+    <w:bookmarkEnd w:id="68"/>
+    <w:bookmarkEnd w:id="69"/>
+    <w:bookmarkStart w:id="78" w:name="m06-sql-befehlskarten"/>
     <w:p>
       <w:pPr>
         <w:pStyle w:val="Heading1"/>
@@ -2052,7 +2588,7 @@
         <w:t xml:space="preserve">M06 – SQL-Befehlskarten</w:t>
       </w:r>
     </w:p>
-    <w:bookmarkStart w:id="48" w:name="select"/>
+    <w:bookmarkStart w:id="70" w:name="select"/>
     <w:p>
       <w:pPr>
         <w:pStyle w:val="Heading2"/>
@@ -2108,8 +2644,8 @@
         </w:pict>
       </w:r>
     </w:p>
-    <w:bookmarkEnd w:id="48"/>
-    <w:bookmarkStart w:id="49" w:name="where"/>
+    <w:bookmarkEnd w:id="70"/>
+    <w:bookmarkStart w:id="71" w:name="where"/>
     <w:p>
       <w:pPr>
         <w:pStyle w:val="Heading2"/>
@@ -2168,8 +2704,8 @@
         </w:pict>
       </w:r>
     </w:p>
-    <w:bookmarkEnd w:id="49"/>
-    <w:bookmarkStart w:id="50" w:name="order-by"/>
+    <w:bookmarkEnd w:id="71"/>
+    <w:bookmarkStart w:id="72" w:name="order-by"/>
     <w:p>
       <w:pPr>
         <w:pStyle w:val="Heading2"/>
@@ -2228,8 +2764,8 @@
         </w:pict>
       </w:r>
     </w:p>
-    <w:bookmarkEnd w:id="50"/>
-    <w:bookmarkStart w:id="51" w:name="insert"/>
+    <w:bookmarkEnd w:id="72"/>
+    <w:bookmarkStart w:id="73" w:name="insert"/>
     <w:p>
       <w:pPr>
         <w:pStyle w:val="Heading2"/>
@@ -2321,8 +2857,8 @@
         </w:pict>
       </w:r>
     </w:p>
-    <w:bookmarkEnd w:id="51"/>
-    <w:bookmarkStart w:id="52" w:name="update"/>
+    <w:bookmarkEnd w:id="73"/>
+    <w:bookmarkStart w:id="74" w:name="update"/>
     <w:p>
       <w:pPr>
         <w:pStyle w:val="Heading2"/>
@@ -2429,8 +2965,8 @@
         </w:pict>
       </w:r>
     </w:p>
-    <w:bookmarkEnd w:id="52"/>
-    <w:bookmarkStart w:id="53" w:name="delete"/>
+    <w:bookmarkEnd w:id="74"/>
+    <w:bookmarkStart w:id="75" w:name="delete"/>
     <w:p>
       <w:pPr>
         <w:pStyle w:val="Heading2"/>
@@ -2522,8 +3058,8 @@
         </w:pict>
       </w:r>
     </w:p>
-    <w:bookmarkEnd w:id="53"/>
-    <w:bookmarkStart w:id="54" w:name="create-table"/>
+    <w:bookmarkEnd w:id="75"/>
+    <w:bookmarkStart w:id="76" w:name="create-table"/>
     <w:p>
       <w:pPr>
         <w:pStyle w:val="Heading2"/>
@@ -2588,8 +3124,8 @@
         </w:pict>
       </w:r>
     </w:p>
-    <w:bookmarkEnd w:id="54"/>
-    <w:bookmarkStart w:id="55" w:name="aufgabe-1"/>
+    <w:bookmarkEnd w:id="76"/>
+    <w:bookmarkStart w:id="77" w:name="aufgabe-1"/>
     <w:p>
       <w:pPr>
         <w:pStyle w:val="Heading2"/>
@@ -2611,9 +3147,9 @@
         <w:br w:type="page"/>
       </w:r>
     </w:p>
-    <w:bookmarkEnd w:id="55"/>
-    <w:bookmarkEnd w:id="56"/>
-    <w:bookmarkStart w:id="63" w:name="m07-sql-fehlersuche"/>
+    <w:bookmarkEnd w:id="77"/>
+    <w:bookmarkEnd w:id="78"/>
+    <w:bookmarkStart w:id="85" w:name="m07-sql-fehlersuche"/>
     <w:p>
       <w:pPr>
         <w:pStyle w:val="Heading1"/>
@@ -2630,7 +3166,7 @@
         <w:t xml:space="preserve">Findet die Fehler.</w:t>
       </w:r>
     </w:p>
-    <w:bookmarkStart w:id="57" w:name="a"/>
+    <w:bookmarkStart w:id="79" w:name="a"/>
     <w:p>
       <w:pPr>
         <w:pStyle w:val="Heading2"/>
@@ -2665,8 +3201,8 @@
         <w:t xml:space="preserve">Schueler;</w:t>
       </w:r>
     </w:p>
-    <w:bookmarkEnd w:id="57"/>
-    <w:bookmarkStart w:id="58" w:name="b"/>
+    <w:bookmarkEnd w:id="79"/>
+    <w:bookmarkStart w:id="80" w:name="b"/>
     <w:p>
       <w:pPr>
         <w:pStyle w:val="Heading2"/>
@@ -2758,8 +3294,8 @@
         <w:t xml:space="preserve">;</w:t>
       </w:r>
     </w:p>
-    <w:bookmarkEnd w:id="58"/>
-    <w:bookmarkStart w:id="59" w:name="c"/>
+    <w:bookmarkEnd w:id="80"/>
+    <w:bookmarkStart w:id="81" w:name="c"/>
     <w:p>
       <w:pPr>
         <w:pStyle w:val="Heading2"/>
@@ -2824,8 +3360,8 @@
         <w:t xml:space="preserve">;</w:t>
       </w:r>
     </w:p>
-    <w:bookmarkEnd w:id="59"/>
-    <w:bookmarkStart w:id="60" w:name="d"/>
+    <w:bookmarkEnd w:id="81"/>
+    <w:bookmarkStart w:id="82" w:name="d"/>
     <w:p>
       <w:pPr>
         <w:pStyle w:val="Heading2"/>
@@ -2899,8 +3435,8 @@
         <w:t xml:space="preserve"> Mia;</w:t>
       </w:r>
     </w:p>
-    <w:bookmarkEnd w:id="60"/>
-    <w:bookmarkStart w:id="62" w:name="e"/>
+    <w:bookmarkEnd w:id="82"/>
+    <w:bookmarkStart w:id="84" w:name="e"/>
     <w:p>
       <w:pPr>
         <w:pStyle w:val="Heading2"/>
@@ -2965,7 +3501,7 @@
         <w:t xml:space="preserve">;</w:t>
       </w:r>
     </w:p>
-    <w:bookmarkStart w:id="61" w:name="zusatzfrage-1"/>
+    <w:bookmarkStart w:id="83" w:name="zusatzfrage-1"/>
     <w:p>
       <w:pPr>
         <w:pStyle w:val="Heading3"/>
@@ -2987,10 +3523,10 @@
         <w:br w:type="page"/>
       </w:r>
     </w:p>
-    <w:bookmarkEnd w:id="61"/>
-    <w:bookmarkEnd w:id="62"/>
-    <w:bookmarkEnd w:id="63"/>
-    <w:bookmarkStart w:id="67" w:name="m08-normalisierung"/>
+    <w:bookmarkEnd w:id="83"/>
+    <w:bookmarkEnd w:id="84"/>
+    <w:bookmarkEnd w:id="85"/>
+    <w:bookmarkStart w:id="89" w:name="m08-normalisierung"/>
     <w:p>
       <w:pPr>
         <w:pStyle w:val="Heading1"/>
@@ -2999,7 +3535,7 @@
         <w:t xml:space="preserve">M08 – Normalisierung</w:t>
       </w:r>
     </w:p>
-    <w:bookmarkStart w:id="64" w:name="ausgangstabelle"/>
+    <w:bookmarkStart w:id="86" w:name="ausgangstabelle"/>
     <w:p>
       <w:pPr>
         <w:pStyle w:val="Heading2"/>
@@ -3225,70 +3761,14 @@
         </w:tc>
       </w:tr>
     </w:tbl>
-    <w:bookmarkEnd w:id="64"/>
-    <w:bookmarkStart w:id="65" w:name="aufgaben-1"/>
+    <w:bookmarkEnd w:id="86"/>
+    <w:bookmarkStart w:id="87" w:name="aufgaben-1"/>
     <w:p>
       <w:pPr>
         <w:pStyle w:val="Heading2"/>
       </w:pPr>
       <w:r>
         <w:t xml:space="preserve">Aufgaben</w:t>
-      </w:r>
-    </w:p>
-    <w:p>
-      <w:pPr>
-        <w:numPr>
-          <w:ilvl w:val="0"/>
-          <w:numId w:val="1007"/>
-        </w:numPr>
-        <w:pStyle w:val="Compact"/>
-      </w:pPr>
-      <w:r>
-        <w:t xml:space="preserve">Welche Daten werden mehrfach gespeichert?</w:t>
-      </w:r>
-    </w:p>
-    <w:p>
-      <w:pPr>
-        <w:numPr>
-          <w:ilvl w:val="0"/>
-          <w:numId w:val="1007"/>
-        </w:numPr>
-        <w:pStyle w:val="Compact"/>
-      </w:pPr>
-      <w:r>
-        <w:t xml:space="preserve">Welche Probleme entstehen bei Änderungen?</w:t>
-      </w:r>
-    </w:p>
-    <w:p>
-      <w:pPr>
-        <w:numPr>
-          <w:ilvl w:val="0"/>
-          <w:numId w:val="1007"/>
-        </w:numPr>
-        <w:pStyle w:val="Compact"/>
-      </w:pPr>
-      <w:r>
-        <w:t xml:space="preserve">Zerlegt die Tabelle in:</w:t>
-      </w:r>
-    </w:p>
-    <w:p>
-      <w:pPr>
-        <w:pStyle w:val="SourceCode"/>
-      </w:pPr>
-      <w:r>
-        <w:rPr>
-          <w:rStyle w:val="VerbatimChar"/>
-        </w:rPr>
-        <w:t xml:space="preserve">Schueler</w:t>
-      </w:r>
-      <w:r>
-        <w:br/>
-      </w:r>
-      <w:r>
-        <w:rPr>
-          <w:rStyle w:val="VerbatimChar"/>
-        </w:rPr>
-        <w:t xml:space="preserve">Klasse</w:t>
       </w:r>
     </w:p>
     <w:p>
@@ -3300,25 +3780,31 @@
         <w:pStyle w:val="Compact"/>
       </w:pPr>
       <w:r>
-        <w:t xml:space="preserve">Ergänzt Primär- und Fremdschlüssel.</w:t>
-      </w:r>
-    </w:p>
-    <w:bookmarkEnd w:id="65"/>
-    <w:bookmarkStart w:id="66" w:name="ziel"/>
-    <w:p>
-      <w:pPr>
-        <w:pStyle w:val="Heading2"/>
-      </w:pPr>
-      <w:r>
-        <w:t xml:space="preserve">Ziel</w:t>
-      </w:r>
-    </w:p>
-    <w:p>
-      <w:pPr>
-        <w:pStyle w:val="FirstParagraph"/>
-      </w:pPr>
-      <w:r>
-        <w:t xml:space="preserve">Eine mögliche Struktur:</w:t>
+        <w:t xml:space="preserve">Welche Daten werden mehrfach gespeichert?</w:t>
+      </w:r>
+    </w:p>
+    <w:p>
+      <w:pPr>
+        <w:numPr>
+          <w:ilvl w:val="0"/>
+          <w:numId w:val="1008"/>
+        </w:numPr>
+        <w:pStyle w:val="Compact"/>
+      </w:pPr>
+      <w:r>
+        <w:t xml:space="preserve">Welche Probleme entstehen bei Änderungen?</w:t>
+      </w:r>
+    </w:p>
+    <w:p>
+      <w:pPr>
+        <w:numPr>
+          <w:ilvl w:val="0"/>
+          <w:numId w:val="1008"/>
+        </w:numPr>
+        <w:pStyle w:val="Compact"/>
+      </w:pPr>
+      <w:r>
+        <w:t xml:space="preserve">Zerlegt die Tabelle in:</w:t>
       </w:r>
     </w:p>
     <w:p>
@@ -3329,440 +3815,16 @@
         <w:rPr>
           <w:rStyle w:val="VerbatimChar"/>
         </w:rPr>
+        <w:t xml:space="preserve">Schueler</w:t>
+      </w:r>
+      <w:r>
+        <w:br/>
+      </w:r>
+      <w:r>
+        <w:rPr>
+          <w:rStyle w:val="VerbatimChar"/>
+        </w:rPr>
         <w:t xml:space="preserve">Klasse</w:t>
-      </w:r>
-      <w:r>
-        <w:br/>
-      </w:r>
-      <w:r>
-        <w:rPr>
-          <w:rStyle w:val="VerbatimChar"/>
-        </w:rPr>
-        <w:t xml:space="preserve">- KlasseID</w:t>
-      </w:r>
-      <w:r>
-        <w:br/>
-      </w:r>
-      <w:r>
-        <w:rPr>
-          <w:rStyle w:val="VerbatimChar"/>
-        </w:rPr>
-        <w:t xml:space="preserve">- Bezeichnung</w:t>
-      </w:r>
-      <w:r>
-        <w:br/>
-      </w:r>
-      <w:r>
-        <w:rPr>
-          <w:rStyle w:val="VerbatimChar"/>
-        </w:rPr>
-        <w:t xml:space="preserve">- Klassenlehrer</w:t>
-      </w:r>
-      <w:r>
-        <w:br/>
-      </w:r>
-      <w:r>
-        <w:br/>
-      </w:r>
-      <w:r>
-        <w:rPr>
-          <w:rStyle w:val="VerbatimChar"/>
-        </w:rPr>
-        <w:t xml:space="preserve">Schueler</w:t>
-      </w:r>
-      <w:r>
-        <w:br/>
-      </w:r>
-      <w:r>
-        <w:rPr>
-          <w:rStyle w:val="VerbatimChar"/>
-        </w:rPr>
-        <w:t xml:space="preserve">- SchuelerID</w:t>
-      </w:r>
-      <w:r>
-        <w:br/>
-      </w:r>
-      <w:r>
-        <w:rPr>
-          <w:rStyle w:val="VerbatimChar"/>
-        </w:rPr>
-        <w:t xml:space="preserve">- Name</w:t>
-      </w:r>
-      <w:r>
-        <w:br/>
-      </w:r>
-      <w:r>
-        <w:rPr>
-          <w:rStyle w:val="VerbatimChar"/>
-        </w:rPr>
-        <w:t xml:space="preserve">- KlasseID</w:t>
-      </w:r>
-    </w:p>
-    <w:p>
-      <w:r>
-        <w:br w:type="page"/>
-      </w:r>
-    </w:p>
-    <w:bookmarkEnd w:id="66"/>
-    <w:bookmarkEnd w:id="67"/>
-    <w:bookmarkStart w:id="75" w:name="m09-denormalisierung"/>
-    <w:p>
-      <w:pPr>
-        <w:pStyle w:val="Heading1"/>
-      </w:pPr>
-      <w:r>
-        <w:t xml:space="preserve">M09 – Denormalisierung</w:t>
-      </w:r>
-    </w:p>
-    <w:bookmarkStart w:id="68" w:name="situation"/>
-    <w:p>
-      <w:pPr>
-        <w:pStyle w:val="Heading2"/>
-      </w:pPr>
-      <w:r>
-        <w:t xml:space="preserve">Situation</w:t>
-      </w:r>
-    </w:p>
-    <w:p>
-      <w:pPr>
-        <w:pStyle w:val="FirstParagraph"/>
-      </w:pPr>
-      <w:r>
-        <w:t xml:space="preserve">Eine große Auswertung wird tausendfach pro Minute gelesen.</w:t>
-      </w:r>
-    </w:p>
-    <w:p>
-      <w:pPr>
-        <w:pStyle w:val="BodyText"/>
-      </w:pPr>
-      <w:r>
-        <w:t xml:space="preserve">Für jede Anzeige sind mehrere Joins nötig.</w:t>
-      </w:r>
-    </w:p>
-    <w:p>
-      <w:pPr>
-        <w:pStyle w:val="BodyText"/>
-      </w:pPr>
-      <w:r>
-        <w:t xml:space="preserve">Das Entwicklungsteam schlägt vor, einige bereits berechnete Werte zusätzlich zu speichern.</w:t>
-      </w:r>
-    </w:p>
-    <w:bookmarkEnd w:id="68"/>
-    <w:bookmarkStart w:id="73" w:name="auftrag"/>
-    <w:p>
-      <w:pPr>
-        <w:pStyle w:val="Heading2"/>
-      </w:pPr>
-      <w:r>
-        <w:t xml:space="preserve">Auftrag</w:t>
-      </w:r>
-    </w:p>
-    <w:p>
-      <w:pPr>
-        <w:pStyle w:val="FirstParagraph"/>
-      </w:pPr>
-      <w:r>
-        <w:t xml:space="preserve">Bewertet den Vorschlag.</w:t>
-      </w:r>
-    </w:p>
-    <w:bookmarkStart w:id="69" w:name="vorteile"/>
-    <w:p>
-      <w:pPr>
-        <w:pStyle w:val="Heading3"/>
-      </w:pPr>
-      <w:r>
-        <w:t xml:space="preserve">Vorteile</w:t>
-      </w:r>
-    </w:p>
-    <w:p>
-      <w:r>
-        <w:pict>
-          <v:rect style="width:0;height:1.5pt" o:hralign="center" o:hrstd="t" o:hr="t"/>
-        </w:pict>
-      </w:r>
-    </w:p>
-    <w:bookmarkEnd w:id="69"/>
-    <w:bookmarkStart w:id="70" w:name="nachteile"/>
-    <w:p>
-      <w:pPr>
-        <w:pStyle w:val="Heading3"/>
-      </w:pPr>
-      <w:r>
-        <w:t xml:space="preserve">Nachteile</w:t>
-      </w:r>
-    </w:p>
-    <w:p>
-      <w:r>
-        <w:pict>
-          <v:rect style="width:0;height:1.5pt" o:hralign="center" o:hrstd="t" o:hr="t"/>
-        </w:pict>
-      </w:r>
-    </w:p>
-    <w:bookmarkEnd w:id="70"/>
-    <w:bookmarkStart w:id="71" w:name="risiken"/>
-    <w:p>
-      <w:pPr>
-        <w:pStyle w:val="Heading3"/>
-      </w:pPr>
-      <w:r>
-        <w:t xml:space="preserve">Risiken</w:t>
-      </w:r>
-    </w:p>
-    <w:p>
-      <w:r>
-        <w:pict>
-          <v:rect style="width:0;height:1.5pt" o:hralign="center" o:hrstd="t" o:hr="t"/>
-        </w:pict>
-      </w:r>
-    </w:p>
-    <w:bookmarkEnd w:id="71"/>
-    <w:bookmarkStart w:id="72" w:name="wann-wäre-die-entscheidung-sinnvoll"/>
-    <w:p>
-      <w:pPr>
-        <w:pStyle w:val="Heading3"/>
-      </w:pPr>
-      <w:r>
-        <w:t xml:space="preserve">Wann wäre die Entscheidung sinnvoll?</w:t>
-      </w:r>
-    </w:p>
-    <w:p>
-      <w:r>
-        <w:pict>
-          <v:rect style="width:0;height:1.5pt" o:hralign="center" o:hrstd="t" o:hr="t"/>
-        </w:pict>
-      </w:r>
-    </w:p>
-    <w:bookmarkEnd w:id="72"/>
-    <w:bookmarkEnd w:id="73"/>
-    <w:bookmarkStart w:id="74" w:name="merksatz-1"/>
-    <w:p>
-      <w:pPr>
-        <w:pStyle w:val="Heading2"/>
-      </w:pPr>
-      <w:r>
-        <w:t xml:space="preserve">Merksatz</w:t>
-      </w:r>
-    </w:p>
-    <w:p>
-      <w:pPr>
-        <w:pStyle w:val="BlockText"/>
-      </w:pPr>
-      <w:r>
-        <w:t xml:space="preserve">Redundanz kann bewusst eingesetzt werden, wenn der Nutzen die zusätzlichen Risiken und Pflegekosten rechtfertigt.</w:t>
-      </w:r>
-    </w:p>
-    <w:p>
-      <w:r>
-        <w:br w:type="page"/>
-      </w:r>
-    </w:p>
-    <w:bookmarkEnd w:id="74"/>
-    <w:bookmarkEnd w:id="75"/>
-    <w:bookmarkStart w:id="85" w:name="m10-sqlite-arbeitskarte"/>
-    <w:p>
-      <w:pPr>
-        <w:pStyle w:val="Heading1"/>
-      </w:pPr>
-      <w:r>
-        <w:t xml:space="preserve">M10 – SQLite-Arbeitskarte</w:t>
-      </w:r>
-    </w:p>
-    <w:bookmarkStart w:id="76" w:name="ziel-1"/>
-    <w:p>
-      <w:pPr>
-        <w:pStyle w:val="Heading2"/>
-      </w:pPr>
-      <w:r>
-        <w:t xml:space="preserve">Ziel</w:t>
-      </w:r>
-    </w:p>
-    <w:p>
-      <w:pPr>
-        <w:pStyle w:val="FirstParagraph"/>
-      </w:pPr>
-      <w:r>
-        <w:t xml:space="preserve">Eine Datenbank öffnen, SQL ausführen und CRUD anwenden.</w:t>
-      </w:r>
-    </w:p>
-    <w:bookmarkEnd w:id="76"/>
-    <w:bookmarkStart w:id="77" w:name="datenbank-öffnen"/>
-    <w:p>
-      <w:pPr>
-        <w:pStyle w:val="Heading2"/>
-      </w:pPr>
-      <w:r>
-        <w:t xml:space="preserve">1. Datenbank öffnen</w:t>
-      </w:r>
-    </w:p>
-    <w:p>
-      <w:pPr>
-        <w:pStyle w:val="SourceCode"/>
-      </w:pPr>
-      <w:r>
-        <w:rPr>
-          <w:rStyle w:val="ExtensionTok"/>
-        </w:rPr>
-        <w:t xml:space="preserve">sqlite3</w:t>
-      </w:r>
-      <w:r>
-        <w:rPr>
-          <w:rStyle w:val="NormalTok"/>
-        </w:rPr>
-        <w:t xml:space="preserve"> schule.db</w:t>
-      </w:r>
-    </w:p>
-    <w:bookmarkEnd w:id="77"/>
-    <w:bookmarkStart w:id="78" w:name="übersicht-einschalten"/>
-    <w:p>
-      <w:pPr>
-        <w:pStyle w:val="Heading2"/>
-      </w:pPr>
-      <w:r>
-        <w:t xml:space="preserve">2. Übersicht einschalten</w:t>
-      </w:r>
-    </w:p>
-    <w:p>
-      <w:pPr>
-        <w:pStyle w:val="SourceCode"/>
-      </w:pPr>
-      <w:r>
-        <w:rPr>
-          <w:rStyle w:val="VerbatimChar"/>
-        </w:rPr>
-        <w:t xml:space="preserve">.headers on</w:t>
-      </w:r>
-      <w:r>
-        <w:br/>
-      </w:r>
-      <w:r>
-        <w:rPr>
-          <w:rStyle w:val="VerbatimChar"/>
-        </w:rPr>
-        <w:t xml:space="preserve">.mode column</w:t>
-      </w:r>
-    </w:p>
-    <w:bookmarkEnd w:id="78"/>
-    <w:bookmarkStart w:id="79" w:name="fremdschlüssel-aktivieren"/>
-    <w:p>
-      <w:pPr>
-        <w:pStyle w:val="Heading2"/>
-      </w:pPr>
-      <w:r>
-        <w:t xml:space="preserve">3. Fremdschlüssel aktivieren</w:t>
-      </w:r>
-    </w:p>
-    <w:p>
-      <w:pPr>
-        <w:pStyle w:val="SourceCode"/>
-      </w:pPr>
-      <w:r>
-        <w:rPr>
-          <w:rStyle w:val="NormalTok"/>
-        </w:rPr>
-        <w:t xml:space="preserve">PRAGMA foreign_keys </w:t>
-      </w:r>
-      <w:r>
-        <w:rPr>
-          <w:rStyle w:val="OperatorTok"/>
-        </w:rPr>
-        <w:t xml:space="preserve">=</w:t>
-      </w:r>
-      <w:r>
-        <w:rPr>
-          <w:rStyle w:val="NormalTok"/>
-        </w:rPr>
-        <w:t xml:space="preserve"> </w:t>
-      </w:r>
-      <w:r>
-        <w:rPr>
-          <w:rStyle w:val="KeywordTok"/>
-        </w:rPr>
-        <w:t xml:space="preserve">ON</w:t>
-      </w:r>
-      <w:r>
-        <w:rPr>
-          <w:rStyle w:val="NormalTok"/>
-        </w:rPr>
-        <w:t xml:space="preserve">;</w:t>
-      </w:r>
-    </w:p>
-    <w:bookmarkEnd w:id="79"/>
-    <w:bookmarkStart w:id="80" w:name="tabellen-anzeigen"/>
-    <w:p>
-      <w:pPr>
-        <w:pStyle w:val="Heading2"/>
-      </w:pPr>
-      <w:r>
-        <w:t xml:space="preserve">4. Tabellen anzeigen</w:t>
-      </w:r>
-    </w:p>
-    <w:p>
-      <w:pPr>
-        <w:pStyle w:val="SourceCode"/>
-      </w:pPr>
-      <w:r>
-        <w:rPr>
-          <w:rStyle w:val="VerbatimChar"/>
-        </w:rPr>
-        <w:t xml:space="preserve">.tables</w:t>
-      </w:r>
-    </w:p>
-    <w:bookmarkEnd w:id="80"/>
-    <w:bookmarkStart w:id="81" w:name="daten-lesen"/>
-    <w:p>
-      <w:pPr>
-        <w:pStyle w:val="Heading2"/>
-      </w:pPr>
-      <w:r>
-        <w:t xml:space="preserve">5. Daten lesen</w:t>
-      </w:r>
-    </w:p>
-    <w:p>
-      <w:pPr>
-        <w:pStyle w:val="SourceCode"/>
-      </w:pPr>
-      <w:r>
-        <w:rPr>
-          <w:rStyle w:val="KeywordTok"/>
-        </w:rPr>
-        <w:t xml:space="preserve">SELECT</w:t>
-      </w:r>
-      <w:r>
-        <w:rPr>
-          <w:rStyle w:val="NormalTok"/>
-        </w:rPr>
-        <w:t xml:space="preserve"> </w:t>
-      </w:r>
-      <w:r>
-        <w:rPr>
-          <w:rStyle w:val="OperatorTok"/>
-        </w:rPr>
-        <w:t xml:space="preserve">*</w:t>
-      </w:r>
-      <w:r>
-        <w:br/>
-      </w:r>
-      <w:r>
-        <w:rPr>
-          <w:rStyle w:val="KeywordTok"/>
-        </w:rPr>
-        <w:t xml:space="preserve">FROM</w:t>
-      </w:r>
-      <w:r>
-        <w:rPr>
-          <w:rStyle w:val="NormalTok"/>
-        </w:rPr>
-        <w:t xml:space="preserve"> Schueler;</w:t>
-      </w:r>
-    </w:p>
-    <w:bookmarkEnd w:id="81"/>
-    <w:bookmarkStart w:id="82" w:name="crud-durchführen"/>
-    <w:p>
-      <w:pPr>
-        <w:pStyle w:val="Heading2"/>
-      </w:pPr>
-      <w:r>
-        <w:t xml:space="preserve">6. CRUD durchführen</w:t>
       </w:r>
     </w:p>
     <w:p>
@@ -3774,118 +3836,469 @@
         <w:pStyle w:val="Compact"/>
       </w:pPr>
       <w:r>
-        <w:t xml:space="preserve">INSERT</w:t>
-      </w:r>
-    </w:p>
-    <w:p>
-      <w:pPr>
-        <w:numPr>
-          <w:ilvl w:val="0"/>
-          <w:numId w:val="1009"/>
-        </w:numPr>
-        <w:pStyle w:val="Compact"/>
-      </w:pPr>
-      <w:r>
+        <w:t xml:space="preserve">Ergänzt Primär- und Fremdschlüssel.</w:t>
+      </w:r>
+    </w:p>
+    <w:bookmarkEnd w:id="87"/>
+    <w:bookmarkStart w:id="88" w:name="ziel"/>
+    <w:p>
+      <w:pPr>
+        <w:pStyle w:val="Heading2"/>
+      </w:pPr>
+      <w:r>
+        <w:t xml:space="preserve">Ziel</w:t>
+      </w:r>
+    </w:p>
+    <w:p>
+      <w:pPr>
+        <w:pStyle w:val="FirstParagraph"/>
+      </w:pPr>
+      <w:r>
+        <w:t xml:space="preserve">Eine mögliche Struktur:</w:t>
+      </w:r>
+    </w:p>
+    <w:p>
+      <w:pPr>
+        <w:pStyle w:val="SourceCode"/>
+      </w:pPr>
+      <w:r>
+        <w:rPr>
+          <w:rStyle w:val="VerbatimChar"/>
+        </w:rPr>
+        <w:t xml:space="preserve">Klasse</w:t>
+      </w:r>
+      <w:r>
+        <w:br/>
+      </w:r>
+      <w:r>
+        <w:rPr>
+          <w:rStyle w:val="VerbatimChar"/>
+        </w:rPr>
+        <w:t xml:space="preserve">- KlasseID</w:t>
+      </w:r>
+      <w:r>
+        <w:br/>
+      </w:r>
+      <w:r>
+        <w:rPr>
+          <w:rStyle w:val="VerbatimChar"/>
+        </w:rPr>
+        <w:t xml:space="preserve">- Bezeichnung</w:t>
+      </w:r>
+      <w:r>
+        <w:br/>
+      </w:r>
+      <w:r>
+        <w:rPr>
+          <w:rStyle w:val="VerbatimChar"/>
+        </w:rPr>
+        <w:t xml:space="preserve">- Klassenlehrer</w:t>
+      </w:r>
+      <w:r>
+        <w:br/>
+      </w:r>
+      <w:r>
+        <w:br/>
+      </w:r>
+      <w:r>
+        <w:rPr>
+          <w:rStyle w:val="VerbatimChar"/>
+        </w:rPr>
+        <w:t xml:space="preserve">Schueler</w:t>
+      </w:r>
+      <w:r>
+        <w:br/>
+      </w:r>
+      <w:r>
+        <w:rPr>
+          <w:rStyle w:val="VerbatimChar"/>
+        </w:rPr>
+        <w:t xml:space="preserve">- SchuelerID</w:t>
+      </w:r>
+      <w:r>
+        <w:br/>
+      </w:r>
+      <w:r>
+        <w:rPr>
+          <w:rStyle w:val="VerbatimChar"/>
+        </w:rPr>
+        <w:t xml:space="preserve">- Name</w:t>
+      </w:r>
+      <w:r>
+        <w:br/>
+      </w:r>
+      <w:r>
+        <w:rPr>
+          <w:rStyle w:val="VerbatimChar"/>
+        </w:rPr>
+        <w:t xml:space="preserve">- KlasseID</w:t>
+      </w:r>
+    </w:p>
+    <w:p>
+      <w:r>
+        <w:br w:type="page"/>
+      </w:r>
+    </w:p>
+    <w:bookmarkEnd w:id="88"/>
+    <w:bookmarkEnd w:id="89"/>
+    <w:bookmarkStart w:id="97" w:name="m09-denormalisierung"/>
+    <w:p>
+      <w:pPr>
+        <w:pStyle w:val="Heading1"/>
+      </w:pPr>
+      <w:r>
+        <w:t xml:space="preserve">M09 – Denormalisierung</w:t>
+      </w:r>
+    </w:p>
+    <w:bookmarkStart w:id="90" w:name="situation"/>
+    <w:p>
+      <w:pPr>
+        <w:pStyle w:val="Heading2"/>
+      </w:pPr>
+      <w:r>
+        <w:t xml:space="preserve">Situation</w:t>
+      </w:r>
+    </w:p>
+    <w:p>
+      <w:pPr>
+        <w:pStyle w:val="FirstParagraph"/>
+      </w:pPr>
+      <w:r>
+        <w:t xml:space="preserve">Eine große Auswertung wird tausendfach pro Minute gelesen.</w:t>
+      </w:r>
+    </w:p>
+    <w:p>
+      <w:pPr>
+        <w:pStyle w:val="BodyText"/>
+      </w:pPr>
+      <w:r>
+        <w:t xml:space="preserve">Für jede Anzeige sind mehrere Joins nötig.</w:t>
+      </w:r>
+    </w:p>
+    <w:p>
+      <w:pPr>
+        <w:pStyle w:val="BodyText"/>
+      </w:pPr>
+      <w:r>
+        <w:t xml:space="preserve">Das Entwicklungsteam schlägt vor, einige bereits berechnete Werte zusätzlich zu speichern.</w:t>
+      </w:r>
+    </w:p>
+    <w:bookmarkEnd w:id="90"/>
+    <w:bookmarkStart w:id="95" w:name="auftrag"/>
+    <w:p>
+      <w:pPr>
+        <w:pStyle w:val="Heading2"/>
+      </w:pPr>
+      <w:r>
+        <w:t xml:space="preserve">Auftrag</w:t>
+      </w:r>
+    </w:p>
+    <w:p>
+      <w:pPr>
+        <w:pStyle w:val="FirstParagraph"/>
+      </w:pPr>
+      <w:r>
+        <w:t xml:space="preserve">Bewertet den Vorschlag.</w:t>
+      </w:r>
+    </w:p>
+    <w:bookmarkStart w:id="91" w:name="vorteile"/>
+    <w:p>
+      <w:pPr>
+        <w:pStyle w:val="Heading3"/>
+      </w:pPr>
+      <w:r>
+        <w:t xml:space="preserve">Vorteile</w:t>
+      </w:r>
+    </w:p>
+    <w:p>
+      <w:r>
+        <w:pict>
+          <v:rect style="width:0;height:1.5pt" o:hralign="center" o:hrstd="t" o:hr="t"/>
+        </w:pict>
+      </w:r>
+    </w:p>
+    <w:bookmarkEnd w:id="91"/>
+    <w:bookmarkStart w:id="92" w:name="nachteile"/>
+    <w:p>
+      <w:pPr>
+        <w:pStyle w:val="Heading3"/>
+      </w:pPr>
+      <w:r>
+        <w:t xml:space="preserve">Nachteile</w:t>
+      </w:r>
+    </w:p>
+    <w:p>
+      <w:r>
+        <w:pict>
+          <v:rect style="width:0;height:1.5pt" o:hralign="center" o:hrstd="t" o:hr="t"/>
+        </w:pict>
+      </w:r>
+    </w:p>
+    <w:bookmarkEnd w:id="92"/>
+    <w:bookmarkStart w:id="93" w:name="risiken"/>
+    <w:p>
+      <w:pPr>
+        <w:pStyle w:val="Heading3"/>
+      </w:pPr>
+      <w:r>
+        <w:t xml:space="preserve">Risiken</w:t>
+      </w:r>
+    </w:p>
+    <w:p>
+      <w:r>
+        <w:pict>
+          <v:rect style="width:0;height:1.5pt" o:hralign="center" o:hrstd="t" o:hr="t"/>
+        </w:pict>
+      </w:r>
+    </w:p>
+    <w:bookmarkEnd w:id="93"/>
+    <w:bookmarkStart w:id="94" w:name="wann-wäre-die-entscheidung-sinnvoll"/>
+    <w:p>
+      <w:pPr>
+        <w:pStyle w:val="Heading3"/>
+      </w:pPr>
+      <w:r>
+        <w:t xml:space="preserve">Wann wäre die Entscheidung sinnvoll?</w:t>
+      </w:r>
+    </w:p>
+    <w:p>
+      <w:r>
+        <w:pict>
+          <v:rect style="width:0;height:1.5pt" o:hralign="center" o:hrstd="t" o:hr="t"/>
+        </w:pict>
+      </w:r>
+    </w:p>
+    <w:bookmarkEnd w:id="94"/>
+    <w:bookmarkEnd w:id="95"/>
+    <w:bookmarkStart w:id="96" w:name="merksatz-1"/>
+    <w:p>
+      <w:pPr>
+        <w:pStyle w:val="Heading2"/>
+      </w:pPr>
+      <w:r>
+        <w:t xml:space="preserve">Merksatz</w:t>
+      </w:r>
+    </w:p>
+    <w:p>
+      <w:pPr>
+        <w:pStyle w:val="BlockText"/>
+      </w:pPr>
+      <w:r>
+        <w:t xml:space="preserve">Redundanz kann bewusst eingesetzt werden, wenn der Nutzen die zusätzlichen Risiken und Pflegekosten rechtfertigt.</w:t>
+      </w:r>
+    </w:p>
+    <w:p>
+      <w:r>
+        <w:br w:type="page"/>
+      </w:r>
+    </w:p>
+    <w:bookmarkEnd w:id="96"/>
+    <w:bookmarkEnd w:id="97"/>
+    <w:bookmarkStart w:id="107" w:name="m10-sqlite-arbeitskarte"/>
+    <w:p>
+      <w:pPr>
+        <w:pStyle w:val="Heading1"/>
+      </w:pPr>
+      <w:r>
+        <w:t xml:space="preserve">M10 – SQLite-Arbeitskarte</w:t>
+      </w:r>
+    </w:p>
+    <w:bookmarkStart w:id="98" w:name="ziel-1"/>
+    <w:p>
+      <w:pPr>
+        <w:pStyle w:val="Heading2"/>
+      </w:pPr>
+      <w:r>
+        <w:t xml:space="preserve">Ziel</w:t>
+      </w:r>
+    </w:p>
+    <w:p>
+      <w:pPr>
+        <w:pStyle w:val="FirstParagraph"/>
+      </w:pPr>
+      <w:r>
+        <w:t xml:space="preserve">Eine Datenbank öffnen, SQL ausführen und CRUD anwenden.</w:t>
+      </w:r>
+    </w:p>
+    <w:bookmarkEnd w:id="98"/>
+    <w:bookmarkStart w:id="99" w:name="datenbank-öffnen"/>
+    <w:p>
+      <w:pPr>
+        <w:pStyle w:val="Heading2"/>
+      </w:pPr>
+      <w:r>
+        <w:t xml:space="preserve">1. Datenbank öffnen</w:t>
+      </w:r>
+    </w:p>
+    <w:p>
+      <w:pPr>
+        <w:pStyle w:val="SourceCode"/>
+      </w:pPr>
+      <w:r>
+        <w:rPr>
+          <w:rStyle w:val="ExtensionTok"/>
+        </w:rPr>
+        <w:t xml:space="preserve">sqlite3</w:t>
+      </w:r>
+      <w:r>
+        <w:rPr>
+          <w:rStyle w:val="NormalTok"/>
+        </w:rPr>
+        <w:t xml:space="preserve"> schule.db</w:t>
+      </w:r>
+    </w:p>
+    <w:bookmarkEnd w:id="99"/>
+    <w:bookmarkStart w:id="100" w:name="übersicht-einschalten"/>
+    <w:p>
+      <w:pPr>
+        <w:pStyle w:val="Heading2"/>
+      </w:pPr>
+      <w:r>
+        <w:t xml:space="preserve">2. Übersicht einschalten</w:t>
+      </w:r>
+    </w:p>
+    <w:p>
+      <w:pPr>
+        <w:pStyle w:val="SourceCode"/>
+      </w:pPr>
+      <w:r>
+        <w:rPr>
+          <w:rStyle w:val="VerbatimChar"/>
+        </w:rPr>
+        <w:t xml:space="preserve">.headers on</w:t>
+      </w:r>
+      <w:r>
+        <w:br/>
+      </w:r>
+      <w:r>
+        <w:rPr>
+          <w:rStyle w:val="VerbatimChar"/>
+        </w:rPr>
+        <w:t xml:space="preserve">.mode column</w:t>
+      </w:r>
+    </w:p>
+    <w:bookmarkEnd w:id="100"/>
+    <w:bookmarkStart w:id="101" w:name="fremdschlüssel-aktivieren"/>
+    <w:p>
+      <w:pPr>
+        <w:pStyle w:val="Heading2"/>
+      </w:pPr>
+      <w:r>
+        <w:t xml:space="preserve">3. Fremdschlüssel aktivieren</w:t>
+      </w:r>
+    </w:p>
+    <w:p>
+      <w:pPr>
+        <w:pStyle w:val="SourceCode"/>
+      </w:pPr>
+      <w:r>
+        <w:rPr>
+          <w:rStyle w:val="NormalTok"/>
+        </w:rPr>
+        <w:t xml:space="preserve">PRAGMA foreign_keys </w:t>
+      </w:r>
+      <w:r>
+        <w:rPr>
+          <w:rStyle w:val="OperatorTok"/>
+        </w:rPr>
+        <w:t xml:space="preserve">=</w:t>
+      </w:r>
+      <w:r>
+        <w:rPr>
+          <w:rStyle w:val="NormalTok"/>
+        </w:rPr>
+        <w:t xml:space="preserve"> </w:t>
+      </w:r>
+      <w:r>
+        <w:rPr>
+          <w:rStyle w:val="KeywordTok"/>
+        </w:rPr>
+        <w:t xml:space="preserve">ON</w:t>
+      </w:r>
+      <w:r>
+        <w:rPr>
+          <w:rStyle w:val="NormalTok"/>
+        </w:rPr>
+        <w:t xml:space="preserve">;</w:t>
+      </w:r>
+    </w:p>
+    <w:bookmarkEnd w:id="101"/>
+    <w:bookmarkStart w:id="102" w:name="tabellen-anzeigen"/>
+    <w:p>
+      <w:pPr>
+        <w:pStyle w:val="Heading2"/>
+      </w:pPr>
+      <w:r>
+        <w:t xml:space="preserve">4. Tabellen anzeigen</w:t>
+      </w:r>
+    </w:p>
+    <w:p>
+      <w:pPr>
+        <w:pStyle w:val="SourceCode"/>
+      </w:pPr>
+      <w:r>
+        <w:rPr>
+          <w:rStyle w:val="VerbatimChar"/>
+        </w:rPr>
+        <w:t xml:space="preserve">.tables</w:t>
+      </w:r>
+    </w:p>
+    <w:bookmarkEnd w:id="102"/>
+    <w:bookmarkStart w:id="103" w:name="daten-lesen"/>
+    <w:p>
+      <w:pPr>
+        <w:pStyle w:val="Heading2"/>
+      </w:pPr>
+      <w:r>
+        <w:t xml:space="preserve">5. Daten lesen</w:t>
+      </w:r>
+    </w:p>
+    <w:p>
+      <w:pPr>
+        <w:pStyle w:val="SourceCode"/>
+      </w:pPr>
+      <w:r>
+        <w:rPr>
+          <w:rStyle w:val="KeywordTok"/>
+        </w:rPr>
         <w:t xml:space="preserve">SELECT</w:t>
       </w:r>
-    </w:p>
-    <w:p>
-      <w:pPr>
-        <w:numPr>
-          <w:ilvl w:val="0"/>
-          <w:numId w:val="1009"/>
-        </w:numPr>
-        <w:pStyle w:val="Compact"/>
-      </w:pPr>
-      <w:r>
-        <w:t xml:space="preserve">UPDATE</w:t>
-      </w:r>
-    </w:p>
-    <w:p>
-      <w:pPr>
-        <w:numPr>
-          <w:ilvl w:val="0"/>
-          <w:numId w:val="1009"/>
-        </w:numPr>
-        <w:pStyle w:val="Compact"/>
-      </w:pPr>
-      <w:r>
-        <w:t xml:space="preserve">DELETE</w:t>
-      </w:r>
-    </w:p>
-    <w:bookmarkEnd w:id="82"/>
-    <w:bookmarkStart w:id="83" w:name="beenden"/>
+      <w:r>
+        <w:rPr>
+          <w:rStyle w:val="NormalTok"/>
+        </w:rPr>
+        <w:t xml:space="preserve"> </w:t>
+      </w:r>
+      <w:r>
+        <w:rPr>
+          <w:rStyle w:val="OperatorTok"/>
+        </w:rPr>
+        <w:t xml:space="preserve">*</w:t>
+      </w:r>
+      <w:r>
+        <w:br/>
+      </w:r>
+      <w:r>
+        <w:rPr>
+          <w:rStyle w:val="KeywordTok"/>
+        </w:rPr>
+        <w:t xml:space="preserve">FROM</w:t>
+      </w:r>
+      <w:r>
+        <w:rPr>
+          <w:rStyle w:val="NormalTok"/>
+        </w:rPr>
+        <w:t xml:space="preserve"> Schueler;</w:t>
+      </w:r>
+    </w:p>
+    <w:bookmarkEnd w:id="103"/>
+    <w:bookmarkStart w:id="104" w:name="crud-durchführen"/>
     <w:p>
       <w:pPr>
         <w:pStyle w:val="Heading2"/>
       </w:pPr>
       <w:r>
-        <w:t xml:space="preserve">7. Beenden</w:t>
-      </w:r>
-    </w:p>
-    <w:p>
-      <w:pPr>
-        <w:pStyle w:val="SourceCode"/>
-      </w:pPr>
-      <w:r>
-        <w:rPr>
-          <w:rStyle w:val="VerbatimChar"/>
-        </w:rPr>
-        <w:t xml:space="preserve">.quit</w:t>
-      </w:r>
-    </w:p>
-    <w:bookmarkEnd w:id="83"/>
-    <w:bookmarkStart w:id="84" w:name="hilfe"/>
-    <w:p>
-      <w:pPr>
-        <w:pStyle w:val="Heading2"/>
-      </w:pPr>
-      <w:r>
-        <w:t xml:space="preserve">Hilfe</w:t>
-      </w:r>
-    </w:p>
-    <w:p>
-      <w:pPr>
-        <w:pStyle w:val="FirstParagraph"/>
-      </w:pPr>
-      <w:r>
-        <w:t xml:space="preserve">Ausführliche Anleitung:</w:t>
-      </w:r>
-    </w:p>
-    <w:p>
-      <w:pPr>
-        <w:pStyle w:val="SourceCode"/>
-      </w:pPr>
-      <w:r>
-        <w:rPr>
-          <w:rStyle w:val="VerbatimChar"/>
-        </w:rPr>
-        <w:t xml:space="preserve">Werkzeuge/SQLite/</w:t>
-      </w:r>
-    </w:p>
-    <w:p>
-      <w:r>
-        <w:br w:type="page"/>
-      </w:r>
-    </w:p>
-    <w:bookmarkEnd w:id="84"/>
-    <w:bookmarkEnd w:id="85"/>
-    <w:bookmarkStart w:id="89" w:name="m11-db-browser-for-sqlite-arbeitskarte"/>
-    <w:p>
-      <w:pPr>
-        <w:pStyle w:val="Heading1"/>
-      </w:pPr>
-      <w:r>
-        <w:t xml:space="preserve">M11 – DB Browser for SQLite – Arbeitskarte</w:t>
-      </w:r>
-    </w:p>
-    <w:bookmarkStart w:id="86" w:name="ablauf"/>
-    <w:p>
-      <w:pPr>
-        <w:pStyle w:val="Heading2"/>
-      </w:pPr>
-      <w:r>
-        <w:t xml:space="preserve">Ablauf</w:t>
+        <w:t xml:space="preserve">6. CRUD durchführen</w:t>
       </w:r>
     </w:p>
     <w:p>
@@ -3897,7 +4310,7 @@
         <w:pStyle w:val="Compact"/>
       </w:pPr>
       <w:r>
-        <w:t xml:space="preserve">Datenbank öffnen oder neu anlegen.</w:t>
+        <w:t xml:space="preserve">INSERT</w:t>
       </w:r>
     </w:p>
     <w:p>
@@ -3909,23 +4322,7 @@
         <w:pStyle w:val="Compact"/>
       </w:pPr>
       <w:r>
-        <w:t xml:space="preserve">Register</w:t>
-      </w:r>
-      <w:r>
-        <w:t xml:space="preserve"> </w:t>
-      </w:r>
-      <w:r>
-        <w:rPr>
-          <w:bCs/>
-          <w:b/>
-        </w:rPr>
-        <w:t xml:space="preserve">SQL ausführen</w:t>
-      </w:r>
-      <w:r>
-        <w:t xml:space="preserve"> </w:t>
-      </w:r>
-      <w:r>
-        <w:t xml:space="preserve">öffnen.</w:t>
+        <w:t xml:space="preserve">SELECT</w:t>
       </w:r>
     </w:p>
     <w:p>
@@ -3937,7 +4334,7 @@
         <w:pStyle w:val="Compact"/>
       </w:pPr>
       <w:r>
-        <w:t xml:space="preserve">SQL-Anweisung eingeben.</w:t>
+        <w:t xml:space="preserve">UPDATE</w:t>
       </w:r>
     </w:p>
     <w:p>
@@ -3949,41 +4346,38 @@
         <w:pStyle w:val="Compact"/>
       </w:pPr>
       <w:r>
-        <w:t xml:space="preserve">Anweisung ausführen.</w:t>
-      </w:r>
-    </w:p>
-    <w:p>
-      <w:pPr>
-        <w:numPr>
-          <w:ilvl w:val="0"/>
-          <w:numId w:val="1010"/>
-        </w:numPr>
-        <w:pStyle w:val="Compact"/>
-      </w:pPr>
-      <w:r>
-        <w:t xml:space="preserve">Ergebnis kontrollieren.</w:t>
-      </w:r>
-    </w:p>
-    <w:p>
-      <w:pPr>
-        <w:numPr>
-          <w:ilvl w:val="0"/>
-          <w:numId w:val="1010"/>
-        </w:numPr>
-        <w:pStyle w:val="Compact"/>
-      </w:pPr>
-      <w:r>
-        <w:t xml:space="preserve">Änderungen speichern.</w:t>
-      </w:r>
-    </w:p>
-    <w:bookmarkEnd w:id="86"/>
-    <w:bookmarkStart w:id="87" w:name="übung"/>
+        <w:t xml:space="preserve">DELETE</w:t>
+      </w:r>
+    </w:p>
+    <w:bookmarkEnd w:id="104"/>
+    <w:bookmarkStart w:id="105" w:name="beenden"/>
     <w:p>
       <w:pPr>
         <w:pStyle w:val="Heading2"/>
       </w:pPr>
       <w:r>
-        <w:t xml:space="preserve">Übung</w:t>
+        <w:t xml:space="preserve">7. Beenden</w:t>
+      </w:r>
+    </w:p>
+    <w:p>
+      <w:pPr>
+        <w:pStyle w:val="SourceCode"/>
+      </w:pPr>
+      <w:r>
+        <w:rPr>
+          <w:rStyle w:val="VerbatimChar"/>
+        </w:rPr>
+        <w:t xml:space="preserve">.quit</w:t>
+      </w:r>
+    </w:p>
+    <w:bookmarkEnd w:id="105"/>
+    <w:bookmarkStart w:id="106" w:name="hilfe"/>
+    <w:p>
+      <w:pPr>
+        <w:pStyle w:val="Heading2"/>
+      </w:pPr>
+      <w:r>
+        <w:t xml:space="preserve">Hilfe</w:t>
       </w:r>
     </w:p>
     <w:p>
@@ -3991,7 +4385,7 @@
         <w:pStyle w:val="FirstParagraph"/>
       </w:pPr>
       <w:r>
-        <w:t xml:space="preserve">Führt aus:</w:t>
+        <w:t xml:space="preserve">Ausführliche Anleitung:</w:t>
       </w:r>
     </w:p>
     <w:p>
@@ -4000,229 +4394,34 @@
       </w:pPr>
       <w:r>
         <w:rPr>
-          <w:rStyle w:val="KeywordTok"/>
-        </w:rPr>
-        <w:t xml:space="preserve">SELECT</w:t>
-      </w:r>
-      <w:r>
-        <w:rPr>
-          <w:rStyle w:val="NormalTok"/>
-        </w:rPr>
-        <w:t xml:space="preserve"> </w:t>
-      </w:r>
-      <w:r>
-        <w:rPr>
-          <w:rStyle w:val="OperatorTok"/>
-        </w:rPr>
-        <w:t xml:space="preserve">*</w:t>
-      </w:r>
-      <w:r>
-        <w:br/>
-      </w:r>
-      <w:r>
-        <w:rPr>
-          <w:rStyle w:val="KeywordTok"/>
-        </w:rPr>
-        <w:t xml:space="preserve">FROM</w:t>
-      </w:r>
-      <w:r>
-        <w:rPr>
-          <w:rStyle w:val="NormalTok"/>
-        </w:rPr>
-        <w:t xml:space="preserve"> Schueler;</w:t>
-      </w:r>
-    </w:p>
-    <w:p>
-      <w:pPr>
-        <w:pStyle w:val="FirstParagraph"/>
-      </w:pPr>
-      <w:r>
-        <w:t xml:space="preserve">Danach:</w:t>
-      </w:r>
-    </w:p>
-    <w:p>
-      <w:pPr>
-        <w:pStyle w:val="SourceCode"/>
-      </w:pPr>
-      <w:r>
-        <w:rPr>
-          <w:rStyle w:val="KeywordTok"/>
-        </w:rPr>
-        <w:t xml:space="preserve">INSERT</w:t>
-      </w:r>
-      <w:r>
-        <w:rPr>
-          <w:rStyle w:val="NormalTok"/>
-        </w:rPr>
-        <w:t xml:space="preserve"> </w:t>
-      </w:r>
-      <w:r>
-        <w:rPr>
-          <w:rStyle w:val="KeywordTok"/>
-        </w:rPr>
-        <w:t xml:space="preserve">INTO</w:t>
-      </w:r>
-      <w:r>
-        <w:rPr>
-          <w:rStyle w:val="NormalTok"/>
-        </w:rPr>
-        <w:t xml:space="preserve"> Schueler</w:t>
-      </w:r>
-      <w:r>
-        <w:br/>
-      </w:r>
-      <w:r>
-        <w:rPr>
-          <w:rStyle w:val="NormalTok"/>
-        </w:rPr>
-        <w:t xml:space="preserve">    (SchuelerID, Name)</w:t>
-      </w:r>
-      <w:r>
-        <w:br/>
-      </w:r>
-      <w:r>
-        <w:rPr>
-          <w:rStyle w:val="KeywordTok"/>
-        </w:rPr>
-        <w:t xml:space="preserve">VALUES</w:t>
-      </w:r>
-      <w:r>
-        <w:br/>
-      </w:r>
-      <w:r>
-        <w:rPr>
-          <w:rStyle w:val="NormalTok"/>
-        </w:rPr>
-        <w:t xml:space="preserve">    (</w:t>
-      </w:r>
-      <w:r>
-        <w:rPr>
-          <w:rStyle w:val="DecValTok"/>
-        </w:rPr>
-        <w:t xml:space="preserve">2001</w:t>
-      </w:r>
-      <w:r>
-        <w:rPr>
-          <w:rStyle w:val="NormalTok"/>
-        </w:rPr>
-        <w:t xml:space="preserve">, </w:t>
-      </w:r>
-      <w:r>
-        <w:rPr>
-          <w:rStyle w:val="StringTok"/>
-        </w:rPr>
-        <w:t xml:space="preserve">'Alex'</w:t>
-      </w:r>
-      <w:r>
-        <w:rPr>
-          <w:rStyle w:val="NormalTok"/>
-        </w:rPr>
-        <w:t xml:space="preserve">);</w:t>
-      </w:r>
-    </w:p>
-    <w:p>
-      <w:pPr>
-        <w:pStyle w:val="FirstParagraph"/>
-      </w:pPr>
-      <w:r>
-        <w:t xml:space="preserve">Prüft anschließend erneut:</w:t>
-      </w:r>
-    </w:p>
-    <w:p>
-      <w:pPr>
-        <w:pStyle w:val="SourceCode"/>
-      </w:pPr>
-      <w:r>
-        <w:rPr>
-          <w:rStyle w:val="KeywordTok"/>
-        </w:rPr>
-        <w:t xml:space="preserve">SELECT</w:t>
-      </w:r>
-      <w:r>
-        <w:rPr>
-          <w:rStyle w:val="NormalTok"/>
-        </w:rPr>
-        <w:t xml:space="preserve"> </w:t>
-      </w:r>
-      <w:r>
-        <w:rPr>
-          <w:rStyle w:val="OperatorTok"/>
-        </w:rPr>
-        <w:t xml:space="preserve">*</w:t>
-      </w:r>
-      <w:r>
-        <w:br/>
-      </w:r>
-      <w:r>
-        <w:rPr>
-          <w:rStyle w:val="KeywordTok"/>
-        </w:rPr>
-        <w:t xml:space="preserve">FROM</w:t>
-      </w:r>
-      <w:r>
-        <w:rPr>
-          <w:rStyle w:val="NormalTok"/>
-        </w:rPr>
-        <w:t xml:space="preserve"> Schueler;</w:t>
-      </w:r>
-    </w:p>
-    <w:bookmarkEnd w:id="87"/>
-    <w:bookmarkStart w:id="88" w:name="wichtig-1"/>
+          <w:rStyle w:val="VerbatimChar"/>
+        </w:rPr>
+        <w:t xml:space="preserve">Werkzeuge/SQLite/</w:t>
+      </w:r>
+    </w:p>
+    <w:p>
+      <w:r>
+        <w:br w:type="page"/>
+      </w:r>
+    </w:p>
+    <w:bookmarkEnd w:id="106"/>
+    <w:bookmarkEnd w:id="107"/>
+    <w:bookmarkStart w:id="111" w:name="m11-db-browser-for-sqlite-arbeitskarte"/>
+    <w:p>
+      <w:pPr>
+        <w:pStyle w:val="Heading1"/>
+      </w:pPr>
+      <w:r>
+        <w:t xml:space="preserve">M11 – DB Browser for SQLite – Arbeitskarte</w:t>
+      </w:r>
+    </w:p>
+    <w:bookmarkStart w:id="108" w:name="ablauf"/>
     <w:p>
       <w:pPr>
         <w:pStyle w:val="Heading2"/>
       </w:pPr>
       <w:r>
-        <w:t xml:space="preserve">Wichtig</w:t>
-      </w:r>
-    </w:p>
-    <w:p>
-      <w:pPr>
-        <w:pStyle w:val="FirstParagraph"/>
-      </w:pPr>
-      <w:r>
-        <w:t xml:space="preserve">Die grafische Oberfläche unterstützt euch beim Arbeiten.</w:t>
-      </w:r>
-    </w:p>
-    <w:p>
-      <w:pPr>
-        <w:pStyle w:val="BlockText"/>
-      </w:pPr>
-      <w:r>
-        <w:t xml:space="preserve">SQL soll trotzdem bewusst geschrieben und verstanden werden.</w:t>
-      </w:r>
-    </w:p>
-    <w:p>
-      <w:r>
-        <w:br w:type="page"/>
-      </w:r>
-    </w:p>
-    <w:bookmarkEnd w:id="88"/>
-    <w:bookmarkEnd w:id="89"/>
-    <w:bookmarkStart w:id="95" w:name="m12-datenqualität-prüfen"/>
-    <w:p>
-      <w:pPr>
-        <w:pStyle w:val="Heading1"/>
-      </w:pPr>
-      <w:r>
-        <w:t xml:space="preserve">M12 – Datenqualität prüfen</w:t>
-      </w:r>
-    </w:p>
-    <w:bookmarkStart w:id="90" w:name="checkliste"/>
-    <w:p>
-      <w:pPr>
-        <w:pStyle w:val="Heading2"/>
-      </w:pPr>
-      <w:r>
-        <w:t xml:space="preserve">Checkliste</w:t>
-      </w:r>
-    </w:p>
-    <w:p>
-      <w:pPr>
-        <w:pStyle w:val="FirstParagraph"/>
-      </w:pPr>
-      <w:r>
-        <w:t xml:space="preserve">Prüft einen Datensatz.</w:t>
+        <w:t xml:space="preserve">Ablauf</w:t>
       </w:r>
     </w:p>
     <w:p>
@@ -4234,7 +4433,7 @@
         <w:pStyle w:val="Compact"/>
       </w:pPr>
       <w:r>
-        <w:t xml:space="preserve">☐ Pflichtfelder vorhanden</w:t>
+        <w:t xml:space="preserve">Datenbank öffnen oder neu anlegen.</w:t>
       </w:r>
     </w:p>
     <w:p>
@@ -4246,7 +4445,23 @@
         <w:pStyle w:val="Compact"/>
       </w:pPr>
       <w:r>
-        <w:t xml:space="preserve">☐ Datentypen plausibel</w:t>
+        <w:t xml:space="preserve">Register</w:t>
+      </w:r>
+      <w:r>
+        <w:t xml:space="preserve"> </w:t>
+      </w:r>
+      <w:r>
+        <w:rPr>
+          <w:bCs/>
+          <w:b/>
+        </w:rPr>
+        <w:t xml:space="preserve">SQL ausführen</w:t>
+      </w:r>
+      <w:r>
+        <w:t xml:space="preserve"> </w:t>
+      </w:r>
+      <w:r>
+        <w:t xml:space="preserve">öffnen.</w:t>
       </w:r>
     </w:p>
     <w:p>
@@ -4258,7 +4473,7 @@
         <w:pStyle w:val="Compact"/>
       </w:pPr>
       <w:r>
-        <w:t xml:space="preserve">☐ eindeutige IDs</w:t>
+        <w:t xml:space="preserve">SQL-Anweisung eingeben.</w:t>
       </w:r>
     </w:p>
     <w:p>
@@ -4270,7 +4485,7 @@
         <w:pStyle w:val="Compact"/>
       </w:pPr>
       <w:r>
-        <w:t xml:space="preserve">☐ keine unerwünschten Duplikate</w:t>
+        <w:t xml:space="preserve">Anweisung ausführen.</w:t>
       </w:r>
     </w:p>
     <w:p>
@@ -4282,7 +4497,7 @@
         <w:pStyle w:val="Compact"/>
       </w:pPr>
       <w:r>
-        <w:t xml:space="preserve">☐ Fremdschlüssel gültig</w:t>
+        <w:t xml:space="preserve">Ergebnis kontrollieren.</w:t>
       </w:r>
     </w:p>
     <w:p>
@@ -4294,91 +4509,223 @@
         <w:pStyle w:val="Compact"/>
       </w:pPr>
       <w:r>
-        <w:t xml:space="preserve">☐ Werte im erlaubten Bereich</w:t>
-      </w:r>
-    </w:p>
-    <w:p>
-      <w:pPr>
-        <w:numPr>
-          <w:ilvl w:val="0"/>
-          <w:numId w:val="1011"/>
-        </w:numPr>
-        <w:pStyle w:val="Compact"/>
-      </w:pPr>
-      <w:r>
-        <w:t xml:space="preserve">☐ Schreibweisen konsistent</w:t>
-      </w:r>
-    </w:p>
-    <w:p>
-      <w:pPr>
-        <w:numPr>
-          <w:ilvl w:val="0"/>
-          <w:numId w:val="1011"/>
-        </w:numPr>
-        <w:pStyle w:val="Compact"/>
-      </w:pPr>
-      <w:r>
-        <w:t xml:space="preserve">☐ fehlende Werte bewusst behandelt</w:t>
-      </w:r>
-    </w:p>
-    <w:bookmarkEnd w:id="90"/>
-    <w:bookmarkStart w:id="94" w:name="bewertung"/>
+        <w:t xml:space="preserve">Änderungen speichern.</w:t>
+      </w:r>
+    </w:p>
+    <w:bookmarkEnd w:id="108"/>
+    <w:bookmarkStart w:id="109" w:name="übung"/>
     <w:p>
       <w:pPr>
         <w:pStyle w:val="Heading2"/>
       </w:pPr>
       <w:r>
-        <w:t xml:space="preserve">Bewertung</w:t>
-      </w:r>
-    </w:p>
-    <w:bookmarkStart w:id="91" w:name="gefundene-probleme"/>
-    <w:p>
-      <w:pPr>
-        <w:pStyle w:val="Heading3"/>
-      </w:pPr>
-      <w:r>
-        <w:t xml:space="preserve">Gefundene Probleme</w:t>
-      </w:r>
-    </w:p>
-    <w:p>
-      <w:r>
-        <w:pict>
-          <v:rect style="width:0;height:1.5pt" o:hralign="center" o:hrstd="t" o:hr="t"/>
-        </w:pict>
-      </w:r>
-    </w:p>
-    <w:bookmarkEnd w:id="91"/>
-    <w:bookmarkStart w:id="92" w:name="folgen"/>
-    <w:p>
-      <w:pPr>
-        <w:pStyle w:val="Heading3"/>
-      </w:pPr>
-      <w:r>
-        <w:t xml:space="preserve">Folgen</w:t>
-      </w:r>
-    </w:p>
-    <w:p>
-      <w:r>
-        <w:pict>
-          <v:rect style="width:0;height:1.5pt" o:hralign="center" o:hrstd="t" o:hr="t"/>
-        </w:pict>
-      </w:r>
-    </w:p>
-    <w:bookmarkEnd w:id="92"/>
-    <w:bookmarkStart w:id="93" w:name="verbesserung"/>
-    <w:p>
-      <w:pPr>
-        <w:pStyle w:val="Heading3"/>
-      </w:pPr>
-      <w:r>
-        <w:t xml:space="preserve">Verbesserung</w:t>
-      </w:r>
-    </w:p>
-    <w:p>
-      <w:r>
-        <w:pict>
-          <v:rect style="width:0;height:1.5pt" o:hralign="center" o:hrstd="t" o:hr="t"/>
-        </w:pict>
+        <w:t xml:space="preserve">Übung</w:t>
+      </w:r>
+    </w:p>
+    <w:p>
+      <w:pPr>
+        <w:pStyle w:val="FirstParagraph"/>
+      </w:pPr>
+      <w:r>
+        <w:t xml:space="preserve">Führt aus:</w:t>
+      </w:r>
+    </w:p>
+    <w:p>
+      <w:pPr>
+        <w:pStyle w:val="SourceCode"/>
+      </w:pPr>
+      <w:r>
+        <w:rPr>
+          <w:rStyle w:val="KeywordTok"/>
+        </w:rPr>
+        <w:t xml:space="preserve">SELECT</w:t>
+      </w:r>
+      <w:r>
+        <w:rPr>
+          <w:rStyle w:val="NormalTok"/>
+        </w:rPr>
+        <w:t xml:space="preserve"> </w:t>
+      </w:r>
+      <w:r>
+        <w:rPr>
+          <w:rStyle w:val="OperatorTok"/>
+        </w:rPr>
+        <w:t xml:space="preserve">*</w:t>
+      </w:r>
+      <w:r>
+        <w:br/>
+      </w:r>
+      <w:r>
+        <w:rPr>
+          <w:rStyle w:val="KeywordTok"/>
+        </w:rPr>
+        <w:t xml:space="preserve">FROM</w:t>
+      </w:r>
+      <w:r>
+        <w:rPr>
+          <w:rStyle w:val="NormalTok"/>
+        </w:rPr>
+        <w:t xml:space="preserve"> Schueler;</w:t>
+      </w:r>
+    </w:p>
+    <w:p>
+      <w:pPr>
+        <w:pStyle w:val="FirstParagraph"/>
+      </w:pPr>
+      <w:r>
+        <w:t xml:space="preserve">Danach:</w:t>
+      </w:r>
+    </w:p>
+    <w:p>
+      <w:pPr>
+        <w:pStyle w:val="SourceCode"/>
+      </w:pPr>
+      <w:r>
+        <w:rPr>
+          <w:rStyle w:val="KeywordTok"/>
+        </w:rPr>
+        <w:t xml:space="preserve">INSERT</w:t>
+      </w:r>
+      <w:r>
+        <w:rPr>
+          <w:rStyle w:val="NormalTok"/>
+        </w:rPr>
+        <w:t xml:space="preserve"> </w:t>
+      </w:r>
+      <w:r>
+        <w:rPr>
+          <w:rStyle w:val="KeywordTok"/>
+        </w:rPr>
+        <w:t xml:space="preserve">INTO</w:t>
+      </w:r>
+      <w:r>
+        <w:rPr>
+          <w:rStyle w:val="NormalTok"/>
+        </w:rPr>
+        <w:t xml:space="preserve"> Schueler</w:t>
+      </w:r>
+      <w:r>
+        <w:br/>
+      </w:r>
+      <w:r>
+        <w:rPr>
+          <w:rStyle w:val="NormalTok"/>
+        </w:rPr>
+        <w:t xml:space="preserve">    (SchuelerID, Name)</w:t>
+      </w:r>
+      <w:r>
+        <w:br/>
+      </w:r>
+      <w:r>
+        <w:rPr>
+          <w:rStyle w:val="KeywordTok"/>
+        </w:rPr>
+        <w:t xml:space="preserve">VALUES</w:t>
+      </w:r>
+      <w:r>
+        <w:br/>
+      </w:r>
+      <w:r>
+        <w:rPr>
+          <w:rStyle w:val="NormalTok"/>
+        </w:rPr>
+        <w:t xml:space="preserve">    (</w:t>
+      </w:r>
+      <w:r>
+        <w:rPr>
+          <w:rStyle w:val="DecValTok"/>
+        </w:rPr>
+        <w:t xml:space="preserve">2001</w:t>
+      </w:r>
+      <w:r>
+        <w:rPr>
+          <w:rStyle w:val="NormalTok"/>
+        </w:rPr>
+        <w:t xml:space="preserve">, </w:t>
+      </w:r>
+      <w:r>
+        <w:rPr>
+          <w:rStyle w:val="StringTok"/>
+        </w:rPr>
+        <w:t xml:space="preserve">'Alex'</w:t>
+      </w:r>
+      <w:r>
+        <w:rPr>
+          <w:rStyle w:val="NormalTok"/>
+        </w:rPr>
+        <w:t xml:space="preserve">);</w:t>
+      </w:r>
+    </w:p>
+    <w:p>
+      <w:pPr>
+        <w:pStyle w:val="FirstParagraph"/>
+      </w:pPr>
+      <w:r>
+        <w:t xml:space="preserve">Prüft anschließend erneut:</w:t>
+      </w:r>
+    </w:p>
+    <w:p>
+      <w:pPr>
+        <w:pStyle w:val="SourceCode"/>
+      </w:pPr>
+      <w:r>
+        <w:rPr>
+          <w:rStyle w:val="KeywordTok"/>
+        </w:rPr>
+        <w:t xml:space="preserve">SELECT</w:t>
+      </w:r>
+      <w:r>
+        <w:rPr>
+          <w:rStyle w:val="NormalTok"/>
+        </w:rPr>
+        <w:t xml:space="preserve"> </w:t>
+      </w:r>
+      <w:r>
+        <w:rPr>
+          <w:rStyle w:val="OperatorTok"/>
+        </w:rPr>
+        <w:t xml:space="preserve">*</w:t>
+      </w:r>
+      <w:r>
+        <w:br/>
+      </w:r>
+      <w:r>
+        <w:rPr>
+          <w:rStyle w:val="KeywordTok"/>
+        </w:rPr>
+        <w:t xml:space="preserve">FROM</w:t>
+      </w:r>
+      <w:r>
+        <w:rPr>
+          <w:rStyle w:val="NormalTok"/>
+        </w:rPr>
+        <w:t xml:space="preserve"> Schueler;</w:t>
+      </w:r>
+    </w:p>
+    <w:bookmarkEnd w:id="109"/>
+    <w:bookmarkStart w:id="110" w:name="wichtig-1"/>
+    <w:p>
+      <w:pPr>
+        <w:pStyle w:val="Heading2"/>
+      </w:pPr>
+      <w:r>
+        <w:t xml:space="preserve">Wichtig</w:t>
+      </w:r>
+    </w:p>
+    <w:p>
+      <w:pPr>
+        <w:pStyle w:val="FirstParagraph"/>
+      </w:pPr>
+      <w:r>
+        <w:t xml:space="preserve">Die grafische Oberfläche unterstützt euch beim Arbeiten.</w:t>
+      </w:r>
+    </w:p>
+    <w:p>
+      <w:pPr>
+        <w:pStyle w:val="BlockText"/>
+      </w:pPr>
+      <w:r>
+        <w:t xml:space="preserve">SQL soll trotzdem bewusst geschrieben und verstanden werden.</w:t>
       </w:r>
     </w:p>
     <w:p>
@@ -4386,25 +4733,24 @@
         <w:br w:type="page"/>
       </w:r>
     </w:p>
-    <w:bookmarkEnd w:id="93"/>
-    <w:bookmarkEnd w:id="94"/>
-    <w:bookmarkEnd w:id="95"/>
-    <w:bookmarkStart w:id="100" w:name="m13-datenschutz-fallkarten"/>
+    <w:bookmarkEnd w:id="110"/>
+    <w:bookmarkEnd w:id="111"/>
+    <w:bookmarkStart w:id="117" w:name="m12-datenqualität-prüfen"/>
     <w:p>
       <w:pPr>
         <w:pStyle w:val="Heading1"/>
       </w:pPr>
       <w:r>
-        <w:t xml:space="preserve">M13 – Datenschutz-Fallkarten</w:t>
-      </w:r>
-    </w:p>
-    <w:bookmarkStart w:id="96" w:name="fall-a"/>
+        <w:t xml:space="preserve">M12 – Datenqualität prüfen</w:t>
+      </w:r>
+    </w:p>
+    <w:bookmarkStart w:id="112" w:name="checkliste"/>
     <w:p>
       <w:pPr>
         <w:pStyle w:val="Heading2"/>
       </w:pPr>
       <w:r>
-        <w:t xml:space="preserve">Fall A</w:t>
+        <w:t xml:space="preserve">Checkliste</w:t>
       </w:r>
     </w:p>
     <w:p>
@@ -4412,920 +4758,7 @@
         <w:pStyle w:val="FirstParagraph"/>
       </w:pPr>
       <w:r>
-        <w:t xml:space="preserve">Eine App speichert Namen und Geburtsdaten, obwohl für die Aufgabe nur eine zufällige Teilnehmer-ID benötigt wird.</w:t>
-      </w:r>
-    </w:p>
-    <w:p>
-      <w:pPr>
-        <w:pStyle w:val="BodyText"/>
-      </w:pPr>
-      <w:r>
-        <w:rPr>
-          <w:bCs/>
-          <w:b/>
-        </w:rPr>
-        <w:t xml:space="preserve">Frage:</w:t>
-      </w:r>
-      <w:r>
-        <w:t xml:space="preserve"> </w:t>
-      </w:r>
-      <w:r>
-        <w:t xml:space="preserve">Welche Daten könnten vermieden werden?</w:t>
-      </w:r>
-    </w:p>
-    <w:p>
-      <w:r>
-        <w:pict>
-          <v:rect style="width:0;height:1.5pt" o:hralign="center" o:hrstd="t" o:hr="t"/>
-        </w:pict>
-      </w:r>
-    </w:p>
-    <w:bookmarkEnd w:id="96"/>
-    <w:bookmarkStart w:id="97" w:name="fall-b"/>
-    <w:p>
-      <w:pPr>
-        <w:pStyle w:val="Heading2"/>
-      </w:pPr>
-      <w:r>
-        <w:t xml:space="preserve">Fall B</w:t>
-      </w:r>
-    </w:p>
-    <w:p>
-      <w:pPr>
-        <w:pStyle w:val="FirstParagraph"/>
-      </w:pPr>
-      <w:r>
-        <w:t xml:space="preserve">Eine Teilnehmerliste liegt ungeschützt in einem öffentlich erreichbaren Ordner.</w:t>
-      </w:r>
-    </w:p>
-    <w:p>
-      <w:pPr>
-        <w:pStyle w:val="BodyText"/>
-      </w:pPr>
-      <w:r>
-        <w:rPr>
-          <w:bCs/>
-          <w:b/>
-        </w:rPr>
-        <w:t xml:space="preserve">Frage:</w:t>
-      </w:r>
-      <w:r>
-        <w:t xml:space="preserve"> </w:t>
-      </w:r>
-      <w:r>
-        <w:t xml:space="preserve">Ist dies eher ein Datenschutz-, Datensicherheits- oder beides Problem?</w:t>
-      </w:r>
-    </w:p>
-    <w:p>
-      <w:r>
-        <w:pict>
-          <v:rect style="width:0;height:1.5pt" o:hralign="center" o:hrstd="t" o:hr="t"/>
-        </w:pict>
-      </w:r>
-    </w:p>
-    <w:bookmarkEnd w:id="97"/>
-    <w:bookmarkStart w:id="98" w:name="fall-c"/>
-    <w:p>
-      <w:pPr>
-        <w:pStyle w:val="Heading2"/>
-      </w:pPr>
-      <w:r>
-        <w:t xml:space="preserve">Fall C</w:t>
-      </w:r>
-    </w:p>
-    <w:p>
-      <w:pPr>
-        <w:pStyle w:val="FirstParagraph"/>
-      </w:pPr>
-      <w:r>
-        <w:t xml:space="preserve">Eine Statistik nutzt anonymisierte Daten.</w:t>
-      </w:r>
-    </w:p>
-    <w:p>
-      <w:pPr>
-        <w:pStyle w:val="BodyText"/>
-      </w:pPr>
-      <w:r>
-        <w:rPr>
-          <w:bCs/>
-          <w:b/>
-        </w:rPr>
-        <w:t xml:space="preserve">Frage:</w:t>
-      </w:r>
-      <w:r>
-        <w:t xml:space="preserve"> </w:t>
-      </w:r>
-      <w:r>
-        <w:t xml:space="preserve">Warum kann das datenschutzfreundlicher sein?</w:t>
-      </w:r>
-    </w:p>
-    <w:p>
-      <w:r>
-        <w:pict>
-          <v:rect style="width:0;height:1.5pt" o:hralign="center" o:hrstd="t" o:hr="t"/>
-        </w:pict>
-      </w:r>
-    </w:p>
-    <w:bookmarkEnd w:id="98"/>
-    <w:bookmarkStart w:id="99" w:name="fall-d"/>
-    <w:p>
-      <w:pPr>
-        <w:pStyle w:val="Heading2"/>
-      </w:pPr>
-      <w:r>
-        <w:t xml:space="preserve">Fall D</w:t>
-      </w:r>
-    </w:p>
-    <w:p>
-      <w:pPr>
-        <w:pStyle w:val="FirstParagraph"/>
-      </w:pPr>
-      <w:r>
-        <w:t xml:space="preserve">Ein System speichert Daten unbegrenzt, obwohl sie nach Ende des Projekts nicht mehr benötigt werden.</w:t>
-      </w:r>
-    </w:p>
-    <w:p>
-      <w:pPr>
-        <w:pStyle w:val="BodyText"/>
-      </w:pPr>
-      <w:r>
-        <w:rPr>
-          <w:bCs/>
-          <w:b/>
-        </w:rPr>
-        <w:t xml:space="preserve">Frage:</w:t>
-      </w:r>
-      <w:r>
-        <w:t xml:space="preserve"> </w:t>
-      </w:r>
-      <w:r>
-        <w:t xml:space="preserve">Welche Alternative wäre sinnvoll?</w:t>
-      </w:r>
-    </w:p>
-    <w:p>
-      <w:r>
-        <w:br w:type="page"/>
-      </w:r>
-    </w:p>
-    <w:bookmarkEnd w:id="99"/>
-    <w:bookmarkEnd w:id="100"/>
-    <w:bookmarkStart w:id="109" w:name="m14-sql-referenzkarte"/>
-    <w:p>
-      <w:pPr>
-        <w:pStyle w:val="Heading1"/>
-      </w:pPr>
-      <w:r>
-        <w:t xml:space="preserve">M14 – SQL-Referenzkarte</w:t>
-      </w:r>
-    </w:p>
-    <w:bookmarkStart w:id="101" w:name="tabelle"/>
-    <w:p>
-      <w:pPr>
-        <w:pStyle w:val="Heading2"/>
-      </w:pPr>
-      <w:r>
-        <w:t xml:space="preserve">Tabelle</w:t>
-      </w:r>
-    </w:p>
-    <w:p>
-      <w:pPr>
-        <w:pStyle w:val="SourceCode"/>
-      </w:pPr>
-      <w:r>
-        <w:rPr>
-          <w:rStyle w:val="KeywordTok"/>
-        </w:rPr>
-        <w:t xml:space="preserve">CREATE</w:t>
-      </w:r>
-      <w:r>
-        <w:rPr>
-          <w:rStyle w:val="NormalTok"/>
-        </w:rPr>
-        <w:t xml:space="preserve"> </w:t>
-      </w:r>
-      <w:r>
-        <w:rPr>
-          <w:rStyle w:val="KeywordTok"/>
-        </w:rPr>
-        <w:t xml:space="preserve">TABLE</w:t>
-      </w:r>
-      <w:r>
-        <w:rPr>
-          <w:rStyle w:val="NormalTok"/>
-        </w:rPr>
-        <w:t xml:space="preserve"> Tabelle (</w:t>
-      </w:r>
-      <w:r>
-        <w:br/>
-      </w:r>
-      <w:r>
-        <w:rPr>
-          <w:rStyle w:val="NormalTok"/>
-        </w:rPr>
-        <w:t xml:space="preserve">    </w:t>
-      </w:r>
-      <w:r>
-        <w:rPr>
-          <w:rStyle w:val="KeywordTok"/>
-        </w:rPr>
-        <w:t xml:space="preserve">ID</w:t>
-      </w:r>
-      <w:r>
-        <w:rPr>
-          <w:rStyle w:val="NormalTok"/>
-        </w:rPr>
-        <w:t xml:space="preserve"> </w:t>
-      </w:r>
-      <w:r>
-        <w:rPr>
-          <w:rStyle w:val="DataTypeTok"/>
-        </w:rPr>
-        <w:t xml:space="preserve">INTEGER</w:t>
-      </w:r>
-      <w:r>
-        <w:rPr>
-          <w:rStyle w:val="NormalTok"/>
-        </w:rPr>
-        <w:t xml:space="preserve"> </w:t>
-      </w:r>
-      <w:r>
-        <w:rPr>
-          <w:rStyle w:val="KeywordTok"/>
-        </w:rPr>
-        <w:t xml:space="preserve">PRIMARY</w:t>
-      </w:r>
-      <w:r>
-        <w:rPr>
-          <w:rStyle w:val="NormalTok"/>
-        </w:rPr>
-        <w:t xml:space="preserve"> </w:t>
-      </w:r>
-      <w:r>
-        <w:rPr>
-          <w:rStyle w:val="KeywordTok"/>
-        </w:rPr>
-        <w:t xml:space="preserve">KEY</w:t>
-      </w:r>
-      <w:r>
-        <w:rPr>
-          <w:rStyle w:val="NormalTok"/>
-        </w:rPr>
-        <w:t xml:space="preserve">,</w:t>
-      </w:r>
-      <w:r>
-        <w:br/>
-      </w:r>
-      <w:r>
-        <w:rPr>
-          <w:rStyle w:val="NormalTok"/>
-        </w:rPr>
-        <w:t xml:space="preserve">    Name </w:t>
-      </w:r>
-      <w:r>
-        <w:rPr>
-          <w:rStyle w:val="DataTypeTok"/>
-        </w:rPr>
-        <w:t xml:space="preserve">VARCHAR</w:t>
-      </w:r>
-      <w:r>
-        <w:rPr>
-          <w:rStyle w:val="NormalTok"/>
-        </w:rPr>
-        <w:t xml:space="preserve">(</w:t>
-      </w:r>
-      <w:r>
-        <w:rPr>
-          <w:rStyle w:val="DecValTok"/>
-        </w:rPr>
-        <w:t xml:space="preserve">100</w:t>
-      </w:r>
-      <w:r>
-        <w:rPr>
-          <w:rStyle w:val="NormalTok"/>
-        </w:rPr>
-        <w:t xml:space="preserve">) </w:t>
-      </w:r>
-      <w:r>
-        <w:rPr>
-          <w:rStyle w:val="KeywordTok"/>
-        </w:rPr>
-        <w:t xml:space="preserve">NOT</w:t>
-      </w:r>
-      <w:r>
-        <w:rPr>
-          <w:rStyle w:val="NormalTok"/>
-        </w:rPr>
-        <w:t xml:space="preserve"> </w:t>
-      </w:r>
-      <w:r>
-        <w:rPr>
-          <w:rStyle w:val="KeywordTok"/>
-        </w:rPr>
-        <w:t xml:space="preserve">NULL</w:t>
-      </w:r>
-      <w:r>
-        <w:br/>
-      </w:r>
-      <w:r>
-        <w:rPr>
-          <w:rStyle w:val="NormalTok"/>
-        </w:rPr>
-        <w:t xml:space="preserve">);</w:t>
-      </w:r>
-    </w:p>
-    <w:bookmarkEnd w:id="101"/>
-    <w:bookmarkStart w:id="102" w:name="create"/>
-    <w:p>
-      <w:pPr>
-        <w:pStyle w:val="Heading2"/>
-      </w:pPr>
-      <w:r>
-        <w:t xml:space="preserve">Create</w:t>
-      </w:r>
-    </w:p>
-    <w:p>
-      <w:pPr>
-        <w:pStyle w:val="SourceCode"/>
-      </w:pPr>
-      <w:r>
-        <w:rPr>
-          <w:rStyle w:val="KeywordTok"/>
-        </w:rPr>
-        <w:t xml:space="preserve">INSERT</w:t>
-      </w:r>
-      <w:r>
-        <w:rPr>
-          <w:rStyle w:val="NormalTok"/>
-        </w:rPr>
-        <w:t xml:space="preserve"> </w:t>
-      </w:r>
-      <w:r>
-        <w:rPr>
-          <w:rStyle w:val="KeywordTok"/>
-        </w:rPr>
-        <w:t xml:space="preserve">INTO</w:t>
-      </w:r>
-      <w:r>
-        <w:rPr>
-          <w:rStyle w:val="NormalTok"/>
-        </w:rPr>
-        <w:t xml:space="preserve"> Tabelle (</w:t>
-      </w:r>
-      <w:r>
-        <w:rPr>
-          <w:rStyle w:val="KeywordTok"/>
-        </w:rPr>
-        <w:t xml:space="preserve">ID</w:t>
-      </w:r>
-      <w:r>
-        <w:rPr>
-          <w:rStyle w:val="NormalTok"/>
-        </w:rPr>
-        <w:t xml:space="preserve">, Name)</w:t>
-      </w:r>
-      <w:r>
-        <w:br/>
-      </w:r>
-      <w:r>
-        <w:rPr>
-          <w:rStyle w:val="KeywordTok"/>
-        </w:rPr>
-        <w:t xml:space="preserve">VALUES</w:t>
-      </w:r>
-      <w:r>
-        <w:rPr>
-          <w:rStyle w:val="NormalTok"/>
-        </w:rPr>
-        <w:t xml:space="preserve"> (</w:t>
-      </w:r>
-      <w:r>
-        <w:rPr>
-          <w:rStyle w:val="DecValTok"/>
-        </w:rPr>
-        <w:t xml:space="preserve">1</w:t>
-      </w:r>
-      <w:r>
-        <w:rPr>
-          <w:rStyle w:val="NormalTok"/>
-        </w:rPr>
-        <w:t xml:space="preserve">, </w:t>
-      </w:r>
-      <w:r>
-        <w:rPr>
-          <w:rStyle w:val="StringTok"/>
-        </w:rPr>
-        <w:t xml:space="preserve">'Beispiel'</w:t>
-      </w:r>
-      <w:r>
-        <w:rPr>
-          <w:rStyle w:val="NormalTok"/>
-        </w:rPr>
-        <w:t xml:space="preserve">);</w:t>
-      </w:r>
-    </w:p>
-    <w:bookmarkEnd w:id="102"/>
-    <w:bookmarkStart w:id="103" w:name="read"/>
-    <w:p>
-      <w:pPr>
-        <w:pStyle w:val="Heading2"/>
-      </w:pPr>
-      <w:r>
-        <w:t xml:space="preserve">Read</w:t>
-      </w:r>
-    </w:p>
-    <w:p>
-      <w:pPr>
-        <w:pStyle w:val="SourceCode"/>
-      </w:pPr>
-      <w:r>
-        <w:rPr>
-          <w:rStyle w:val="KeywordTok"/>
-        </w:rPr>
-        <w:t xml:space="preserve">SELECT</w:t>
-      </w:r>
-      <w:r>
-        <w:rPr>
-          <w:rStyle w:val="NormalTok"/>
-        </w:rPr>
-        <w:t xml:space="preserve"> </w:t>
-      </w:r>
-      <w:r>
-        <w:rPr>
-          <w:rStyle w:val="OperatorTok"/>
-        </w:rPr>
-        <w:t xml:space="preserve">*</w:t>
-      </w:r>
-      <w:r>
-        <w:br/>
-      </w:r>
-      <w:r>
-        <w:rPr>
-          <w:rStyle w:val="KeywordTok"/>
-        </w:rPr>
-        <w:t xml:space="preserve">FROM</w:t>
-      </w:r>
-      <w:r>
-        <w:rPr>
-          <w:rStyle w:val="NormalTok"/>
-        </w:rPr>
-        <w:t xml:space="preserve"> Tabelle</w:t>
-      </w:r>
-      <w:r>
-        <w:br/>
-      </w:r>
-      <w:r>
-        <w:rPr>
-          <w:rStyle w:val="KeywordTok"/>
-        </w:rPr>
-        <w:t xml:space="preserve">WHERE</w:t>
-      </w:r>
-      <w:r>
-        <w:rPr>
-          <w:rStyle w:val="NormalTok"/>
-        </w:rPr>
-        <w:t xml:space="preserve"> </w:t>
-      </w:r>
-      <w:r>
-        <w:rPr>
-          <w:rStyle w:val="KeywordTok"/>
-        </w:rPr>
-        <w:t xml:space="preserve">ID</w:t>
-      </w:r>
-      <w:r>
-        <w:rPr>
-          <w:rStyle w:val="NormalTok"/>
-        </w:rPr>
-        <w:t xml:space="preserve"> </w:t>
-      </w:r>
-      <w:r>
-        <w:rPr>
-          <w:rStyle w:val="OperatorTok"/>
-        </w:rPr>
-        <w:t xml:space="preserve">=</w:t>
-      </w:r>
-      <w:r>
-        <w:rPr>
-          <w:rStyle w:val="NormalTok"/>
-        </w:rPr>
-        <w:t xml:space="preserve"> </w:t>
-      </w:r>
-      <w:r>
-        <w:rPr>
-          <w:rStyle w:val="DecValTok"/>
-        </w:rPr>
-        <w:t xml:space="preserve">1</w:t>
-      </w:r>
-      <w:r>
-        <w:rPr>
-          <w:rStyle w:val="NormalTok"/>
-        </w:rPr>
-        <w:t xml:space="preserve">;</w:t>
-      </w:r>
-    </w:p>
-    <w:bookmarkEnd w:id="103"/>
-    <w:bookmarkStart w:id="104" w:name="update-1"/>
-    <w:p>
-      <w:pPr>
-        <w:pStyle w:val="Heading2"/>
-      </w:pPr>
-      <w:r>
-        <w:t xml:space="preserve">Update</w:t>
-      </w:r>
-    </w:p>
-    <w:p>
-      <w:pPr>
-        <w:pStyle w:val="SourceCode"/>
-      </w:pPr>
-      <w:r>
-        <w:rPr>
-          <w:rStyle w:val="KeywordTok"/>
-        </w:rPr>
-        <w:t xml:space="preserve">UPDATE</w:t>
-      </w:r>
-      <w:r>
-        <w:rPr>
-          <w:rStyle w:val="NormalTok"/>
-        </w:rPr>
-        <w:t xml:space="preserve"> Tabelle</w:t>
-      </w:r>
-      <w:r>
-        <w:br/>
-      </w:r>
-      <w:r>
-        <w:rPr>
-          <w:rStyle w:val="KeywordTok"/>
-        </w:rPr>
-        <w:t xml:space="preserve">SET</w:t>
-      </w:r>
-      <w:r>
-        <w:rPr>
-          <w:rStyle w:val="NormalTok"/>
-        </w:rPr>
-        <w:t xml:space="preserve"> Name </w:t>
-      </w:r>
-      <w:r>
-        <w:rPr>
-          <w:rStyle w:val="OperatorTok"/>
-        </w:rPr>
-        <w:t xml:space="preserve">=</w:t>
-      </w:r>
-      <w:r>
-        <w:rPr>
-          <w:rStyle w:val="NormalTok"/>
-        </w:rPr>
-        <w:t xml:space="preserve"> </w:t>
-      </w:r>
-      <w:r>
-        <w:rPr>
-          <w:rStyle w:val="StringTok"/>
-        </w:rPr>
-        <w:t xml:space="preserve">'Neu'</w:t>
-      </w:r>
-      <w:r>
-        <w:br/>
-      </w:r>
-      <w:r>
-        <w:rPr>
-          <w:rStyle w:val="KeywordTok"/>
-        </w:rPr>
-        <w:t xml:space="preserve">WHERE</w:t>
-      </w:r>
-      <w:r>
-        <w:rPr>
-          <w:rStyle w:val="NormalTok"/>
-        </w:rPr>
-        <w:t xml:space="preserve"> </w:t>
-      </w:r>
-      <w:r>
-        <w:rPr>
-          <w:rStyle w:val="KeywordTok"/>
-        </w:rPr>
-        <w:t xml:space="preserve">ID</w:t>
-      </w:r>
-      <w:r>
-        <w:rPr>
-          <w:rStyle w:val="NormalTok"/>
-        </w:rPr>
-        <w:t xml:space="preserve"> </w:t>
-      </w:r>
-      <w:r>
-        <w:rPr>
-          <w:rStyle w:val="OperatorTok"/>
-        </w:rPr>
-        <w:t xml:space="preserve">=</w:t>
-      </w:r>
-      <w:r>
-        <w:rPr>
-          <w:rStyle w:val="NormalTok"/>
-        </w:rPr>
-        <w:t xml:space="preserve"> </w:t>
-      </w:r>
-      <w:r>
-        <w:rPr>
-          <w:rStyle w:val="DecValTok"/>
-        </w:rPr>
-        <w:t xml:space="preserve">1</w:t>
-      </w:r>
-      <w:r>
-        <w:rPr>
-          <w:rStyle w:val="NormalTok"/>
-        </w:rPr>
-        <w:t xml:space="preserve">;</w:t>
-      </w:r>
-    </w:p>
-    <w:bookmarkEnd w:id="104"/>
-    <w:bookmarkStart w:id="105" w:name="delete-1"/>
-    <w:p>
-      <w:pPr>
-        <w:pStyle w:val="Heading2"/>
-      </w:pPr>
-      <w:r>
-        <w:t xml:space="preserve">Delete</w:t>
-      </w:r>
-    </w:p>
-    <w:p>
-      <w:pPr>
-        <w:pStyle w:val="SourceCode"/>
-      </w:pPr>
-      <w:r>
-        <w:rPr>
-          <w:rStyle w:val="KeywordTok"/>
-        </w:rPr>
-        <w:t xml:space="preserve">DELETE</w:t>
-      </w:r>
-      <w:r>
-        <w:rPr>
-          <w:rStyle w:val="NormalTok"/>
-        </w:rPr>
-        <w:t xml:space="preserve"> </w:t>
-      </w:r>
-      <w:r>
-        <w:rPr>
-          <w:rStyle w:val="KeywordTok"/>
-        </w:rPr>
-        <w:t xml:space="preserve">FROM</w:t>
-      </w:r>
-      <w:r>
-        <w:rPr>
-          <w:rStyle w:val="NormalTok"/>
-        </w:rPr>
-        <w:t xml:space="preserve"> Tabelle</w:t>
-      </w:r>
-      <w:r>
-        <w:br/>
-      </w:r>
-      <w:r>
-        <w:rPr>
-          <w:rStyle w:val="KeywordTok"/>
-        </w:rPr>
-        <w:t xml:space="preserve">WHERE</w:t>
-      </w:r>
-      <w:r>
-        <w:rPr>
-          <w:rStyle w:val="NormalTok"/>
-        </w:rPr>
-        <w:t xml:space="preserve"> </w:t>
-      </w:r>
-      <w:r>
-        <w:rPr>
-          <w:rStyle w:val="KeywordTok"/>
-        </w:rPr>
-        <w:t xml:space="preserve">ID</w:t>
-      </w:r>
-      <w:r>
-        <w:rPr>
-          <w:rStyle w:val="NormalTok"/>
-        </w:rPr>
-        <w:t xml:space="preserve"> </w:t>
-      </w:r>
-      <w:r>
-        <w:rPr>
-          <w:rStyle w:val="OperatorTok"/>
-        </w:rPr>
-        <w:t xml:space="preserve">=</w:t>
-      </w:r>
-      <w:r>
-        <w:rPr>
-          <w:rStyle w:val="NormalTok"/>
-        </w:rPr>
-        <w:t xml:space="preserve"> </w:t>
-      </w:r>
-      <w:r>
-        <w:rPr>
-          <w:rStyle w:val="DecValTok"/>
-        </w:rPr>
-        <w:t xml:space="preserve">1</w:t>
-      </w:r>
-      <w:r>
-        <w:rPr>
-          <w:rStyle w:val="NormalTok"/>
-        </w:rPr>
-        <w:t xml:space="preserve">;</w:t>
-      </w:r>
-    </w:p>
-    <w:bookmarkEnd w:id="105"/>
-    <w:bookmarkStart w:id="106" w:name="sortieren"/>
-    <w:p>
-      <w:pPr>
-        <w:pStyle w:val="Heading2"/>
-      </w:pPr>
-      <w:r>
-        <w:t xml:space="preserve">Sortieren</w:t>
-      </w:r>
-    </w:p>
-    <w:p>
-      <w:pPr>
-        <w:pStyle w:val="SourceCode"/>
-      </w:pPr>
-      <w:r>
-        <w:rPr>
-          <w:rStyle w:val="KeywordTok"/>
-        </w:rPr>
-        <w:t xml:space="preserve">ORDER</w:t>
-      </w:r>
-      <w:r>
-        <w:rPr>
-          <w:rStyle w:val="NormalTok"/>
-        </w:rPr>
-        <w:t xml:space="preserve"> </w:t>
-      </w:r>
-      <w:r>
-        <w:rPr>
-          <w:rStyle w:val="KeywordTok"/>
-        </w:rPr>
-        <w:t xml:space="preserve">BY</w:t>
-      </w:r>
-      <w:r>
-        <w:rPr>
-          <w:rStyle w:val="NormalTok"/>
-        </w:rPr>
-        <w:t xml:space="preserve"> Name </w:t>
-      </w:r>
-      <w:r>
-        <w:rPr>
-          <w:rStyle w:val="KeywordTok"/>
-        </w:rPr>
-        <w:t xml:space="preserve">ASC</w:t>
-      </w:r>
-    </w:p>
-    <w:bookmarkEnd w:id="106"/>
-    <w:bookmarkStart w:id="107" w:name="eindeutigkeit"/>
-    <w:p>
-      <w:pPr>
-        <w:pStyle w:val="Heading2"/>
-      </w:pPr>
-      <w:r>
-        <w:t xml:space="preserve">Eindeutigkeit</w:t>
-      </w:r>
-    </w:p>
-    <w:p>
-      <w:pPr>
-        <w:pStyle w:val="SourceCode"/>
-      </w:pPr>
-      <w:r>
-        <w:rPr>
-          <w:rStyle w:val="KeywordTok"/>
-        </w:rPr>
-        <w:t xml:space="preserve">UNIQUE</w:t>
-      </w:r>
-    </w:p>
-    <w:bookmarkEnd w:id="107"/>
-    <w:bookmarkStart w:id="108" w:name="beziehung"/>
-    <w:p>
-      <w:pPr>
-        <w:pStyle w:val="Heading2"/>
-      </w:pPr>
-      <w:r>
-        <w:t xml:space="preserve">Beziehung</w:t>
-      </w:r>
-    </w:p>
-    <w:p>
-      <w:pPr>
-        <w:pStyle w:val="SourceCode"/>
-      </w:pPr>
-      <w:r>
-        <w:rPr>
-          <w:rStyle w:val="KeywordTok"/>
-        </w:rPr>
-        <w:t xml:space="preserve">FOREIGN</w:t>
-      </w:r>
-      <w:r>
-        <w:rPr>
-          <w:rStyle w:val="NormalTok"/>
-        </w:rPr>
-        <w:t xml:space="preserve"> </w:t>
-      </w:r>
-      <w:r>
-        <w:rPr>
-          <w:rStyle w:val="KeywordTok"/>
-        </w:rPr>
-        <w:t xml:space="preserve">KEY</w:t>
-      </w:r>
-      <w:r>
-        <w:rPr>
-          <w:rStyle w:val="NormalTok"/>
-        </w:rPr>
-        <w:t xml:space="preserve"> (</w:t>
-      </w:r>
-      <w:r>
-        <w:rPr>
-          <w:rStyle w:val="OperatorTok"/>
-        </w:rPr>
-        <w:t xml:space="preserve">..</w:t>
-      </w:r>
-      <w:r>
-        <w:rPr>
-          <w:rStyle w:val="NormalTok"/>
-        </w:rPr>
-        <w:t xml:space="preserve">.)</w:t>
-      </w:r>
-      <w:r>
-        <w:br/>
-      </w:r>
-      <w:r>
-        <w:rPr>
-          <w:rStyle w:val="KeywordTok"/>
-        </w:rPr>
-        <w:t xml:space="preserve">REFERENCES</w:t>
-      </w:r>
-      <w:r>
-        <w:rPr>
-          <w:rStyle w:val="NormalTok"/>
-        </w:rPr>
-        <w:t xml:space="preserve"> </w:t>
-      </w:r>
-      <w:r>
-        <w:rPr>
-          <w:rStyle w:val="OperatorTok"/>
-        </w:rPr>
-        <w:t xml:space="preserve">..</w:t>
-      </w:r>
-      <w:r>
-        <w:rPr>
-          <w:rStyle w:val="NormalTok"/>
-        </w:rPr>
-        <w:t xml:space="preserve">.</w:t>
-      </w:r>
-    </w:p>
-    <w:p>
-      <w:pPr>
-        <w:pStyle w:val="FirstParagraph"/>
-      </w:pPr>
-      <w:r>
-        <w:t xml:space="preserve">Ausführliche Erklärung:</w:t>
-      </w:r>
-    </w:p>
-    <w:p>
-      <w:pPr>
-        <w:pStyle w:val="SourceCode"/>
-      </w:pPr>
-      <w:r>
-        <w:rPr>
-          <w:rStyle w:val="VerbatimChar"/>
-        </w:rPr>
-        <w:t xml:space="preserve">Grundlagen/SQL/</w:t>
-      </w:r>
-    </w:p>
-    <w:p>
-      <w:r>
-        <w:br w:type="page"/>
-      </w:r>
-    </w:p>
-    <w:bookmarkEnd w:id="108"/>
-    <w:bookmarkEnd w:id="109"/>
-    <w:bookmarkStart w:id="115" w:name="m15-peer-review-datenmodell"/>
-    <w:p>
-      <w:pPr>
-        <w:pStyle w:val="Heading1"/>
-      </w:pPr>
-      <w:r>
-        <w:t xml:space="preserve">M15 – Peer-Review Datenmodell</w:t>
-      </w:r>
-    </w:p>
-    <w:bookmarkStart w:id="110" w:name="bewertetes-modell"/>
-    <w:p>
-      <w:pPr>
-        <w:pStyle w:val="Heading2"/>
-      </w:pPr>
-      <w:r>
-        <w:t xml:space="preserve">Bewertetes Modell</w:t>
-      </w:r>
-    </w:p>
-    <w:p>
-      <w:r>
-        <w:pict>
-          <v:rect style="width:0;height:1.5pt" o:hralign="center" o:hrstd="t" o:hr="t"/>
-        </w:pict>
-      </w:r>
-    </w:p>
-    <w:bookmarkEnd w:id="110"/>
-    <w:bookmarkStart w:id="111" w:name="prüft"/>
-    <w:p>
-      <w:pPr>
-        <w:pStyle w:val="Heading2"/>
-      </w:pPr>
-      <w:r>
-        <w:t xml:space="preserve">Prüft</w:t>
+        <w:t xml:space="preserve">Prüft einen Datensatz.</w:t>
       </w:r>
     </w:p>
     <w:p>
@@ -5337,7 +4770,7 @@
         <w:pStyle w:val="Compact"/>
       </w:pPr>
       <w:r>
-        <w:t xml:space="preserve">☐ Klassen/Tabellen sind sinnvoll gewählt.</w:t>
+        <w:t xml:space="preserve">☐ Pflichtfelder vorhanden</w:t>
       </w:r>
     </w:p>
     <w:p>
@@ -5349,7 +4782,7 @@
         <w:pStyle w:val="Compact"/>
       </w:pPr>
       <w:r>
-        <w:t xml:space="preserve">☐ Attribute gehören zur richtigen Tabelle.</w:t>
+        <w:t xml:space="preserve">☐ Datentypen plausibel</w:t>
       </w:r>
     </w:p>
     <w:p>
@@ -5361,7 +4794,7 @@
         <w:pStyle w:val="Compact"/>
       </w:pPr>
       <w:r>
-        <w:t xml:space="preserve">☐ Primärschlüssel sind eindeutig.</w:t>
+        <w:t xml:space="preserve">☐ eindeutige IDs</w:t>
       </w:r>
     </w:p>
     <w:p>
@@ -5373,7 +4806,7 @@
         <w:pStyle w:val="Compact"/>
       </w:pPr>
       <w:r>
-        <w:t xml:space="preserve">☐ Fremdschlüssel sind nachvollziehbar.</w:t>
+        <w:t xml:space="preserve">☐ keine unerwünschten Duplikate</w:t>
       </w:r>
     </w:p>
     <w:p>
@@ -5385,7 +4818,7 @@
         <w:pStyle w:val="Compact"/>
       </w:pPr>
       <w:r>
-        <w:t xml:space="preserve">☐ unnötige Wiederholungen wurden vermieden.</w:t>
+        <w:t xml:space="preserve">☐ Fremdschlüssel gültig</w:t>
       </w:r>
     </w:p>
     <w:p>
@@ -5397,17 +4830,50 @@
         <w:pStyle w:val="Compact"/>
       </w:pPr>
       <w:r>
-        <w:t xml:space="preserve">☐ Beziehungen sind fachlich korrekt.</w:t>
-      </w:r>
-    </w:p>
-    <w:bookmarkEnd w:id="111"/>
-    <w:bookmarkStart w:id="112" w:name="eine-stärke"/>
+        <w:t xml:space="preserve">☐ Werte im erlaubten Bereich</w:t>
+      </w:r>
+    </w:p>
+    <w:p>
+      <w:pPr>
+        <w:numPr>
+          <w:ilvl w:val="0"/>
+          <w:numId w:val="1012"/>
+        </w:numPr>
+        <w:pStyle w:val="Compact"/>
+      </w:pPr>
+      <w:r>
+        <w:t xml:space="preserve">☐ Schreibweisen konsistent</w:t>
+      </w:r>
+    </w:p>
+    <w:p>
+      <w:pPr>
+        <w:numPr>
+          <w:ilvl w:val="0"/>
+          <w:numId w:val="1012"/>
+        </w:numPr>
+        <w:pStyle w:val="Compact"/>
+      </w:pPr>
+      <w:r>
+        <w:t xml:space="preserve">☐ fehlende Werte bewusst behandelt</w:t>
+      </w:r>
+    </w:p>
+    <w:bookmarkEnd w:id="112"/>
+    <w:bookmarkStart w:id="116" w:name="bewertung"/>
     <w:p>
       <w:pPr>
         <w:pStyle w:val="Heading2"/>
       </w:pPr>
       <w:r>
-        <w:t xml:space="preserve">Eine Stärke</w:t>
+        <w:t xml:space="preserve">Bewertung</w:t>
+      </w:r>
+    </w:p>
+    <w:bookmarkStart w:id="113" w:name="gefundene-probleme"/>
+    <w:p>
+      <w:pPr>
+        <w:pStyle w:val="Heading3"/>
+      </w:pPr>
+      <w:r>
+        <w:t xml:space="preserve">Gefundene Probleme</w:t>
       </w:r>
     </w:p>
     <w:p>
@@ -5417,14 +4883,14 @@
         </w:pict>
       </w:r>
     </w:p>
-    <w:bookmarkEnd w:id="112"/>
-    <w:bookmarkStart w:id="113" w:name="eine-unklarheit"/>
-    <w:p>
-      <w:pPr>
-        <w:pStyle w:val="Heading2"/>
-      </w:pPr>
-      <w:r>
-        <w:t xml:space="preserve">Eine Unklarheit</w:t>
+    <w:bookmarkEnd w:id="113"/>
+    <w:bookmarkStart w:id="114" w:name="folgen"/>
+    <w:p>
+      <w:pPr>
+        <w:pStyle w:val="Heading3"/>
+      </w:pPr>
+      <w:r>
+        <w:t xml:space="preserve">Folgen</w:t>
       </w:r>
     </w:p>
     <w:p>
@@ -5434,14 +4900,14 @@
         </w:pict>
       </w:r>
     </w:p>
-    <w:bookmarkEnd w:id="113"/>
-    <w:bookmarkStart w:id="114" w:name="ein-verbesserungsvorschlag"/>
-    <w:p>
-      <w:pPr>
-        <w:pStyle w:val="Heading2"/>
-      </w:pPr>
-      <w:r>
-        <w:t xml:space="preserve">Ein Verbesserungsvorschlag</w:t>
+    <w:bookmarkEnd w:id="114"/>
+    <w:bookmarkStart w:id="115" w:name="verbesserung"/>
+    <w:p>
+      <w:pPr>
+        <w:pStyle w:val="Heading3"/>
+      </w:pPr>
+      <w:r>
+        <w:t xml:space="preserve">Verbesserung</w:t>
       </w:r>
     </w:p>
     <w:p>
@@ -5451,8 +4917,1078 @@
         </w:pict>
       </w:r>
     </w:p>
-    <w:bookmarkEnd w:id="114"/>
+    <w:p>
+      <w:r>
+        <w:br w:type="page"/>
+      </w:r>
+    </w:p>
     <w:bookmarkEnd w:id="115"/>
+    <w:bookmarkEnd w:id="116"/>
+    <w:bookmarkEnd w:id="117"/>
+    <w:bookmarkStart w:id="122" w:name="m13-datenschutz-fallkarten"/>
+    <w:p>
+      <w:pPr>
+        <w:pStyle w:val="Heading1"/>
+      </w:pPr>
+      <w:r>
+        <w:t xml:space="preserve">M13 – Datenschutz-Fallkarten</w:t>
+      </w:r>
+    </w:p>
+    <w:bookmarkStart w:id="118" w:name="fall-a"/>
+    <w:p>
+      <w:pPr>
+        <w:pStyle w:val="Heading2"/>
+      </w:pPr>
+      <w:r>
+        <w:t xml:space="preserve">Fall A</w:t>
+      </w:r>
+    </w:p>
+    <w:p>
+      <w:pPr>
+        <w:pStyle w:val="FirstParagraph"/>
+      </w:pPr>
+      <w:r>
+        <w:t xml:space="preserve">Eine App speichert Namen und Geburtsdaten, obwohl für die Aufgabe nur eine zufällige Teilnehmer-ID benötigt wird.</w:t>
+      </w:r>
+    </w:p>
+    <w:p>
+      <w:pPr>
+        <w:pStyle w:val="BodyText"/>
+      </w:pPr>
+      <w:r>
+        <w:rPr>
+          <w:bCs/>
+          <w:b/>
+        </w:rPr>
+        <w:t xml:space="preserve">Frage:</w:t>
+      </w:r>
+      <w:r>
+        <w:t xml:space="preserve"> </w:t>
+      </w:r>
+      <w:r>
+        <w:t xml:space="preserve">Welche Daten könnten vermieden werden?</w:t>
+      </w:r>
+    </w:p>
+    <w:p>
+      <w:r>
+        <w:pict>
+          <v:rect style="width:0;height:1.5pt" o:hralign="center" o:hrstd="t" o:hr="t"/>
+        </w:pict>
+      </w:r>
+    </w:p>
+    <w:bookmarkEnd w:id="118"/>
+    <w:bookmarkStart w:id="119" w:name="fall-b"/>
+    <w:p>
+      <w:pPr>
+        <w:pStyle w:val="Heading2"/>
+      </w:pPr>
+      <w:r>
+        <w:t xml:space="preserve">Fall B</w:t>
+      </w:r>
+    </w:p>
+    <w:p>
+      <w:pPr>
+        <w:pStyle w:val="FirstParagraph"/>
+      </w:pPr>
+      <w:r>
+        <w:t xml:space="preserve">Eine Teilnehmerliste liegt ungeschützt in einem öffentlich erreichbaren Ordner.</w:t>
+      </w:r>
+    </w:p>
+    <w:p>
+      <w:pPr>
+        <w:pStyle w:val="BodyText"/>
+      </w:pPr>
+      <w:r>
+        <w:rPr>
+          <w:bCs/>
+          <w:b/>
+        </w:rPr>
+        <w:t xml:space="preserve">Frage:</w:t>
+      </w:r>
+      <w:r>
+        <w:t xml:space="preserve"> </w:t>
+      </w:r>
+      <w:r>
+        <w:t xml:space="preserve">Ist dies eher ein Datenschutz-, Datensicherheits- oder beides Problem?</w:t>
+      </w:r>
+    </w:p>
+    <w:p>
+      <w:r>
+        <w:pict>
+          <v:rect style="width:0;height:1.5pt" o:hralign="center" o:hrstd="t" o:hr="t"/>
+        </w:pict>
+      </w:r>
+    </w:p>
+    <w:bookmarkEnd w:id="119"/>
+    <w:bookmarkStart w:id="120" w:name="fall-c"/>
+    <w:p>
+      <w:pPr>
+        <w:pStyle w:val="Heading2"/>
+      </w:pPr>
+      <w:r>
+        <w:t xml:space="preserve">Fall C</w:t>
+      </w:r>
+    </w:p>
+    <w:p>
+      <w:pPr>
+        <w:pStyle w:val="FirstParagraph"/>
+      </w:pPr>
+      <w:r>
+        <w:t xml:space="preserve">Eine Statistik nutzt anonymisierte Daten.</w:t>
+      </w:r>
+    </w:p>
+    <w:p>
+      <w:pPr>
+        <w:pStyle w:val="BodyText"/>
+      </w:pPr>
+      <w:r>
+        <w:rPr>
+          <w:bCs/>
+          <w:b/>
+        </w:rPr>
+        <w:t xml:space="preserve">Frage:</w:t>
+      </w:r>
+      <w:r>
+        <w:t xml:space="preserve"> </w:t>
+      </w:r>
+      <w:r>
+        <w:t xml:space="preserve">Warum kann das datenschutzfreundlicher sein?</w:t>
+      </w:r>
+    </w:p>
+    <w:p>
+      <w:r>
+        <w:pict>
+          <v:rect style="width:0;height:1.5pt" o:hralign="center" o:hrstd="t" o:hr="t"/>
+        </w:pict>
+      </w:r>
+    </w:p>
+    <w:bookmarkEnd w:id="120"/>
+    <w:bookmarkStart w:id="121" w:name="fall-d"/>
+    <w:p>
+      <w:pPr>
+        <w:pStyle w:val="Heading2"/>
+      </w:pPr>
+      <w:r>
+        <w:t xml:space="preserve">Fall D</w:t>
+      </w:r>
+    </w:p>
+    <w:p>
+      <w:pPr>
+        <w:pStyle w:val="FirstParagraph"/>
+      </w:pPr>
+      <w:r>
+        <w:t xml:space="preserve">Ein System speichert Daten unbegrenzt, obwohl sie nach Ende des Projekts nicht mehr benötigt werden.</w:t>
+      </w:r>
+    </w:p>
+    <w:p>
+      <w:pPr>
+        <w:pStyle w:val="BodyText"/>
+      </w:pPr>
+      <w:r>
+        <w:rPr>
+          <w:bCs/>
+          <w:b/>
+        </w:rPr>
+        <w:t xml:space="preserve">Frage:</w:t>
+      </w:r>
+      <w:r>
+        <w:t xml:space="preserve"> </w:t>
+      </w:r>
+      <w:r>
+        <w:t xml:space="preserve">Welche Alternative wäre sinnvoll?</w:t>
+      </w:r>
+    </w:p>
+    <w:p>
+      <w:r>
+        <w:br w:type="page"/>
+      </w:r>
+    </w:p>
+    <w:bookmarkEnd w:id="121"/>
+    <w:bookmarkEnd w:id="122"/>
+    <w:bookmarkStart w:id="131" w:name="m14-sql-referenzkarte"/>
+    <w:p>
+      <w:pPr>
+        <w:pStyle w:val="Heading1"/>
+      </w:pPr>
+      <w:r>
+        <w:t xml:space="preserve">M14 – SQL-Referenzkarte</w:t>
+      </w:r>
+    </w:p>
+    <w:bookmarkStart w:id="123" w:name="tabelle"/>
+    <w:p>
+      <w:pPr>
+        <w:pStyle w:val="Heading2"/>
+      </w:pPr>
+      <w:r>
+        <w:t xml:space="preserve">Tabelle</w:t>
+      </w:r>
+    </w:p>
+    <w:p>
+      <w:pPr>
+        <w:pStyle w:val="SourceCode"/>
+      </w:pPr>
+      <w:r>
+        <w:rPr>
+          <w:rStyle w:val="KeywordTok"/>
+        </w:rPr>
+        <w:t xml:space="preserve">CREATE</w:t>
+      </w:r>
+      <w:r>
+        <w:rPr>
+          <w:rStyle w:val="NormalTok"/>
+        </w:rPr>
+        <w:t xml:space="preserve"> </w:t>
+      </w:r>
+      <w:r>
+        <w:rPr>
+          <w:rStyle w:val="KeywordTok"/>
+        </w:rPr>
+        <w:t xml:space="preserve">TABLE</w:t>
+      </w:r>
+      <w:r>
+        <w:rPr>
+          <w:rStyle w:val="NormalTok"/>
+        </w:rPr>
+        <w:t xml:space="preserve"> Tabelle (</w:t>
+      </w:r>
+      <w:r>
+        <w:br/>
+      </w:r>
+      <w:r>
+        <w:rPr>
+          <w:rStyle w:val="NormalTok"/>
+        </w:rPr>
+        <w:t xml:space="preserve">    </w:t>
+      </w:r>
+      <w:r>
+        <w:rPr>
+          <w:rStyle w:val="KeywordTok"/>
+        </w:rPr>
+        <w:t xml:space="preserve">ID</w:t>
+      </w:r>
+      <w:r>
+        <w:rPr>
+          <w:rStyle w:val="NormalTok"/>
+        </w:rPr>
+        <w:t xml:space="preserve"> </w:t>
+      </w:r>
+      <w:r>
+        <w:rPr>
+          <w:rStyle w:val="DataTypeTok"/>
+        </w:rPr>
+        <w:t xml:space="preserve">INTEGER</w:t>
+      </w:r>
+      <w:r>
+        <w:rPr>
+          <w:rStyle w:val="NormalTok"/>
+        </w:rPr>
+        <w:t xml:space="preserve"> </w:t>
+      </w:r>
+      <w:r>
+        <w:rPr>
+          <w:rStyle w:val="KeywordTok"/>
+        </w:rPr>
+        <w:t xml:space="preserve">PRIMARY</w:t>
+      </w:r>
+      <w:r>
+        <w:rPr>
+          <w:rStyle w:val="NormalTok"/>
+        </w:rPr>
+        <w:t xml:space="preserve"> </w:t>
+      </w:r>
+      <w:r>
+        <w:rPr>
+          <w:rStyle w:val="KeywordTok"/>
+        </w:rPr>
+        <w:t xml:space="preserve">KEY</w:t>
+      </w:r>
+      <w:r>
+        <w:rPr>
+          <w:rStyle w:val="NormalTok"/>
+        </w:rPr>
+        <w:t xml:space="preserve">,</w:t>
+      </w:r>
+      <w:r>
+        <w:br/>
+      </w:r>
+      <w:r>
+        <w:rPr>
+          <w:rStyle w:val="NormalTok"/>
+        </w:rPr>
+        <w:t xml:space="preserve">    Name </w:t>
+      </w:r>
+      <w:r>
+        <w:rPr>
+          <w:rStyle w:val="DataTypeTok"/>
+        </w:rPr>
+        <w:t xml:space="preserve">VARCHAR</w:t>
+      </w:r>
+      <w:r>
+        <w:rPr>
+          <w:rStyle w:val="NormalTok"/>
+        </w:rPr>
+        <w:t xml:space="preserve">(</w:t>
+      </w:r>
+      <w:r>
+        <w:rPr>
+          <w:rStyle w:val="DecValTok"/>
+        </w:rPr>
+        <w:t xml:space="preserve">100</w:t>
+      </w:r>
+      <w:r>
+        <w:rPr>
+          <w:rStyle w:val="NormalTok"/>
+        </w:rPr>
+        <w:t xml:space="preserve">) </w:t>
+      </w:r>
+      <w:r>
+        <w:rPr>
+          <w:rStyle w:val="KeywordTok"/>
+        </w:rPr>
+        <w:t xml:space="preserve">NOT</w:t>
+      </w:r>
+      <w:r>
+        <w:rPr>
+          <w:rStyle w:val="NormalTok"/>
+        </w:rPr>
+        <w:t xml:space="preserve"> </w:t>
+      </w:r>
+      <w:r>
+        <w:rPr>
+          <w:rStyle w:val="KeywordTok"/>
+        </w:rPr>
+        <w:t xml:space="preserve">NULL</w:t>
+      </w:r>
+      <w:r>
+        <w:br/>
+      </w:r>
+      <w:r>
+        <w:rPr>
+          <w:rStyle w:val="NormalTok"/>
+        </w:rPr>
+        <w:t xml:space="preserve">);</w:t>
+      </w:r>
+    </w:p>
+    <w:bookmarkEnd w:id="123"/>
+    <w:bookmarkStart w:id="124" w:name="create"/>
+    <w:p>
+      <w:pPr>
+        <w:pStyle w:val="Heading2"/>
+      </w:pPr>
+      <w:r>
+        <w:t xml:space="preserve">Create</w:t>
+      </w:r>
+    </w:p>
+    <w:p>
+      <w:pPr>
+        <w:pStyle w:val="SourceCode"/>
+      </w:pPr>
+      <w:r>
+        <w:rPr>
+          <w:rStyle w:val="KeywordTok"/>
+        </w:rPr>
+        <w:t xml:space="preserve">INSERT</w:t>
+      </w:r>
+      <w:r>
+        <w:rPr>
+          <w:rStyle w:val="NormalTok"/>
+        </w:rPr>
+        <w:t xml:space="preserve"> </w:t>
+      </w:r>
+      <w:r>
+        <w:rPr>
+          <w:rStyle w:val="KeywordTok"/>
+        </w:rPr>
+        <w:t xml:space="preserve">INTO</w:t>
+      </w:r>
+      <w:r>
+        <w:rPr>
+          <w:rStyle w:val="NormalTok"/>
+        </w:rPr>
+        <w:t xml:space="preserve"> Tabelle (</w:t>
+      </w:r>
+      <w:r>
+        <w:rPr>
+          <w:rStyle w:val="KeywordTok"/>
+        </w:rPr>
+        <w:t xml:space="preserve">ID</w:t>
+      </w:r>
+      <w:r>
+        <w:rPr>
+          <w:rStyle w:val="NormalTok"/>
+        </w:rPr>
+        <w:t xml:space="preserve">, Name)</w:t>
+      </w:r>
+      <w:r>
+        <w:br/>
+      </w:r>
+      <w:r>
+        <w:rPr>
+          <w:rStyle w:val="KeywordTok"/>
+        </w:rPr>
+        <w:t xml:space="preserve">VALUES</w:t>
+      </w:r>
+      <w:r>
+        <w:rPr>
+          <w:rStyle w:val="NormalTok"/>
+        </w:rPr>
+        <w:t xml:space="preserve"> (</w:t>
+      </w:r>
+      <w:r>
+        <w:rPr>
+          <w:rStyle w:val="DecValTok"/>
+        </w:rPr>
+        <w:t xml:space="preserve">1</w:t>
+      </w:r>
+      <w:r>
+        <w:rPr>
+          <w:rStyle w:val="NormalTok"/>
+        </w:rPr>
+        <w:t xml:space="preserve">, </w:t>
+      </w:r>
+      <w:r>
+        <w:rPr>
+          <w:rStyle w:val="StringTok"/>
+        </w:rPr>
+        <w:t xml:space="preserve">'Beispiel'</w:t>
+      </w:r>
+      <w:r>
+        <w:rPr>
+          <w:rStyle w:val="NormalTok"/>
+        </w:rPr>
+        <w:t xml:space="preserve">);</w:t>
+      </w:r>
+    </w:p>
+    <w:bookmarkEnd w:id="124"/>
+    <w:bookmarkStart w:id="125" w:name="read"/>
+    <w:p>
+      <w:pPr>
+        <w:pStyle w:val="Heading2"/>
+      </w:pPr>
+      <w:r>
+        <w:t xml:space="preserve">Read</w:t>
+      </w:r>
+    </w:p>
+    <w:p>
+      <w:pPr>
+        <w:pStyle w:val="SourceCode"/>
+      </w:pPr>
+      <w:r>
+        <w:rPr>
+          <w:rStyle w:val="KeywordTok"/>
+        </w:rPr>
+        <w:t xml:space="preserve">SELECT</w:t>
+      </w:r>
+      <w:r>
+        <w:rPr>
+          <w:rStyle w:val="NormalTok"/>
+        </w:rPr>
+        <w:t xml:space="preserve"> </w:t>
+      </w:r>
+      <w:r>
+        <w:rPr>
+          <w:rStyle w:val="OperatorTok"/>
+        </w:rPr>
+        <w:t xml:space="preserve">*</w:t>
+      </w:r>
+      <w:r>
+        <w:br/>
+      </w:r>
+      <w:r>
+        <w:rPr>
+          <w:rStyle w:val="KeywordTok"/>
+        </w:rPr>
+        <w:t xml:space="preserve">FROM</w:t>
+      </w:r>
+      <w:r>
+        <w:rPr>
+          <w:rStyle w:val="NormalTok"/>
+        </w:rPr>
+        <w:t xml:space="preserve"> Tabelle</w:t>
+      </w:r>
+      <w:r>
+        <w:br/>
+      </w:r>
+      <w:r>
+        <w:rPr>
+          <w:rStyle w:val="KeywordTok"/>
+        </w:rPr>
+        <w:t xml:space="preserve">WHERE</w:t>
+      </w:r>
+      <w:r>
+        <w:rPr>
+          <w:rStyle w:val="NormalTok"/>
+        </w:rPr>
+        <w:t xml:space="preserve"> </w:t>
+      </w:r>
+      <w:r>
+        <w:rPr>
+          <w:rStyle w:val="KeywordTok"/>
+        </w:rPr>
+        <w:t xml:space="preserve">ID</w:t>
+      </w:r>
+      <w:r>
+        <w:rPr>
+          <w:rStyle w:val="NormalTok"/>
+        </w:rPr>
+        <w:t xml:space="preserve"> </w:t>
+      </w:r>
+      <w:r>
+        <w:rPr>
+          <w:rStyle w:val="OperatorTok"/>
+        </w:rPr>
+        <w:t xml:space="preserve">=</w:t>
+      </w:r>
+      <w:r>
+        <w:rPr>
+          <w:rStyle w:val="NormalTok"/>
+        </w:rPr>
+        <w:t xml:space="preserve"> </w:t>
+      </w:r>
+      <w:r>
+        <w:rPr>
+          <w:rStyle w:val="DecValTok"/>
+        </w:rPr>
+        <w:t xml:space="preserve">1</w:t>
+      </w:r>
+      <w:r>
+        <w:rPr>
+          <w:rStyle w:val="NormalTok"/>
+        </w:rPr>
+        <w:t xml:space="preserve">;</w:t>
+      </w:r>
+    </w:p>
+    <w:bookmarkEnd w:id="125"/>
+    <w:bookmarkStart w:id="126" w:name="update-1"/>
+    <w:p>
+      <w:pPr>
+        <w:pStyle w:val="Heading2"/>
+      </w:pPr>
+      <w:r>
+        <w:t xml:space="preserve">Update</w:t>
+      </w:r>
+    </w:p>
+    <w:p>
+      <w:pPr>
+        <w:pStyle w:val="SourceCode"/>
+      </w:pPr>
+      <w:r>
+        <w:rPr>
+          <w:rStyle w:val="KeywordTok"/>
+        </w:rPr>
+        <w:t xml:space="preserve">UPDATE</w:t>
+      </w:r>
+      <w:r>
+        <w:rPr>
+          <w:rStyle w:val="NormalTok"/>
+        </w:rPr>
+        <w:t xml:space="preserve"> Tabelle</w:t>
+      </w:r>
+      <w:r>
+        <w:br/>
+      </w:r>
+      <w:r>
+        <w:rPr>
+          <w:rStyle w:val="KeywordTok"/>
+        </w:rPr>
+        <w:t xml:space="preserve">SET</w:t>
+      </w:r>
+      <w:r>
+        <w:rPr>
+          <w:rStyle w:val="NormalTok"/>
+        </w:rPr>
+        <w:t xml:space="preserve"> Name </w:t>
+      </w:r>
+      <w:r>
+        <w:rPr>
+          <w:rStyle w:val="OperatorTok"/>
+        </w:rPr>
+        <w:t xml:space="preserve">=</w:t>
+      </w:r>
+      <w:r>
+        <w:rPr>
+          <w:rStyle w:val="NormalTok"/>
+        </w:rPr>
+        <w:t xml:space="preserve"> </w:t>
+      </w:r>
+      <w:r>
+        <w:rPr>
+          <w:rStyle w:val="StringTok"/>
+        </w:rPr>
+        <w:t xml:space="preserve">'Neu'</w:t>
+      </w:r>
+      <w:r>
+        <w:br/>
+      </w:r>
+      <w:r>
+        <w:rPr>
+          <w:rStyle w:val="KeywordTok"/>
+        </w:rPr>
+        <w:t xml:space="preserve">WHERE</w:t>
+      </w:r>
+      <w:r>
+        <w:rPr>
+          <w:rStyle w:val="NormalTok"/>
+        </w:rPr>
+        <w:t xml:space="preserve"> </w:t>
+      </w:r>
+      <w:r>
+        <w:rPr>
+          <w:rStyle w:val="KeywordTok"/>
+        </w:rPr>
+        <w:t xml:space="preserve">ID</w:t>
+      </w:r>
+      <w:r>
+        <w:rPr>
+          <w:rStyle w:val="NormalTok"/>
+        </w:rPr>
+        <w:t xml:space="preserve"> </w:t>
+      </w:r>
+      <w:r>
+        <w:rPr>
+          <w:rStyle w:val="OperatorTok"/>
+        </w:rPr>
+        <w:t xml:space="preserve">=</w:t>
+      </w:r>
+      <w:r>
+        <w:rPr>
+          <w:rStyle w:val="NormalTok"/>
+        </w:rPr>
+        <w:t xml:space="preserve"> </w:t>
+      </w:r>
+      <w:r>
+        <w:rPr>
+          <w:rStyle w:val="DecValTok"/>
+        </w:rPr>
+        <w:t xml:space="preserve">1</w:t>
+      </w:r>
+      <w:r>
+        <w:rPr>
+          <w:rStyle w:val="NormalTok"/>
+        </w:rPr>
+        <w:t xml:space="preserve">;</w:t>
+      </w:r>
+    </w:p>
+    <w:bookmarkEnd w:id="126"/>
+    <w:bookmarkStart w:id="127" w:name="delete-1"/>
+    <w:p>
+      <w:pPr>
+        <w:pStyle w:val="Heading2"/>
+      </w:pPr>
+      <w:r>
+        <w:t xml:space="preserve">Delete</w:t>
+      </w:r>
+    </w:p>
+    <w:p>
+      <w:pPr>
+        <w:pStyle w:val="SourceCode"/>
+      </w:pPr>
+      <w:r>
+        <w:rPr>
+          <w:rStyle w:val="KeywordTok"/>
+        </w:rPr>
+        <w:t xml:space="preserve">DELETE</w:t>
+      </w:r>
+      <w:r>
+        <w:rPr>
+          <w:rStyle w:val="NormalTok"/>
+        </w:rPr>
+        <w:t xml:space="preserve"> </w:t>
+      </w:r>
+      <w:r>
+        <w:rPr>
+          <w:rStyle w:val="KeywordTok"/>
+        </w:rPr>
+        <w:t xml:space="preserve">FROM</w:t>
+      </w:r>
+      <w:r>
+        <w:rPr>
+          <w:rStyle w:val="NormalTok"/>
+        </w:rPr>
+        <w:t xml:space="preserve"> Tabelle</w:t>
+      </w:r>
+      <w:r>
+        <w:br/>
+      </w:r>
+      <w:r>
+        <w:rPr>
+          <w:rStyle w:val="KeywordTok"/>
+        </w:rPr>
+        <w:t xml:space="preserve">WHERE</w:t>
+      </w:r>
+      <w:r>
+        <w:rPr>
+          <w:rStyle w:val="NormalTok"/>
+        </w:rPr>
+        <w:t xml:space="preserve"> </w:t>
+      </w:r>
+      <w:r>
+        <w:rPr>
+          <w:rStyle w:val="KeywordTok"/>
+        </w:rPr>
+        <w:t xml:space="preserve">ID</w:t>
+      </w:r>
+      <w:r>
+        <w:rPr>
+          <w:rStyle w:val="NormalTok"/>
+        </w:rPr>
+        <w:t xml:space="preserve"> </w:t>
+      </w:r>
+      <w:r>
+        <w:rPr>
+          <w:rStyle w:val="OperatorTok"/>
+        </w:rPr>
+        <w:t xml:space="preserve">=</w:t>
+      </w:r>
+      <w:r>
+        <w:rPr>
+          <w:rStyle w:val="NormalTok"/>
+        </w:rPr>
+        <w:t xml:space="preserve"> </w:t>
+      </w:r>
+      <w:r>
+        <w:rPr>
+          <w:rStyle w:val="DecValTok"/>
+        </w:rPr>
+        <w:t xml:space="preserve">1</w:t>
+      </w:r>
+      <w:r>
+        <w:rPr>
+          <w:rStyle w:val="NormalTok"/>
+        </w:rPr>
+        <w:t xml:space="preserve">;</w:t>
+      </w:r>
+    </w:p>
+    <w:bookmarkEnd w:id="127"/>
+    <w:bookmarkStart w:id="128" w:name="sortieren"/>
+    <w:p>
+      <w:pPr>
+        <w:pStyle w:val="Heading2"/>
+      </w:pPr>
+      <w:r>
+        <w:t xml:space="preserve">Sortieren</w:t>
+      </w:r>
+    </w:p>
+    <w:p>
+      <w:pPr>
+        <w:pStyle w:val="SourceCode"/>
+      </w:pPr>
+      <w:r>
+        <w:rPr>
+          <w:rStyle w:val="KeywordTok"/>
+        </w:rPr>
+        <w:t xml:space="preserve">ORDER</w:t>
+      </w:r>
+      <w:r>
+        <w:rPr>
+          <w:rStyle w:val="NormalTok"/>
+        </w:rPr>
+        <w:t xml:space="preserve"> </w:t>
+      </w:r>
+      <w:r>
+        <w:rPr>
+          <w:rStyle w:val="KeywordTok"/>
+        </w:rPr>
+        <w:t xml:space="preserve">BY</w:t>
+      </w:r>
+      <w:r>
+        <w:rPr>
+          <w:rStyle w:val="NormalTok"/>
+        </w:rPr>
+        <w:t xml:space="preserve"> Name </w:t>
+      </w:r>
+      <w:r>
+        <w:rPr>
+          <w:rStyle w:val="KeywordTok"/>
+        </w:rPr>
+        <w:t xml:space="preserve">ASC</w:t>
+      </w:r>
+    </w:p>
+    <w:bookmarkEnd w:id="128"/>
+    <w:bookmarkStart w:id="129" w:name="eindeutigkeit"/>
+    <w:p>
+      <w:pPr>
+        <w:pStyle w:val="Heading2"/>
+      </w:pPr>
+      <w:r>
+        <w:t xml:space="preserve">Eindeutigkeit</w:t>
+      </w:r>
+    </w:p>
+    <w:p>
+      <w:pPr>
+        <w:pStyle w:val="SourceCode"/>
+      </w:pPr>
+      <w:r>
+        <w:rPr>
+          <w:rStyle w:val="KeywordTok"/>
+        </w:rPr>
+        <w:t xml:space="preserve">UNIQUE</w:t>
+      </w:r>
+    </w:p>
+    <w:bookmarkEnd w:id="129"/>
+    <w:bookmarkStart w:id="130" w:name="beziehung"/>
+    <w:p>
+      <w:pPr>
+        <w:pStyle w:val="Heading2"/>
+      </w:pPr>
+      <w:r>
+        <w:t xml:space="preserve">Beziehung</w:t>
+      </w:r>
+    </w:p>
+    <w:p>
+      <w:pPr>
+        <w:pStyle w:val="SourceCode"/>
+      </w:pPr>
+      <w:r>
+        <w:rPr>
+          <w:rStyle w:val="KeywordTok"/>
+        </w:rPr>
+        <w:t xml:space="preserve">FOREIGN</w:t>
+      </w:r>
+      <w:r>
+        <w:rPr>
+          <w:rStyle w:val="NormalTok"/>
+        </w:rPr>
+        <w:t xml:space="preserve"> </w:t>
+      </w:r>
+      <w:r>
+        <w:rPr>
+          <w:rStyle w:val="KeywordTok"/>
+        </w:rPr>
+        <w:t xml:space="preserve">KEY</w:t>
+      </w:r>
+      <w:r>
+        <w:rPr>
+          <w:rStyle w:val="NormalTok"/>
+        </w:rPr>
+        <w:t xml:space="preserve"> (</w:t>
+      </w:r>
+      <w:r>
+        <w:rPr>
+          <w:rStyle w:val="OperatorTok"/>
+        </w:rPr>
+        <w:t xml:space="preserve">..</w:t>
+      </w:r>
+      <w:r>
+        <w:rPr>
+          <w:rStyle w:val="NormalTok"/>
+        </w:rPr>
+        <w:t xml:space="preserve">.)</w:t>
+      </w:r>
+      <w:r>
+        <w:br/>
+      </w:r>
+      <w:r>
+        <w:rPr>
+          <w:rStyle w:val="KeywordTok"/>
+        </w:rPr>
+        <w:t xml:space="preserve">REFERENCES</w:t>
+      </w:r>
+      <w:r>
+        <w:rPr>
+          <w:rStyle w:val="NormalTok"/>
+        </w:rPr>
+        <w:t xml:space="preserve"> </w:t>
+      </w:r>
+      <w:r>
+        <w:rPr>
+          <w:rStyle w:val="OperatorTok"/>
+        </w:rPr>
+        <w:t xml:space="preserve">..</w:t>
+      </w:r>
+      <w:r>
+        <w:rPr>
+          <w:rStyle w:val="NormalTok"/>
+        </w:rPr>
+        <w:t xml:space="preserve">.</w:t>
+      </w:r>
+    </w:p>
+    <w:p>
+      <w:pPr>
+        <w:pStyle w:val="FirstParagraph"/>
+      </w:pPr>
+      <w:r>
+        <w:t xml:space="preserve">Ausführliche Erklärung:</w:t>
+      </w:r>
+    </w:p>
+    <w:p>
+      <w:pPr>
+        <w:pStyle w:val="SourceCode"/>
+      </w:pPr>
+      <w:r>
+        <w:rPr>
+          <w:rStyle w:val="VerbatimChar"/>
+        </w:rPr>
+        <w:t xml:space="preserve">Grundlagen/SQL/</w:t>
+      </w:r>
+    </w:p>
+    <w:p>
+      <w:r>
+        <w:br w:type="page"/>
+      </w:r>
+    </w:p>
+    <w:bookmarkEnd w:id="130"/>
+    <w:bookmarkEnd w:id="131"/>
+    <w:bookmarkStart w:id="137" w:name="m15-peer-review-datenmodell"/>
+    <w:p>
+      <w:pPr>
+        <w:pStyle w:val="Heading1"/>
+      </w:pPr>
+      <w:r>
+        <w:t xml:space="preserve">M15 – Peer-Review Datenmodell</w:t>
+      </w:r>
+    </w:p>
+    <w:bookmarkStart w:id="132" w:name="bewertetes-modell"/>
+    <w:p>
+      <w:pPr>
+        <w:pStyle w:val="Heading2"/>
+      </w:pPr>
+      <w:r>
+        <w:t xml:space="preserve">Bewertetes Modell</w:t>
+      </w:r>
+    </w:p>
+    <w:p>
+      <w:r>
+        <w:pict>
+          <v:rect style="width:0;height:1.5pt" o:hralign="center" o:hrstd="t" o:hr="t"/>
+        </w:pict>
+      </w:r>
+    </w:p>
+    <w:bookmarkEnd w:id="132"/>
+    <w:bookmarkStart w:id="133" w:name="prüft"/>
+    <w:p>
+      <w:pPr>
+        <w:pStyle w:val="Heading2"/>
+      </w:pPr>
+      <w:r>
+        <w:t xml:space="preserve">Prüft</w:t>
+      </w:r>
+    </w:p>
+    <w:p>
+      <w:pPr>
+        <w:numPr>
+          <w:ilvl w:val="0"/>
+          <w:numId w:val="1013"/>
+        </w:numPr>
+        <w:pStyle w:val="Compact"/>
+      </w:pPr>
+      <w:r>
+        <w:t xml:space="preserve">☐ Klassen/Tabellen sind sinnvoll gewählt.</w:t>
+      </w:r>
+    </w:p>
+    <w:p>
+      <w:pPr>
+        <w:numPr>
+          <w:ilvl w:val="0"/>
+          <w:numId w:val="1013"/>
+        </w:numPr>
+        <w:pStyle w:val="Compact"/>
+      </w:pPr>
+      <w:r>
+        <w:t xml:space="preserve">☐ Attribute gehören zur richtigen Tabelle.</w:t>
+      </w:r>
+    </w:p>
+    <w:p>
+      <w:pPr>
+        <w:numPr>
+          <w:ilvl w:val="0"/>
+          <w:numId w:val="1013"/>
+        </w:numPr>
+        <w:pStyle w:val="Compact"/>
+      </w:pPr>
+      <w:r>
+        <w:t xml:space="preserve">☐ Primärschlüssel sind eindeutig.</w:t>
+      </w:r>
+    </w:p>
+    <w:p>
+      <w:pPr>
+        <w:numPr>
+          <w:ilvl w:val="0"/>
+          <w:numId w:val="1013"/>
+        </w:numPr>
+        <w:pStyle w:val="Compact"/>
+      </w:pPr>
+      <w:r>
+        <w:t xml:space="preserve">☐ Fremdschlüssel sind nachvollziehbar.</w:t>
+      </w:r>
+    </w:p>
+    <w:p>
+      <w:pPr>
+        <w:numPr>
+          <w:ilvl w:val="0"/>
+          <w:numId w:val="1013"/>
+        </w:numPr>
+        <w:pStyle w:val="Compact"/>
+      </w:pPr>
+      <w:r>
+        <w:t xml:space="preserve">☐ unnötige Wiederholungen wurden vermieden.</w:t>
+      </w:r>
+    </w:p>
+    <w:p>
+      <w:pPr>
+        <w:numPr>
+          <w:ilvl w:val="0"/>
+          <w:numId w:val="1013"/>
+        </w:numPr>
+        <w:pStyle w:val="Compact"/>
+      </w:pPr>
+      <w:r>
+        <w:t xml:space="preserve">☐ Beziehungen sind fachlich korrekt.</w:t>
+      </w:r>
+    </w:p>
+    <w:bookmarkEnd w:id="133"/>
+    <w:bookmarkStart w:id="134" w:name="eine-stärke"/>
+    <w:p>
+      <w:pPr>
+        <w:pStyle w:val="Heading2"/>
+      </w:pPr>
+      <w:r>
+        <w:t xml:space="preserve">Eine Stärke</w:t>
+      </w:r>
+    </w:p>
+    <w:p>
+      <w:r>
+        <w:pict>
+          <v:rect style="width:0;height:1.5pt" o:hralign="center" o:hrstd="t" o:hr="t"/>
+        </w:pict>
+      </w:r>
+    </w:p>
+    <w:bookmarkEnd w:id="134"/>
+    <w:bookmarkStart w:id="135" w:name="eine-unklarheit"/>
+    <w:p>
+      <w:pPr>
+        <w:pStyle w:val="Heading2"/>
+      </w:pPr>
+      <w:r>
+        <w:t xml:space="preserve">Eine Unklarheit</w:t>
+      </w:r>
+    </w:p>
+    <w:p>
+      <w:r>
+        <w:pict>
+          <v:rect style="width:0;height:1.5pt" o:hralign="center" o:hrstd="t" o:hr="t"/>
+        </w:pict>
+      </w:r>
+    </w:p>
+    <w:bookmarkEnd w:id="135"/>
+    <w:bookmarkStart w:id="136" w:name="ein-verbesserungsvorschlag"/>
+    <w:p>
+      <w:pPr>
+        <w:pStyle w:val="Heading2"/>
+      </w:pPr>
+      <w:r>
+        <w:t xml:space="preserve">Ein Verbesserungsvorschlag</w:t>
+      </w:r>
+    </w:p>
+    <w:p>
+      <w:r>
+        <w:pict>
+          <v:rect style="width:0;height:1.5pt" o:hralign="center" o:hrstd="t" o:hr="t"/>
+        </w:pict>
+      </w:r>
+    </w:p>
+    <w:bookmarkEnd w:id="136"/>
+    <w:bookmarkEnd w:id="137"/>
     <w:sectPr>
       <w:headerReference r:id="rId9" w:type="default"/>
       <w:footerReference r:id="rId11" w:type="default"/>
@@ -5483,7 +6019,7 @@
       <w:rPr>
         <w:sz w:val="16"/>
       </w:rPr>
-      <w:t>Unterrichtsmaterial Oberschule Sachsen · Version v0.4.0-444-gad95bb4-dirty · Build 18.08.2026</w:t>
+      <w:t>Unterrichtsmaterial Oberschule Sachsen · Version v0.4.0-489-gf58e499-dirty · Build 18.08.2026</w:t>
     </w:r>
   </w:p>
 </w:ftr>
@@ -6103,15 +6639,6 @@
     </w:lvlOverride>
   </w:num>
   <w:num w:numId="1003">
-    <w:abstractNumId w:val="991"/>
-  </w:num>
-  <w:num w:numId="1004">
-    <w:abstractNumId w:val="991"/>
-  </w:num>
-  <w:num w:numId="1005">
-    <w:abstractNumId w:val="991"/>
-  </w:num>
-  <w:num w:numId="1006">
     <w:abstractNumId w:val="99411"/>
     <w:lvlOverride w:ilvl="0">
       <w:startOverride w:val="1"/>
@@ -6140,6 +6667,15 @@
     <w:lvlOverride w:ilvl="8">
       <w:startOverride w:val="1"/>
     </w:lvlOverride>
+  </w:num>
+  <w:num w:numId="1004">
+    <w:abstractNumId w:val="991"/>
+  </w:num>
+  <w:num w:numId="1005">
+    <w:abstractNumId w:val="991"/>
+  </w:num>
+  <w:num w:numId="1006">
+    <w:abstractNumId w:val="991"/>
   </w:num>
   <w:num w:numId="1007">
     <w:abstractNumId w:val="99411"/>
@@ -6172,6 +6708,36 @@
     </w:lvlOverride>
   </w:num>
   <w:num w:numId="1008">
+    <w:abstractNumId w:val="99411"/>
+    <w:lvlOverride w:ilvl="0">
+      <w:startOverride w:val="1"/>
+    </w:lvlOverride>
+    <w:lvlOverride w:ilvl="1">
+      <w:startOverride w:val="1"/>
+    </w:lvlOverride>
+    <w:lvlOverride w:ilvl="2">
+      <w:startOverride w:val="1"/>
+    </w:lvlOverride>
+    <w:lvlOverride w:ilvl="3">
+      <w:startOverride w:val="1"/>
+    </w:lvlOverride>
+    <w:lvlOverride w:ilvl="4">
+      <w:startOverride w:val="1"/>
+    </w:lvlOverride>
+    <w:lvlOverride w:ilvl="5">
+      <w:startOverride w:val="1"/>
+    </w:lvlOverride>
+    <w:lvlOverride w:ilvl="6">
+      <w:startOverride w:val="1"/>
+    </w:lvlOverride>
+    <w:lvlOverride w:ilvl="7">
+      <w:startOverride w:val="1"/>
+    </w:lvlOverride>
+    <w:lvlOverride w:ilvl="8">
+      <w:startOverride w:val="1"/>
+    </w:lvlOverride>
+  </w:num>
+  <w:num w:numId="1009">
     <w:abstractNumId w:val="99414"/>
     <w:lvlOverride w:ilvl="0">
       <w:startOverride w:val="4"/>
@@ -6201,10 +6767,10 @@
       <w:startOverride w:val="4"/>
     </w:lvlOverride>
   </w:num>
-  <w:num w:numId="1009">
+  <w:num w:numId="1010">
     <w:abstractNumId w:val="991"/>
   </w:num>
-  <w:num w:numId="1010">
+  <w:num w:numId="1011">
     <w:abstractNumId w:val="99411"/>
     <w:lvlOverride w:ilvl="0">
       <w:startOverride w:val="1"/>
@@ -6234,10 +6800,10 @@
       <w:startOverride w:val="1"/>
     </w:lvlOverride>
   </w:num>
-  <w:num w:numId="1011">
+  <w:num w:numId="1012">
     <w:abstractNumId w:val="991"/>
   </w:num>
-  <w:num w:numId="1012">
+  <w:num w:numId="1013">
     <w:abstractNumId w:val="991"/>
   </w:num>
 </w:numbering>

--- a/Ausgabe/Klasse_9/01_Informationen_und_Daten/03_Material.docx
+++ b/Ausgabe/Klasse_9/01_Informationen_und_Daten/03_Material.docx
@@ -5483,7 +5483,7 @@
       <w:rPr>
         <w:sz w:val="16"/>
       </w:rPr>
-      <w:t>Unterrichtsmaterial Oberschule Sachsen · Version v0.4.0-444-gad95bb4-dirty · Build 18.08.2026</w:t>
+      <w:t>Unterrichtsmaterial Oberschule Sachsen · Version v0.4.0-490-g2532335-dirty · Build 18.08.2026</w:t>
     </w:r>
   </w:p>
 </w:ftr>

--- a/Ausgabe/Klasse_9/01_Informationen_und_Daten/03_Material.docx
+++ b/Ausgabe/Klasse_9/01_Informationen_und_Daten/03_Material.docx
@@ -5483,7 +5483,7 @@
       <w:rPr>
         <w:sz w:val="16"/>
       </w:rPr>
-      <w:t>Unterrichtsmaterial Oberschule Sachsen · Version v0.4.0-490-g2532335-dirty · Build 18.08.2026</w:t>
+      <w:t>Unterrichtsmaterial Oberschule Sachsen · Version v0.4.0-521-gfaabf71-dirty · Build 19.08.2026</w:t>
     </w:r>
   </w:p>
 </w:ftr>

--- a/Ausgabe/Klasse_9/01_Informationen_und_Daten/03_Material.docx
+++ b/Ausgabe/Klasse_9/01_Informationen_und_Daten/03_Material.docx
@@ -5483,7 +5483,7 @@
       <w:rPr>
         <w:sz w:val="16"/>
       </w:rPr>
-      <w:t>Unterrichtsmaterial Oberschule Sachsen · Version v0.4.0-490-g2532335-dirty · Build 18.08.2026</w:t>
+      <w:t>Unterrichtsmaterial Oberschule Sachsen · Version v0.4.0-521-g87c4bcc-dirty · Build 19.08.2026</w:t>
     </w:r>
   </w:p>
 </w:ftr>

--- a/Ausgabe/Klasse_9/01_Informationen_und_Daten/03_Material.docx
+++ b/Ausgabe/Klasse_9/01_Informationen_und_Daten/03_Material.docx
@@ -5483,7 +5483,7 @@
       <w:rPr>
         <w:sz w:val="16"/>
       </w:rPr>
-      <w:t>Unterrichtsmaterial Oberschule Sachsen · Version v0.4.0-521-g87c4bcc-dirty · Build 19.08.2026</w:t>
+      <w:t>Unterrichtsmaterial Oberschule Sachsen · Version v0.4.0-527-gca6ed1b-dirty · Build 19.08.2026</w:t>
     </w:r>
   </w:p>
 </w:ftr>

--- a/Ausgabe/Klasse_9/01_Informationen_und_Daten/03_Material.docx
+++ b/Ausgabe/Klasse_9/01_Informationen_und_Daten/03_Material.docx
@@ -5483,7 +5483,7 @@
       <w:rPr>
         <w:sz w:val="16"/>
       </w:rPr>
-      <w:t>Unterrichtsmaterial Oberschule Sachsen · Version v0.4.0-527-gca6ed1b-dirty · Build 19.08.2026</w:t>
+      <w:t>Unterrichtsmaterial Oberschule Sachsen · Version v0.4.0-530-gbb43ae4-dirty · Build 20.08.2026</w:t>
     </w:r>
   </w:p>
 </w:ftr>

--- a/Ausgabe/Klasse_9/01_Informationen_und_Daten/03_Material.docx
+++ b/Ausgabe/Klasse_9/01_Informationen_und_Daten/03_Material.docx
@@ -5483,7 +5483,7 @@
       <w:rPr>
         <w:sz w:val="16"/>
       </w:rPr>
-      <w:t>Unterrichtsmaterial Oberschule Sachsen · Version v0.4.0-530-gbb43ae4-dirty · Build 20.08.2026</w:t>
+      <w:t>Unterrichtsmaterial Oberschule Sachsen · Version v0.4.0-534-gc09a6c6-dirty · Build 20.08.2026</w:t>
     </w:r>
   </w:p>
 </w:ftr>
